--- a/stepan-curs-v1.docx
+++ b/stepan-curs-v1.docx
@@ -2733,9 +2733,558 @@
           <w:szCs w:val="28"/>
         </w:rPr>
       </w:pPr>
-    </w:p>
-    <w:p>
-      <w:pPr>
+      <w:r>
+        <w:rPr>
+          <w:color w:val="000000"/>
+          <w:szCs w:val="28"/>
+        </w:rPr>
+        <w:t xml:space="preserve">Целью данной курсовой работы является разработка и применение собственного алгоритма </w:t>
+      </w:r>
+      <w:r>
+        <w:rPr>
+          <w:color w:val="000000"/>
+          <w:szCs w:val="28"/>
+        </w:rPr>
+        <w:t xml:space="preserve">(громкое заявление) </w:t>
+      </w:r>
+      <w:r>
+        <w:rPr>
+          <w:color w:val="000000"/>
+          <w:szCs w:val="28"/>
+        </w:rPr>
+        <w:t>для решения задачи поиска минимального количества охранников. Этот алгоритм основан на комбинации метода определения выпуклых многоугольников с использованием алгоритма Хертеля-</w:t>
+      </w:r>
+      <w:proofErr w:type="spellStart"/>
+      <w:r>
+        <w:rPr>
+          <w:color w:val="000000"/>
+          <w:szCs w:val="28"/>
+        </w:rPr>
+        <w:t>Мельхорн</w:t>
+      </w:r>
+      <w:r>
+        <w:rPr>
+          <w:color w:val="000000"/>
+          <w:szCs w:val="28"/>
+        </w:rPr>
+        <w:t>а</w:t>
+      </w:r>
+      <w:proofErr w:type="spellEnd"/>
+      <w:r>
+        <w:rPr>
+          <w:color w:val="000000"/>
+          <w:szCs w:val="28"/>
+        </w:rPr>
+        <w:t>.</w:t>
+      </w:r>
+    </w:p>
+    <w:p>
+      <w:pPr>
+        <w:ind w:firstLine="708"/>
+        <w:rPr>
+          <w:color w:val="000000"/>
+          <w:szCs w:val="28"/>
+        </w:rPr>
+      </w:pPr>
+      <w:r>
+        <w:rPr>
+          <w:color w:val="000000"/>
+          <w:szCs w:val="28"/>
+        </w:rPr>
+        <w:t>Для достижения поставленной цели в ходе выполнения курсовой работы необходимо решить следующие задачи:</w:t>
+      </w:r>
+    </w:p>
+    <w:p>
+      <w:pPr>
+        <w:pStyle w:val="a4"/>
+        <w:numPr>
+          <w:ilvl w:val="0"/>
+          <w:numId w:val="8"/>
+        </w:numPr>
+        <w:rPr>
+          <w:color w:val="000000"/>
+          <w:szCs w:val="28"/>
+        </w:rPr>
+      </w:pPr>
+      <w:r>
+        <w:rPr>
+          <w:color w:val="000000"/>
+          <w:szCs w:val="28"/>
+        </w:rPr>
+        <w:t>Провести обзор существующих алгоритмов, направленных на решение задачи охраны музейной галереи, и выявить наиболее эффективные из них.</w:t>
+      </w:r>
+    </w:p>
+    <w:p>
+      <w:pPr>
+        <w:pStyle w:val="a4"/>
+        <w:numPr>
+          <w:ilvl w:val="0"/>
+          <w:numId w:val="8"/>
+        </w:numPr>
+        <w:rPr>
+          <w:color w:val="000000"/>
+          <w:szCs w:val="28"/>
+        </w:rPr>
+      </w:pPr>
+      <w:r>
+        <w:rPr>
+          <w:color w:val="000000"/>
+          <w:szCs w:val="28"/>
+        </w:rPr>
+        <w:t>Скорректировать выбранные алгоритмы и обосновать их эффективность.</w:t>
+      </w:r>
+    </w:p>
+    <w:p>
+      <w:pPr>
+        <w:pStyle w:val="a4"/>
+        <w:numPr>
+          <w:ilvl w:val="0"/>
+          <w:numId w:val="8"/>
+        </w:numPr>
+        <w:rPr>
+          <w:color w:val="000000"/>
+          <w:szCs w:val="28"/>
+        </w:rPr>
+      </w:pPr>
+      <w:r>
+        <w:rPr>
+          <w:color w:val="000000"/>
+          <w:szCs w:val="28"/>
+        </w:rPr>
+        <w:t>Разработать программную реализацию предложенного алгоритма.</w:t>
+      </w:r>
+    </w:p>
+    <w:p>
+      <w:pPr>
+        <w:pStyle w:val="a4"/>
+        <w:numPr>
+          <w:ilvl w:val="0"/>
+          <w:numId w:val="8"/>
+        </w:numPr>
+        <w:rPr>
+          <w:color w:val="000000"/>
+          <w:szCs w:val="28"/>
+        </w:rPr>
+      </w:pPr>
+      <w:r>
+        <w:rPr>
+          <w:color w:val="000000"/>
+          <w:szCs w:val="28"/>
+        </w:rPr>
+        <w:t>Провести тестирование алгоритма в рамках абстрактной модели.</w:t>
+      </w:r>
+    </w:p>
+    <w:p>
+      <w:pPr>
+        <w:pStyle w:val="a4"/>
+        <w:numPr>
+          <w:ilvl w:val="0"/>
+          <w:numId w:val="8"/>
+        </w:numPr>
+        <w:rPr>
+          <w:color w:val="000000"/>
+          <w:szCs w:val="28"/>
+        </w:rPr>
+      </w:pPr>
+      <w:r>
+        <w:rPr>
+          <w:color w:val="000000"/>
+          <w:szCs w:val="28"/>
+        </w:rPr>
+        <w:t>Адаптировать программу к реальной модели и провести дополнительные тесты.</w:t>
+      </w:r>
+    </w:p>
+    <w:p>
+      <w:pPr>
+        <w:pStyle w:val="a4"/>
+        <w:numPr>
+          <w:ilvl w:val="0"/>
+          <w:numId w:val="8"/>
+        </w:numPr>
+        <w:rPr>
+          <w:color w:val="000000"/>
+          <w:szCs w:val="28"/>
+        </w:rPr>
+      </w:pPr>
+      <w:r>
+        <w:rPr>
+          <w:color w:val="000000"/>
+          <w:szCs w:val="28"/>
+        </w:rPr>
+        <w:t>Разработать графический интерфейс для удобства использования программы.</w:t>
+      </w:r>
+    </w:p>
+    <w:p>
+      <w:pPr>
+        <w:rPr>
+          <w:color w:val="000000"/>
+          <w:szCs w:val="28"/>
+        </w:rPr>
+      </w:pPr>
+      <w:r>
+        <w:rPr>
+          <w:color w:val="000000"/>
+          <w:szCs w:val="28"/>
+        </w:rPr>
+        <w:t>Проанализировать полученные результаты, оценить вклад работы и определить направления для дальнейших исследований.</w:t>
+      </w:r>
+    </w:p>
+    <w:p>
+      <w:pPr>
+        <w:rPr>
+          <w:color w:val="000000"/>
+          <w:szCs w:val="28"/>
+        </w:rPr>
+      </w:pPr>
+      <w:r>
+        <w:rPr>
+          <w:color w:val="000000"/>
+          <w:szCs w:val="28"/>
+        </w:rPr>
+        <w:t>В рамках данной работы особое внимание будет уделено обзору существующих алгоритмов, что позволит выявить их сильные и слабые стороны, а также определить возможности для их улучшения. Это послужит основой для разработки собственного подхода, который будет детально рассмотрен в последующих разделах работы.</w:t>
+      </w:r>
+    </w:p>
+    <w:p>
+      <w:pPr>
+        <w:ind w:firstLine="0"/>
+        <w:rPr>
+          <w:b/>
+          <w:bCs/>
+          <w:color w:val="000000"/>
+          <w:szCs w:val="28"/>
+        </w:rPr>
+      </w:pPr>
+    </w:p>
+    <w:p>
+      <w:pPr>
+        <w:ind w:firstLine="0"/>
+        <w:rPr>
+          <w:b/>
+          <w:bCs/>
+          <w:color w:val="000000"/>
+          <w:szCs w:val="28"/>
+        </w:rPr>
+      </w:pPr>
+      <w:r>
+        <w:rPr>
+          <w:b/>
+          <w:bCs/>
+          <w:color w:val="000000"/>
+          <w:szCs w:val="28"/>
+        </w:rPr>
+        <w:lastRenderedPageBreak/>
+        <w:t>Краткое описание алгоритма:</w:t>
+      </w:r>
+    </w:p>
+    <w:p>
+      <w:pPr>
+        <w:numPr>
+          <w:ilvl w:val="0"/>
+          <w:numId w:val="6"/>
+        </w:numPr>
+        <w:rPr>
+          <w:color w:val="000000"/>
+          <w:szCs w:val="28"/>
+        </w:rPr>
+      </w:pPr>
+      <w:r>
+        <w:rPr>
+          <w:b/>
+          <w:bCs/>
+          <w:color w:val="000000"/>
+          <w:szCs w:val="28"/>
+        </w:rPr>
+        <w:t>Триангуляция</w:t>
+      </w:r>
+      <w:r>
+        <w:rPr>
+          <w:color w:val="000000"/>
+          <w:szCs w:val="28"/>
+        </w:rPr>
+        <w:t>:</w:t>
+      </w:r>
+    </w:p>
+    <w:p>
+      <w:pPr>
+        <w:numPr>
+          <w:ilvl w:val="1"/>
+          <w:numId w:val="6"/>
+        </w:numPr>
+        <w:rPr>
+          <w:color w:val="000000"/>
+          <w:szCs w:val="28"/>
+        </w:rPr>
+      </w:pPr>
+      <w:r>
+        <w:rPr>
+          <w:color w:val="000000"/>
+          <w:szCs w:val="28"/>
+        </w:rPr>
+        <w:t xml:space="preserve">Многоугольник сначала </w:t>
+      </w:r>
+      <w:proofErr w:type="spellStart"/>
+      <w:r>
+        <w:rPr>
+          <w:color w:val="000000"/>
+          <w:szCs w:val="28"/>
+        </w:rPr>
+        <w:t>триангулируется</w:t>
+      </w:r>
+      <w:proofErr w:type="spellEnd"/>
+      <w:r>
+        <w:rPr>
+          <w:color w:val="000000"/>
+          <w:szCs w:val="28"/>
+        </w:rPr>
+        <w:t xml:space="preserve"> (разбивается на треугольники)</w:t>
+      </w:r>
+      <w:r>
+        <w:rPr>
+          <w:color w:val="000000"/>
+          <w:szCs w:val="28"/>
+        </w:rPr>
+        <w:t>.</w:t>
+      </w:r>
+    </w:p>
+    <w:p>
+      <w:pPr>
+        <w:numPr>
+          <w:ilvl w:val="1"/>
+          <w:numId w:val="6"/>
+        </w:numPr>
+        <w:rPr>
+          <w:color w:val="000000"/>
+          <w:szCs w:val="28"/>
+        </w:rPr>
+      </w:pPr>
+      <w:r>
+        <w:rPr>
+          <w:color w:val="000000"/>
+          <w:szCs w:val="28"/>
+        </w:rPr>
+        <w:t>Это можно сделать с помощью алгоритма триангуляции</w:t>
+      </w:r>
+      <w:r>
+        <w:rPr>
+          <w:color w:val="000000"/>
+          <w:szCs w:val="28"/>
+        </w:rPr>
+        <w:t xml:space="preserve"> Делоне</w:t>
+      </w:r>
+      <w:r>
+        <w:rPr>
+          <w:color w:val="000000"/>
+          <w:szCs w:val="28"/>
+        </w:rPr>
+        <w:t xml:space="preserve"> </w:t>
+      </w:r>
+      <w:r>
+        <w:rPr>
+          <w:color w:val="000000"/>
+          <w:szCs w:val="28"/>
+        </w:rPr>
+        <w:t xml:space="preserve">в реализации </w:t>
+      </w:r>
+      <w:r>
+        <w:rPr>
+          <w:color w:val="000000"/>
+          <w:szCs w:val="28"/>
+        </w:rPr>
+        <w:t>алгоритма с заметающей прямой (</w:t>
+      </w:r>
+      <w:proofErr w:type="spellStart"/>
+      <w:r>
+        <w:rPr>
+          <w:color w:val="000000"/>
+          <w:szCs w:val="28"/>
+        </w:rPr>
+        <w:t>sweep</w:t>
+      </w:r>
+      <w:proofErr w:type="spellEnd"/>
+      <w:r>
+        <w:rPr>
+          <w:color w:val="000000"/>
+          <w:szCs w:val="28"/>
+        </w:rPr>
+        <w:t xml:space="preserve"> </w:t>
+      </w:r>
+      <w:proofErr w:type="spellStart"/>
+      <w:r>
+        <w:rPr>
+          <w:color w:val="000000"/>
+          <w:szCs w:val="28"/>
+        </w:rPr>
+        <w:t>line</w:t>
+      </w:r>
+      <w:proofErr w:type="spellEnd"/>
+      <w:r>
+        <w:rPr>
+          <w:color w:val="000000"/>
+          <w:szCs w:val="28"/>
+        </w:rPr>
+        <w:t xml:space="preserve"> </w:t>
+      </w:r>
+      <w:proofErr w:type="spellStart"/>
+      <w:r>
+        <w:rPr>
+          <w:color w:val="000000"/>
+          <w:szCs w:val="28"/>
+        </w:rPr>
+        <w:t>algorithm</w:t>
+      </w:r>
+      <w:proofErr w:type="spellEnd"/>
+      <w:r>
+        <w:rPr>
+          <w:color w:val="000000"/>
+          <w:szCs w:val="28"/>
+        </w:rPr>
+        <w:t>).</w:t>
+      </w:r>
+    </w:p>
+    <w:p>
+      <w:pPr>
+        <w:numPr>
+          <w:ilvl w:val="0"/>
+          <w:numId w:val="6"/>
+        </w:numPr>
+        <w:rPr>
+          <w:color w:val="000000"/>
+          <w:szCs w:val="28"/>
+        </w:rPr>
+      </w:pPr>
+      <w:r>
+        <w:rPr>
+          <w:b/>
+          <w:bCs/>
+          <w:color w:val="000000"/>
+          <w:szCs w:val="28"/>
+        </w:rPr>
+        <w:t>Удаление лишних диагоналей</w:t>
+      </w:r>
+      <w:r>
+        <w:rPr>
+          <w:color w:val="000000"/>
+          <w:szCs w:val="28"/>
+        </w:rPr>
+        <w:t>:</w:t>
+      </w:r>
+    </w:p>
+    <w:p>
+      <w:pPr>
+        <w:numPr>
+          <w:ilvl w:val="1"/>
+          <w:numId w:val="6"/>
+        </w:numPr>
+        <w:rPr>
+          <w:color w:val="000000"/>
+          <w:szCs w:val="28"/>
+        </w:rPr>
+      </w:pPr>
+      <w:r>
+        <w:rPr>
+          <w:color w:val="000000"/>
+          <w:szCs w:val="28"/>
+        </w:rPr>
+        <w:t>Алгоритм проходит по всем диагоналям триангуляции и пытается удалить те, которые не нарушают выпуклость частей.</w:t>
+      </w:r>
+    </w:p>
+    <w:p>
+      <w:pPr>
+        <w:numPr>
+          <w:ilvl w:val="1"/>
+          <w:numId w:val="6"/>
+        </w:numPr>
+        <w:rPr>
+          <w:color w:val="000000"/>
+          <w:szCs w:val="28"/>
+        </w:rPr>
+      </w:pPr>
+      <w:r>
+        <w:rPr>
+          <w:color w:val="000000"/>
+          <w:szCs w:val="28"/>
+        </w:rPr>
+        <w:t>Это позволяет объединить треугольники в более крупные выпуклые многоугольники.</w:t>
+      </w:r>
+    </w:p>
+    <w:p>
+      <w:pPr>
+        <w:numPr>
+          <w:ilvl w:val="0"/>
+          <w:numId w:val="6"/>
+        </w:numPr>
+        <w:rPr>
+          <w:color w:val="000000"/>
+          <w:szCs w:val="28"/>
+        </w:rPr>
+      </w:pPr>
+      <w:r>
+        <w:rPr>
+          <w:b/>
+          <w:bCs/>
+          <w:color w:val="000000"/>
+          <w:szCs w:val="28"/>
+        </w:rPr>
+        <w:t>Расстановка охранников</w:t>
+      </w:r>
+      <w:r>
+        <w:rPr>
+          <w:color w:val="000000"/>
+          <w:szCs w:val="28"/>
+        </w:rPr>
+        <w:t>:</w:t>
+      </w:r>
+    </w:p>
+    <w:p>
+      <w:pPr>
+        <w:numPr>
+          <w:ilvl w:val="1"/>
+          <w:numId w:val="6"/>
+        </w:numPr>
+        <w:rPr>
+          <w:color w:val="000000"/>
+          <w:szCs w:val="28"/>
+        </w:rPr>
+      </w:pPr>
+      <w:r>
+        <w:rPr>
+          <w:color w:val="000000"/>
+          <w:szCs w:val="28"/>
+        </w:rPr>
+        <w:t>В итоге получается разбиение многоугольника на выпуклые части, количество которых не превышает оптимального минимума.</w:t>
+      </w:r>
+    </w:p>
+    <w:p>
+      <w:pPr>
+        <w:numPr>
+          <w:ilvl w:val="1"/>
+          <w:numId w:val="6"/>
+        </w:numPr>
+        <w:rPr>
+          <w:color w:val="000000"/>
+          <w:szCs w:val="28"/>
+        </w:rPr>
+      </w:pPr>
+      <w:r>
+        <w:rPr>
+          <w:color w:val="000000"/>
+          <w:szCs w:val="28"/>
+        </w:rPr>
+        <w:t>На пересечении многоугольников выполняется расстановка охранников.</w:t>
+      </w:r>
+    </w:p>
+    <w:p>
+      <w:pPr>
+        <w:ind w:firstLine="0"/>
+        <w:rPr>
+          <w:color w:val="000000"/>
+          <w:szCs w:val="28"/>
+        </w:rPr>
+      </w:pPr>
+    </w:p>
+    <w:p>
+      <w:pPr>
+        <w:ind w:firstLine="0"/>
         <w:rPr>
           <w:color w:val="000000"/>
           <w:szCs w:val="28"/>
@@ -4904,6 +5453,35 @@
           <w:numId w:val="4"/>
         </w:numPr>
         <w:ind w:left="360"/>
+        <w:jc w:val="both"/>
+      </w:pPr>
+      <w:r>
+        <w:t xml:space="preserve">Хертель С., </w:t>
+      </w:r>
+      <w:proofErr w:type="spellStart"/>
+      <w:r>
+        <w:t>Мельхорн</w:t>
+      </w:r>
+      <w:proofErr w:type="spellEnd"/>
+      <w:r>
+        <w:t xml:space="preserve"> К. (1985). </w:t>
+      </w:r>
+      <w:r>
+        <w:rPr>
+          <w:i/>
+          <w:iCs/>
+        </w:rPr>
+        <w:t>Быстрая триангуляция плоскости относительно простых многоугольников.</w:t>
+      </w:r>
+    </w:p>
+    <w:p>
+      <w:pPr>
+        <w:pStyle w:val="a4"/>
+        <w:numPr>
+          <w:ilvl w:val="0"/>
+          <w:numId w:val="4"/>
+        </w:numPr>
+        <w:ind w:left="360"/>
       </w:pPr>
       <w:r>
         <w:t>Текст. Текст. Текст. Текст.</w:t>
@@ -4987,6 +5565,9 @@
         <w:ind w:firstLine="0"/>
         <w:jc w:val="left"/>
       </w:pPr>
+      <w:r>
+        <w:t xml:space="preserve"> </w:t>
+      </w:r>
       <w:r>
         <w:br w:type="page"/>
       </w:r>
@@ -5451,6 +6032,95 @@
 <file path=word/numbering.xml><?xml version="1.0" encoding="utf-8"?>
 <w:numbering xmlns:wpc="http://schemas.microsoft.com/office/word/2010/wordprocessingCanvas" xmlns:cx="http://schemas.microsoft.com/office/drawing/2014/chartex" xmlns:cx1="http://schemas.microsoft.com/office/drawing/2015/9/8/chartex" xmlns:cx2="http://schemas.microsoft.com/office/drawing/2015/10/21/chartex" xmlns:cx3="http://schemas.microsoft.com/office/drawing/2016/5/9/chartex" xmlns:cx4="http://schemas.microsoft.com/office/drawing/2016/5/10/chartex" xmlns:cx5="http://schemas.microsoft.com/office/drawing/2016/5/11/chartex" xmlns:cx6="http://schemas.microsoft.com/office/drawing/2016/5/12/chartex" xmlns:cx7="http://schemas.microsoft.com/office/drawing/2016/5/13/chartex" xmlns:cx8="http://schemas.microsoft.com/office/drawing/2016/5/14/chartex" xmlns:mc="http://schemas.openxmlformats.org/markup-compatibility/2006" xmlns:aink="http://schemas.microsoft.com/office/drawing/2016/ink" xmlns:am3d="http://schemas.microsoft.com/office/drawing/2017/model3d" xmlns:o="urn:schemas-microsoft-com:office:office" xmlns:oel="http://schemas.microsoft.com/office/2019/extlst" xmlns:r="http://schemas.openxmlformats.org/officeDocument/2006/relationships" xmlns:m="http://schemas.openxmlformats.org/officeDocument/2006/math" xmlns:v="urn:schemas-microsoft-com:vml" xmlns:wp14="http://schemas.microsoft.com/office/word/2010/wordprocessingDrawing" xmlns:wp="http://schemas.openxmlformats.org/drawingml/2006/wordprocessingDrawing" xmlns:w10="urn:schemas-microsoft-com:office:word" xmlns:w="http://schemas.openxmlformats.org/wordprocessingml/2006/main" xmlns:w14="http://schemas.microsoft.com/office/word/2010/wordml" xmlns:w15="http://schemas.microsoft.com/office/word/2012/wordml" xmlns:w16cex="http://schemas.microsoft.com/office/word/2018/wordml/cex" xmlns:w16cid="http://schemas.microsoft.com/office/word/2016/wordml/cid" xmlns:w16="http://schemas.microsoft.com/office/word/2018/wordml" xmlns:w16sdtdh="http://schemas.microsoft.com/office/word/2020/wordml/sdtdatahash" xmlns:w16se="http://schemas.microsoft.com/office/word/2015/wordml/symex" xmlns:wpg="http://schemas.microsoft.com/office/word/2010/wordprocessingGroup" xmlns:wpi="http://schemas.microsoft.com/office/word/2010/wordprocessingInk" xmlns:wne="http://schemas.microsoft.com/office/word/2006/wordml" xmlns:wps="http://schemas.microsoft.com/office/word/2010/wordprocessingShape" mc:Ignorable="w14 w15 w16se w16cid w16 w16cex w16sdtdh wp14">
   <w:abstractNum w:abstractNumId="0" w15:restartNumberingAfterBreak="0">
+    <w:nsid w:val="088E6DD9"/>
+    <w:multiLevelType w:val="hybridMultilevel"/>
+    <w:tmpl w:val="01EE6D4A"/>
+    <w:lvl w:ilvl="0" w:tplc="0419000F">
+      <w:start w:val="1"/>
+      <w:numFmt w:val="decimal"/>
+      <w:lvlText w:val="%1."/>
+      <w:lvlJc w:val="left"/>
+      <w:pPr>
+        <w:ind w:left="720" w:hanging="360"/>
+      </w:pPr>
+      <w:rPr>
+        <w:rFonts w:hint="default"/>
+      </w:rPr>
+    </w:lvl>
+    <w:lvl w:ilvl="1" w:tplc="04190019" w:tentative="1">
+      <w:start w:val="1"/>
+      <w:numFmt w:val="lowerLetter"/>
+      <w:lvlText w:val="%2."/>
+      <w:lvlJc w:val="left"/>
+      <w:pPr>
+        <w:ind w:left="1440" w:hanging="360"/>
+      </w:pPr>
+    </w:lvl>
+    <w:lvl w:ilvl="2" w:tplc="0419001B" w:tentative="1">
+      <w:start w:val="1"/>
+      <w:numFmt w:val="lowerRoman"/>
+      <w:lvlText w:val="%3."/>
+      <w:lvlJc w:val="right"/>
+      <w:pPr>
+        <w:ind w:left="2160" w:hanging="180"/>
+      </w:pPr>
+    </w:lvl>
+    <w:lvl w:ilvl="3" w:tplc="0419000F" w:tentative="1">
+      <w:start w:val="1"/>
+      <w:numFmt w:val="decimal"/>
+      <w:lvlText w:val="%4."/>
+      <w:lvlJc w:val="left"/>
+      <w:pPr>
+        <w:ind w:left="2880" w:hanging="360"/>
+      </w:pPr>
+    </w:lvl>
+    <w:lvl w:ilvl="4" w:tplc="04190019" w:tentative="1">
+      <w:start w:val="1"/>
+      <w:numFmt w:val="lowerLetter"/>
+      <w:lvlText w:val="%5."/>
+      <w:lvlJc w:val="left"/>
+      <w:pPr>
+        <w:ind w:left="3600" w:hanging="360"/>
+      </w:pPr>
+    </w:lvl>
+    <w:lvl w:ilvl="5" w:tplc="0419001B" w:tentative="1">
+      <w:start w:val="1"/>
+      <w:numFmt w:val="lowerRoman"/>
+      <w:lvlText w:val="%6."/>
+      <w:lvlJc w:val="right"/>
+      <w:pPr>
+        <w:ind w:left="4320" w:hanging="180"/>
+      </w:pPr>
+    </w:lvl>
+    <w:lvl w:ilvl="6" w:tplc="0419000F" w:tentative="1">
+      <w:start w:val="1"/>
+      <w:numFmt w:val="decimal"/>
+      <w:lvlText w:val="%7."/>
+      <w:lvlJc w:val="left"/>
+      <w:pPr>
+        <w:ind w:left="5040" w:hanging="360"/>
+      </w:pPr>
+    </w:lvl>
+    <w:lvl w:ilvl="7" w:tplc="04190019" w:tentative="1">
+      <w:start w:val="1"/>
+      <w:numFmt w:val="lowerLetter"/>
+      <w:lvlText w:val="%8."/>
+      <w:lvlJc w:val="left"/>
+      <w:pPr>
+        <w:ind w:left="5760" w:hanging="360"/>
+      </w:pPr>
+    </w:lvl>
+    <w:lvl w:ilvl="8" w:tplc="0419001B" w:tentative="1">
+      <w:start w:val="1"/>
+      <w:numFmt w:val="lowerRoman"/>
+      <w:lvlText w:val="%9."/>
+      <w:lvlJc w:val="right"/>
+      <w:pPr>
+        <w:ind w:left="6480" w:hanging="180"/>
+      </w:pPr>
+    </w:lvl>
+  </w:abstractNum>
+  <w:abstractNum w:abstractNumId="1" w15:restartNumberingAfterBreak="0">
     <w:nsid w:val="139745AC"/>
     <w:multiLevelType w:val="hybridMultilevel"/>
     <w:tmpl w:val="217839E2"/>
@@ -5563,7 +6233,7 @@
       </w:rPr>
     </w:lvl>
   </w:abstractNum>
-  <w:abstractNum w:abstractNumId="1" w15:restartNumberingAfterBreak="0">
+  <w:abstractNum w:abstractNumId="2" w15:restartNumberingAfterBreak="0">
     <w:nsid w:val="1EE03F6F"/>
     <w:multiLevelType w:val="hybridMultilevel"/>
     <w:tmpl w:val="1CB6B53C"/>
@@ -5649,7 +6319,96 @@
       </w:pPr>
     </w:lvl>
   </w:abstractNum>
-  <w:abstractNum w:abstractNumId="2" w15:restartNumberingAfterBreak="0">
+  <w:abstractNum w:abstractNumId="3" w15:restartNumberingAfterBreak="0">
+    <w:nsid w:val="24B1595B"/>
+    <w:multiLevelType w:val="hybridMultilevel"/>
+    <w:tmpl w:val="5B066934"/>
+    <w:lvl w:ilvl="0" w:tplc="4AA4DB3E">
+      <w:start w:val="1"/>
+      <w:numFmt w:val="decimal"/>
+      <w:lvlText w:val="%1."/>
+      <w:lvlJc w:val="left"/>
+      <w:pPr>
+        <w:ind w:left="1069" w:hanging="360"/>
+      </w:pPr>
+      <w:rPr>
+        <w:rFonts w:hint="default"/>
+      </w:rPr>
+    </w:lvl>
+    <w:lvl w:ilvl="1" w:tplc="04190019" w:tentative="1">
+      <w:start w:val="1"/>
+      <w:numFmt w:val="lowerLetter"/>
+      <w:lvlText w:val="%2."/>
+      <w:lvlJc w:val="left"/>
+      <w:pPr>
+        <w:ind w:left="1789" w:hanging="360"/>
+      </w:pPr>
+    </w:lvl>
+    <w:lvl w:ilvl="2" w:tplc="0419001B" w:tentative="1">
+      <w:start w:val="1"/>
+      <w:numFmt w:val="lowerRoman"/>
+      <w:lvlText w:val="%3."/>
+      <w:lvlJc w:val="right"/>
+      <w:pPr>
+        <w:ind w:left="2509" w:hanging="180"/>
+      </w:pPr>
+    </w:lvl>
+    <w:lvl w:ilvl="3" w:tplc="0419000F" w:tentative="1">
+      <w:start w:val="1"/>
+      <w:numFmt w:val="decimal"/>
+      <w:lvlText w:val="%4."/>
+      <w:lvlJc w:val="left"/>
+      <w:pPr>
+        <w:ind w:left="3229" w:hanging="360"/>
+      </w:pPr>
+    </w:lvl>
+    <w:lvl w:ilvl="4" w:tplc="04190019" w:tentative="1">
+      <w:start w:val="1"/>
+      <w:numFmt w:val="lowerLetter"/>
+      <w:lvlText w:val="%5."/>
+      <w:lvlJc w:val="left"/>
+      <w:pPr>
+        <w:ind w:left="3949" w:hanging="360"/>
+      </w:pPr>
+    </w:lvl>
+    <w:lvl w:ilvl="5" w:tplc="0419001B" w:tentative="1">
+      <w:start w:val="1"/>
+      <w:numFmt w:val="lowerRoman"/>
+      <w:lvlText w:val="%6."/>
+      <w:lvlJc w:val="right"/>
+      <w:pPr>
+        <w:ind w:left="4669" w:hanging="180"/>
+      </w:pPr>
+    </w:lvl>
+    <w:lvl w:ilvl="6" w:tplc="0419000F" w:tentative="1">
+      <w:start w:val="1"/>
+      <w:numFmt w:val="decimal"/>
+      <w:lvlText w:val="%7."/>
+      <w:lvlJc w:val="left"/>
+      <w:pPr>
+        <w:ind w:left="5389" w:hanging="360"/>
+      </w:pPr>
+    </w:lvl>
+    <w:lvl w:ilvl="7" w:tplc="04190019" w:tentative="1">
+      <w:start w:val="1"/>
+      <w:numFmt w:val="lowerLetter"/>
+      <w:lvlText w:val="%8."/>
+      <w:lvlJc w:val="left"/>
+      <w:pPr>
+        <w:ind w:left="6109" w:hanging="360"/>
+      </w:pPr>
+    </w:lvl>
+    <w:lvl w:ilvl="8" w:tplc="0419001B" w:tentative="1">
+      <w:start w:val="1"/>
+      <w:numFmt w:val="lowerRoman"/>
+      <w:lvlText w:val="%9."/>
+      <w:lvlJc w:val="right"/>
+      <w:pPr>
+        <w:ind w:left="6829" w:hanging="180"/>
+      </w:pPr>
+    </w:lvl>
+  </w:abstractNum>
+  <w:abstractNum w:abstractNumId="4" w15:restartNumberingAfterBreak="0">
     <w:nsid w:val="476B0891"/>
     <w:multiLevelType w:val="hybridMultilevel"/>
     <w:tmpl w:val="AD2C03EC"/>
@@ -5735,7 +6494,213 @@
       </w:pPr>
     </w:lvl>
   </w:abstractNum>
-  <w:abstractNum w:abstractNumId="3" w15:restartNumberingAfterBreak="0">
+  <w:abstractNum w:abstractNumId="5" w15:restartNumberingAfterBreak="0">
+    <w:nsid w:val="4BEB3989"/>
+    <w:multiLevelType w:val="multilevel"/>
+    <w:tmpl w:val="FFD675EA"/>
+    <w:lvl w:ilvl="0">
+      <w:start w:val="1"/>
+      <w:numFmt w:val="decimal"/>
+      <w:lvlText w:val="%1."/>
+      <w:lvlJc w:val="left"/>
+      <w:pPr>
+        <w:tabs>
+          <w:tab w:val="num" w:pos="720"/>
+        </w:tabs>
+        <w:ind w:left="720" w:hanging="360"/>
+      </w:pPr>
+    </w:lvl>
+    <w:lvl w:ilvl="1">
+      <w:start w:val="1"/>
+      <w:numFmt w:val="bullet"/>
+      <w:lvlText w:val="o"/>
+      <w:lvlJc w:val="left"/>
+      <w:pPr>
+        <w:tabs>
+          <w:tab w:val="num" w:pos="1440"/>
+        </w:tabs>
+        <w:ind w:left="1440" w:hanging="360"/>
+      </w:pPr>
+      <w:rPr>
+        <w:rFonts w:ascii="Courier New" w:hAnsi="Courier New" w:hint="default"/>
+        <w:sz w:val="20"/>
+      </w:rPr>
+    </w:lvl>
+    <w:lvl w:ilvl="2" w:tentative="1">
+      <w:start w:val="1"/>
+      <w:numFmt w:val="decimal"/>
+      <w:lvlText w:val="%3."/>
+      <w:lvlJc w:val="left"/>
+      <w:pPr>
+        <w:tabs>
+          <w:tab w:val="num" w:pos="2160"/>
+        </w:tabs>
+        <w:ind w:left="2160" w:hanging="360"/>
+      </w:pPr>
+    </w:lvl>
+    <w:lvl w:ilvl="3" w:tentative="1">
+      <w:start w:val="1"/>
+      <w:numFmt w:val="decimal"/>
+      <w:lvlText w:val="%4."/>
+      <w:lvlJc w:val="left"/>
+      <w:pPr>
+        <w:tabs>
+          <w:tab w:val="num" w:pos="2880"/>
+        </w:tabs>
+        <w:ind w:left="2880" w:hanging="360"/>
+      </w:pPr>
+    </w:lvl>
+    <w:lvl w:ilvl="4" w:tentative="1">
+      <w:start w:val="1"/>
+      <w:numFmt w:val="decimal"/>
+      <w:lvlText w:val="%5."/>
+      <w:lvlJc w:val="left"/>
+      <w:pPr>
+        <w:tabs>
+          <w:tab w:val="num" w:pos="3600"/>
+        </w:tabs>
+        <w:ind w:left="3600" w:hanging="360"/>
+      </w:pPr>
+    </w:lvl>
+    <w:lvl w:ilvl="5" w:tentative="1">
+      <w:start w:val="1"/>
+      <w:numFmt w:val="decimal"/>
+      <w:lvlText w:val="%6."/>
+      <w:lvlJc w:val="left"/>
+      <w:pPr>
+        <w:tabs>
+          <w:tab w:val="num" w:pos="4320"/>
+        </w:tabs>
+        <w:ind w:left="4320" w:hanging="360"/>
+      </w:pPr>
+    </w:lvl>
+    <w:lvl w:ilvl="6" w:tentative="1">
+      <w:start w:val="1"/>
+      <w:numFmt w:val="decimal"/>
+      <w:lvlText w:val="%7."/>
+      <w:lvlJc w:val="left"/>
+      <w:pPr>
+        <w:tabs>
+          <w:tab w:val="num" w:pos="5040"/>
+        </w:tabs>
+        <w:ind w:left="5040" w:hanging="360"/>
+      </w:pPr>
+    </w:lvl>
+    <w:lvl w:ilvl="7" w:tentative="1">
+      <w:start w:val="1"/>
+      <w:numFmt w:val="decimal"/>
+      <w:lvlText w:val="%8."/>
+      <w:lvlJc w:val="left"/>
+      <w:pPr>
+        <w:tabs>
+          <w:tab w:val="num" w:pos="5760"/>
+        </w:tabs>
+        <w:ind w:left="5760" w:hanging="360"/>
+      </w:pPr>
+    </w:lvl>
+    <w:lvl w:ilvl="8" w:tentative="1">
+      <w:start w:val="1"/>
+      <w:numFmt w:val="decimal"/>
+      <w:lvlText w:val="%9."/>
+      <w:lvlJc w:val="left"/>
+      <w:pPr>
+        <w:tabs>
+          <w:tab w:val="num" w:pos="6480"/>
+        </w:tabs>
+        <w:ind w:left="6480" w:hanging="360"/>
+      </w:pPr>
+    </w:lvl>
+  </w:abstractNum>
+  <w:abstractNum w:abstractNumId="6" w15:restartNumberingAfterBreak="0">
+    <w:nsid w:val="5E616913"/>
+    <w:multiLevelType w:val="hybridMultilevel"/>
+    <w:tmpl w:val="2D461BD0"/>
+    <w:lvl w:ilvl="0" w:tplc="0419000F">
+      <w:start w:val="1"/>
+      <w:numFmt w:val="decimal"/>
+      <w:lvlText w:val="%1."/>
+      <w:lvlJc w:val="left"/>
+      <w:pPr>
+        <w:ind w:left="720" w:hanging="360"/>
+      </w:pPr>
+      <w:rPr>
+        <w:rFonts w:hint="default"/>
+      </w:rPr>
+    </w:lvl>
+    <w:lvl w:ilvl="1" w:tplc="04190019" w:tentative="1">
+      <w:start w:val="1"/>
+      <w:numFmt w:val="lowerLetter"/>
+      <w:lvlText w:val="%2."/>
+      <w:lvlJc w:val="left"/>
+      <w:pPr>
+        <w:ind w:left="1440" w:hanging="360"/>
+      </w:pPr>
+    </w:lvl>
+    <w:lvl w:ilvl="2" w:tplc="0419001B" w:tentative="1">
+      <w:start w:val="1"/>
+      <w:numFmt w:val="lowerRoman"/>
+      <w:lvlText w:val="%3."/>
+      <w:lvlJc w:val="right"/>
+      <w:pPr>
+        <w:ind w:left="2160" w:hanging="180"/>
+      </w:pPr>
+    </w:lvl>
+    <w:lvl w:ilvl="3" w:tplc="0419000F" w:tentative="1">
+      <w:start w:val="1"/>
+      <w:numFmt w:val="decimal"/>
+      <w:lvlText w:val="%4."/>
+      <w:lvlJc w:val="left"/>
+      <w:pPr>
+        <w:ind w:left="2880" w:hanging="360"/>
+      </w:pPr>
+    </w:lvl>
+    <w:lvl w:ilvl="4" w:tplc="04190019" w:tentative="1">
+      <w:start w:val="1"/>
+      <w:numFmt w:val="lowerLetter"/>
+      <w:lvlText w:val="%5."/>
+      <w:lvlJc w:val="left"/>
+      <w:pPr>
+        <w:ind w:left="3600" w:hanging="360"/>
+      </w:pPr>
+    </w:lvl>
+    <w:lvl w:ilvl="5" w:tplc="0419001B" w:tentative="1">
+      <w:start w:val="1"/>
+      <w:numFmt w:val="lowerRoman"/>
+      <w:lvlText w:val="%6."/>
+      <w:lvlJc w:val="right"/>
+      <w:pPr>
+        <w:ind w:left="4320" w:hanging="180"/>
+      </w:pPr>
+    </w:lvl>
+    <w:lvl w:ilvl="6" w:tplc="0419000F" w:tentative="1">
+      <w:start w:val="1"/>
+      <w:numFmt w:val="decimal"/>
+      <w:lvlText w:val="%7."/>
+      <w:lvlJc w:val="left"/>
+      <w:pPr>
+        <w:ind w:left="5040" w:hanging="360"/>
+      </w:pPr>
+    </w:lvl>
+    <w:lvl w:ilvl="7" w:tplc="04190019" w:tentative="1">
+      <w:start w:val="1"/>
+      <w:numFmt w:val="lowerLetter"/>
+      <w:lvlText w:val="%8."/>
+      <w:lvlJc w:val="left"/>
+      <w:pPr>
+        <w:ind w:left="5760" w:hanging="360"/>
+      </w:pPr>
+    </w:lvl>
+    <w:lvl w:ilvl="8" w:tplc="0419001B" w:tentative="1">
+      <w:start w:val="1"/>
+      <w:numFmt w:val="lowerRoman"/>
+      <w:lvlText w:val="%9."/>
+      <w:lvlJc w:val="right"/>
+      <w:pPr>
+        <w:ind w:left="6480" w:hanging="180"/>
+      </w:pPr>
+    </w:lvl>
+  </w:abstractNum>
+  <w:abstractNum w:abstractNumId="7" w15:restartNumberingAfterBreak="0">
     <w:nsid w:val="7ED04F88"/>
     <w:multiLevelType w:val="hybridMultilevel"/>
     <w:tmpl w:val="9DF8AFB0"/>
@@ -5822,16 +6787,28 @@
     </w:lvl>
   </w:abstractNum>
   <w:num w:numId="1" w16cid:durableId="1719206369">
+    <w:abstractNumId w:val="2"/>
+  </w:num>
+  <w:num w:numId="2" w16cid:durableId="1492673391">
+    <w:abstractNumId w:val="4"/>
+  </w:num>
+  <w:num w:numId="3" w16cid:durableId="2075084396">
     <w:abstractNumId w:val="1"/>
   </w:num>
-  <w:num w:numId="2" w16cid:durableId="1492673391">
-    <w:abstractNumId w:val="2"/>
+  <w:num w:numId="4" w16cid:durableId="1221357371">
+    <w:abstractNumId w:val="7"/>
   </w:num>
-  <w:num w:numId="3" w16cid:durableId="2075084396">
+  <w:num w:numId="5" w16cid:durableId="1267926220">
+    <w:abstractNumId w:val="3"/>
+  </w:num>
+  <w:num w:numId="6" w16cid:durableId="185946005">
+    <w:abstractNumId w:val="5"/>
+  </w:num>
+  <w:num w:numId="7" w16cid:durableId="282661222">
+    <w:abstractNumId w:val="6"/>
+  </w:num>
+  <w:num w:numId="8" w16cid:durableId="2053338129">
     <w:abstractNumId w:val="0"/>
-  </w:num>
-  <w:num w:numId="4" w16cid:durableId="1221357371">
-    <w:abstractNumId w:val="3"/>
   </w:num>
 </w:numbering>
 </file>
@@ -6313,7 +7290,6 @@
   <w:style w:type="character" w:default="1" w:styleId="a0">
     <w:name w:val="Default Paragraph Font"/>
     <w:uiPriority w:val="1"/>
-    <w:semiHidden/>
     <w:unhideWhenUsed/>
   </w:style>
   <w:style w:type="table" w:default="1" w:styleId="a1">

--- a/stepan-curs-v1.docx
+++ b/stepan-curs-v1.docx
@@ -2309,13 +2309,15 @@
         </w:rPr>
         <w:t>.</w:t>
       </w:r>
-      <w:r>
-        <w:rPr>
-          <w:color w:val="000000"/>
-          <w:szCs w:val="28"/>
-        </w:rPr>
-        <w:tab/>
-      </w:r>
+    </w:p>
+    <w:p>
+      <w:pPr>
+        <w:spacing w:after="0"/>
+        <w:rPr>
+          <w:color w:val="000000"/>
+          <w:szCs w:val="28"/>
+        </w:rPr>
+      </w:pPr>
     </w:p>
     <w:p>
       <w:pPr>
@@ -2326,22 +2328,19 @@
           <w:color w:val="000000"/>
           <w:sz w:val="24"/>
           <w:szCs w:val="24"/>
-          <w:lang w:val="en-US"/>
-        </w:rPr>
-      </w:pPr>
-      <w:r>
-        <w:rPr>
-          <w:noProof/>
+        </w:rPr>
+      </w:pPr>
+      <w:r>
+        <w:rPr>
           <w:color w:val="000000"/>
           <w:sz w:val="24"/>
           <w:szCs w:val="24"/>
-          <w:lang w:val="en-US"/>
         </w:rPr>
         <w:drawing>
-          <wp:inline distT="0" distB="0" distL="0" distR="0" wp14:anchorId="66179E1E" wp14:editId="4D755D57">
-            <wp:extent cx="4417359" cy="2584155"/>
-            <wp:effectExtent l="0" t="0" r="2540" b="6985"/>
-            <wp:docPr id="5" name="Рисунок 5" descr="Изображение выглядит как дизайн&#10;&#10;Автоматически созданное описание"/>
+          <wp:inline distT="0" distB="0" distL="0" distR="0" wp14:anchorId="0CCB9A97" wp14:editId="0685DA59">
+            <wp:extent cx="5939790" cy="3698240"/>
+            <wp:effectExtent l="0" t="0" r="3810" b="0"/>
+            <wp:docPr id="2" name="Рисунок 2"/>
             <wp:cNvGraphicFramePr>
               <a:graphicFrameLocks xmlns:a="http://schemas.openxmlformats.org/drawingml/2006/main" noChangeAspect="1"/>
             </wp:cNvGraphicFramePr>
@@ -2349,29 +2348,36 @@
               <a:graphicData uri="http://schemas.openxmlformats.org/drawingml/2006/picture">
                 <pic:pic xmlns:pic="http://schemas.openxmlformats.org/drawingml/2006/picture">
                   <pic:nvPicPr>
-                    <pic:cNvPr id="5" name="Рисунок 5" descr="Изображение выглядит как дизайн&#10;&#10;Автоматически созданное описание"/>
-                    <pic:cNvPicPr/>
+                    <pic:cNvPr id="0" name="Picture 6"/>
+                    <pic:cNvPicPr>
+                      <a:picLocks noChangeAspect="1" noChangeArrowheads="1"/>
+                    </pic:cNvPicPr>
                   </pic:nvPicPr>
                   <pic:blipFill>
-                    <a:blip r:embed="rId8" cstate="print">
+                    <a:blip r:embed="rId8">
                       <a:extLst>
                         <a:ext uri="{28A0092B-C50C-407E-A947-70E740481C1C}">
                           <a14:useLocalDpi xmlns:a14="http://schemas.microsoft.com/office/drawing/2010/main" val="0"/>
                         </a:ext>
                       </a:extLst>
                     </a:blip>
+                    <a:srcRect/>
                     <a:stretch>
                       <a:fillRect/>
                     </a:stretch>
                   </pic:blipFill>
-                  <pic:spPr>
+                  <pic:spPr bwMode="auto">
                     <a:xfrm>
                       <a:off x="0" y="0"/>
-                      <a:ext cx="4417359" cy="2584155"/>
+                      <a:ext cx="5939790" cy="3698240"/>
                     </a:xfrm>
                     <a:prstGeom prst="rect">
                       <a:avLst/>
                     </a:prstGeom>
+                    <a:noFill/>
+                    <a:ln>
+                      <a:noFill/>
+                    </a:ln>
                   </pic:spPr>
                 </pic:pic>
               </a:graphicData>
@@ -2382,6 +2388,17 @@
     </w:p>
     <w:p>
       <w:pPr>
+        <w:spacing w:after="0"/>
+        <w:ind w:firstLine="0"/>
+        <w:rPr>
+          <w:color w:val="000000"/>
+          <w:sz w:val="24"/>
+          <w:szCs w:val="24"/>
+        </w:rPr>
+      </w:pPr>
+    </w:p>
+    <w:p>
+      <w:pPr>
         <w:ind w:firstLine="0"/>
         <w:jc w:val="center"/>
         <w:rPr>
@@ -2418,24 +2435,25 @@
           <w:color w:val="000000"/>
           <w:szCs w:val="28"/>
         </w:rPr>
-        <w:softHyphen/>
-      </w:r>
-      <w:r>
-        <w:rPr>
-          <w:color w:val="000000"/>
-          <w:szCs w:val="28"/>
-        </w:rPr>
-        <w:t>форму многоугольника, требуется расставить минимальное количество охранников, которые видят каждую точку этого многоугольника.</w:t>
-      </w:r>
-    </w:p>
-    <w:p>
-      <w:pPr>
-        <w:rPr>
-          <w:color w:val="000000"/>
-          <w:szCs w:val="28"/>
-        </w:rPr>
-      </w:pPr>
-      <w:r>
+        <w:t>—</w:t>
+      </w:r>
+      <w:r>
+        <w:rPr>
+          <w:color w:val="000000"/>
+          <w:szCs w:val="28"/>
+        </w:rPr>
+        <w:t>многоугольника, требуется расставить минимальное количество охранников, которые видят каждую точку этого многоугольника.</w:t>
+      </w:r>
+    </w:p>
+    <w:p>
+      <w:pPr>
+        <w:rPr>
+          <w:color w:val="000000"/>
+          <w:szCs w:val="28"/>
+        </w:rPr>
+      </w:pPr>
+      <w:r>
+        <w:lastRenderedPageBreak/>
         <w:t xml:space="preserve">Под многоугольником </w:t>
       </w:r>
       <m:oMath>
@@ -2627,7 +2645,6 @@
         <w:rPr>
           <w:rFonts w:cs="Times New Roman"/>
         </w:rPr>
-        <w:lastRenderedPageBreak/>
         <w:t>соответствует</w:t>
       </w:r>
       <w:r>
@@ -2752,15 +2769,7 @@
           <w:color w:val="000000"/>
           <w:szCs w:val="28"/>
         </w:rPr>
-        <w:t>для решения задачи поиска минимального количества охранников. Этот алгоритм основан на комбинации метода определения выпуклых многоугольников с использованием алгоритма Хертеля-</w:t>
-      </w:r>
-      <w:proofErr w:type="spellStart"/>
-      <w:r>
-        <w:rPr>
-          <w:color w:val="000000"/>
-          <w:szCs w:val="28"/>
-        </w:rPr>
-        <w:t>Мельхорн</w:t>
+        <w:t>для решения задачи поиска минимального количества охранников. Этот алгоритм основан на комбинации метода определения выпуклых многоугольников с использованием алгоритма Хертеля-Мельхорн</w:t>
       </w:r>
       <w:r>
         <w:rPr>
@@ -2769,7 +2778,6 @@
         </w:rPr>
         <w:t>а</w:t>
       </w:r>
-      <w:proofErr w:type="spellEnd"/>
       <w:r>
         <w:rPr>
           <w:color w:val="000000"/>
@@ -2941,6 +2949,7 @@
           <w:color w:val="000000"/>
           <w:szCs w:val="28"/>
         </w:rPr>
+        <w:lastRenderedPageBreak/>
         <w:t>В рамках данной работы особое внимание будет уделено обзору существующих алгоритмов, что позволит выявить их сильные и слабые стороны, а также определить возможности для их улучшения. Это послужит основой для разработки собственного подхода, который будет детально рассмотрен в последующих разделах работы.</w:t>
       </w:r>
     </w:p>
@@ -2954,25 +2963,13 @@
           <w:szCs w:val="28"/>
         </w:rPr>
       </w:pPr>
-    </w:p>
-    <w:p>
-      <w:pPr>
-        <w:ind w:firstLine="0"/>
+      <w:r>
         <w:rPr>
           <w:b/>
           <w:bCs/>
           <w:color w:val="000000"/>
           <w:szCs w:val="28"/>
         </w:rPr>
-      </w:pPr>
-      <w:r>
-        <w:rPr>
-          <w:b/>
-          <w:bCs/>
-          <w:color w:val="000000"/>
-          <w:szCs w:val="28"/>
-        </w:rPr>
-        <w:lastRenderedPageBreak/>
         <w:t>Краткое описание алгоритма:</w:t>
       </w:r>
     </w:p>
@@ -3020,23 +3017,7 @@
           <w:color w:val="000000"/>
           <w:szCs w:val="28"/>
         </w:rPr>
-        <w:t xml:space="preserve">Многоугольник сначала </w:t>
-      </w:r>
-      <w:proofErr w:type="spellStart"/>
-      <w:r>
-        <w:rPr>
-          <w:color w:val="000000"/>
-          <w:szCs w:val="28"/>
-        </w:rPr>
-        <w:t>триангулируется</w:t>
-      </w:r>
-      <w:proofErr w:type="spellEnd"/>
-      <w:r>
-        <w:rPr>
-          <w:color w:val="000000"/>
-          <w:szCs w:val="28"/>
-        </w:rPr>
-        <w:t xml:space="preserve"> (разбивается на треугольники)</w:t>
+        <w:t>Многоугольник сначала триангулируется (разбивается на треугольники)</w:t>
       </w:r>
       <w:r>
         <w:rPr>
@@ -3090,55 +3071,7 @@
           <w:color w:val="000000"/>
           <w:szCs w:val="28"/>
         </w:rPr>
-        <w:t>алгоритма с заметающей прямой (</w:t>
-      </w:r>
-      <w:proofErr w:type="spellStart"/>
-      <w:r>
-        <w:rPr>
-          <w:color w:val="000000"/>
-          <w:szCs w:val="28"/>
-        </w:rPr>
-        <w:t>sweep</w:t>
-      </w:r>
-      <w:proofErr w:type="spellEnd"/>
-      <w:r>
-        <w:rPr>
-          <w:color w:val="000000"/>
-          <w:szCs w:val="28"/>
-        </w:rPr>
-        <w:t xml:space="preserve"> </w:t>
-      </w:r>
-      <w:proofErr w:type="spellStart"/>
-      <w:r>
-        <w:rPr>
-          <w:color w:val="000000"/>
-          <w:szCs w:val="28"/>
-        </w:rPr>
-        <w:t>line</w:t>
-      </w:r>
-      <w:proofErr w:type="spellEnd"/>
-      <w:r>
-        <w:rPr>
-          <w:color w:val="000000"/>
-          <w:szCs w:val="28"/>
-        </w:rPr>
-        <w:t xml:space="preserve"> </w:t>
-      </w:r>
-      <w:proofErr w:type="spellStart"/>
-      <w:r>
-        <w:rPr>
-          <w:color w:val="000000"/>
-          <w:szCs w:val="28"/>
-        </w:rPr>
-        <w:t>algorithm</w:t>
-      </w:r>
-      <w:proofErr w:type="spellEnd"/>
-      <w:r>
-        <w:rPr>
-          <w:color w:val="000000"/>
-          <w:szCs w:val="28"/>
-        </w:rPr>
-        <w:t>).</w:t>
+        <w:t>алгоритма с заметающей прямой (sweep line algorithm).</w:t>
       </w:r>
     </w:p>
     <w:p>

--- a/stepan-curs-v1.docx
+++ b/stepan-curs-v1.docx
@@ -2328,19 +2328,18 @@
           <w:color w:val="000000"/>
           <w:sz w:val="24"/>
           <w:szCs w:val="24"/>
-        </w:rPr>
-      </w:pPr>
-      <w:r>
-        <w:rPr>
-          <w:color w:val="000000"/>
-          <w:sz w:val="24"/>
-          <w:szCs w:val="24"/>
+          <w:lang w:val="en-US"/>
+        </w:rPr>
+      </w:pPr>
+      <w:r>
+        <w:rPr>
+          <w:noProof/>
         </w:rPr>
         <w:drawing>
-          <wp:inline distT="0" distB="0" distL="0" distR="0" wp14:anchorId="0CCB9A97" wp14:editId="0685DA59">
-            <wp:extent cx="5939790" cy="3698240"/>
-            <wp:effectExtent l="0" t="0" r="3810" b="0"/>
-            <wp:docPr id="2" name="Рисунок 2"/>
+          <wp:inline distT="0" distB="0" distL="0" distR="0" wp14:anchorId="6822A820" wp14:editId="43E9912B">
+            <wp:extent cx="5939790" cy="3710940"/>
+            <wp:effectExtent l="0" t="0" r="3810" b="3810"/>
+            <wp:docPr id="1" name="Рисунок 1"/>
             <wp:cNvGraphicFramePr>
               <a:graphicFrameLocks xmlns:a="http://schemas.openxmlformats.org/drawingml/2006/main" noChangeAspect="1"/>
             </wp:cNvGraphicFramePr>
@@ -2348,13 +2347,13 @@
               <a:graphicData uri="http://schemas.openxmlformats.org/drawingml/2006/picture">
                 <pic:pic xmlns:pic="http://schemas.openxmlformats.org/drawingml/2006/picture">
                   <pic:nvPicPr>
-                    <pic:cNvPr id="0" name="Picture 6"/>
+                    <pic:cNvPr id="0" name="Picture 1"/>
                     <pic:cNvPicPr>
                       <a:picLocks noChangeAspect="1" noChangeArrowheads="1"/>
                     </pic:cNvPicPr>
                   </pic:nvPicPr>
                   <pic:blipFill>
-                    <a:blip r:embed="rId8">
+                    <a:blip r:embed="rId8" cstate="print">
                       <a:extLst>
                         <a:ext uri="{28A0092B-C50C-407E-A947-70E740481C1C}">
                           <a14:useLocalDpi xmlns:a14="http://schemas.microsoft.com/office/drawing/2010/main" val="0"/>
@@ -2369,7 +2368,7 @@
                   <pic:spPr bwMode="auto">
                     <a:xfrm>
                       <a:off x="0" y="0"/>
-                      <a:ext cx="5939790" cy="3698240"/>
+                      <a:ext cx="5939790" cy="3710940"/>
                     </a:xfrm>
                     <a:prstGeom prst="rect">
                       <a:avLst/>
@@ -2388,54 +2387,43 @@
     </w:p>
     <w:p>
       <w:pPr>
-        <w:spacing w:after="0"/>
         <w:ind w:firstLine="0"/>
+        <w:jc w:val="center"/>
         <w:rPr>
           <w:color w:val="000000"/>
           <w:sz w:val="24"/>
           <w:szCs w:val="24"/>
         </w:rPr>
       </w:pPr>
-    </w:p>
-    <w:p>
-      <w:pPr>
-        <w:ind w:firstLine="0"/>
-        <w:jc w:val="center"/>
+      <w:r>
         <w:rPr>
           <w:color w:val="000000"/>
           <w:sz w:val="24"/>
           <w:szCs w:val="24"/>
         </w:rPr>
-      </w:pPr>
-      <w:r>
+        <w:t>Рис. 1 Выпуклый выставочный зал</w:t>
+      </w:r>
+    </w:p>
+    <w:p>
+      <w:pPr>
         <w:rPr>
           <w:color w:val="000000"/>
-          <w:sz w:val="24"/>
-          <w:szCs w:val="24"/>
-        </w:rPr>
-        <w:t>Рис. 1 Выпуклый выставочный зал</w:t>
-      </w:r>
-    </w:p>
-    <w:p>
-      <w:pPr>
+          <w:szCs w:val="28"/>
+        </w:rPr>
+      </w:pPr>
+      <w:r>
         <w:rPr>
           <w:color w:val="000000"/>
           <w:szCs w:val="28"/>
         </w:rPr>
-      </w:pPr>
+        <w:t xml:space="preserve">В художественной галерее, горизонтальная проекция которой имеет </w:t>
+      </w:r>
       <w:r>
         <w:rPr>
           <w:color w:val="000000"/>
           <w:szCs w:val="28"/>
         </w:rPr>
-        <w:t xml:space="preserve">В художественной галерее, горизонтальная проекция которой имеет </w:t>
-      </w:r>
-      <w:r>
-        <w:rPr>
-          <w:color w:val="000000"/>
-          <w:szCs w:val="28"/>
-        </w:rPr>
-        <w:t>—</w:t>
+        <w:t xml:space="preserve">– </w:t>
       </w:r>
       <w:r>
         <w:rPr>
@@ -2475,7 +2463,7 @@
         <w:t>часть плоскости, ограниченной простой, не самопересекающейся замкнутой ломанной.</w:t>
       </w:r>
       <w:r>
-        <w:t xml:space="preserve"> Для простого многоугольника </w:t>
+        <w:t xml:space="preserve"> Для многоугольника </w:t>
       </w:r>
       <m:oMath>
         <m:r>
@@ -2769,26 +2757,11 @@
           <w:color w:val="000000"/>
           <w:szCs w:val="28"/>
         </w:rPr>
-        <w:t>для решения задачи поиска минимального количества охранников. Этот алгоритм основан на комбинации метода определения выпуклых многоугольников с использованием алгоритма Хертеля-Мельхорн</w:t>
-      </w:r>
-      <w:r>
-        <w:rPr>
-          <w:color w:val="000000"/>
-          <w:szCs w:val="28"/>
-        </w:rPr>
-        <w:t>а</w:t>
-      </w:r>
-      <w:r>
-        <w:rPr>
-          <w:color w:val="000000"/>
-          <w:szCs w:val="28"/>
-        </w:rPr>
-        <w:t>.</w:t>
-      </w:r>
-    </w:p>
-    <w:p>
-      <w:pPr>
-        <w:ind w:firstLine="708"/>
+        <w:t xml:space="preserve">для решения задачи поиска минимального количества охранников. </w:t>
+      </w:r>
+    </w:p>
+    <w:p>
+      <w:pPr>
         <w:rPr>
           <w:color w:val="000000"/>
           <w:szCs w:val="28"/>
@@ -2929,286 +2902,17 @@
           <w:szCs w:val="28"/>
         </w:rPr>
       </w:pPr>
-      <w:r>
+    </w:p>
+    <w:p>
+      <w:pPr>
         <w:rPr>
           <w:color w:val="000000"/>
           <w:szCs w:val="28"/>
         </w:rPr>
-        <w:t>Проанализировать полученные результаты, оценить вклад работы и определить направления для дальнейших исследований.</w:t>
-      </w:r>
-    </w:p>
-    <w:p>
-      <w:pPr>
-        <w:rPr>
-          <w:color w:val="000000"/>
-          <w:szCs w:val="28"/>
-        </w:rPr>
-      </w:pPr>
-      <w:r>
-        <w:rPr>
-          <w:color w:val="000000"/>
-          <w:szCs w:val="28"/>
-        </w:rPr>
-        <w:lastRenderedPageBreak/>
-        <w:t>В рамках данной работы особое внимание будет уделено обзору существующих алгоритмов, что позволит выявить их сильные и слабые стороны, а также определить возможности для их улучшения. Это послужит основой для разработки собственного подхода, который будет детально рассмотрен в последующих разделах работы.</w:t>
-      </w:r>
-    </w:p>
-    <w:p>
-      <w:pPr>
-        <w:ind w:firstLine="0"/>
-        <w:rPr>
-          <w:b/>
-          <w:bCs/>
-          <w:color w:val="000000"/>
-          <w:szCs w:val="28"/>
-        </w:rPr>
-      </w:pPr>
-      <w:r>
-        <w:rPr>
-          <w:b/>
-          <w:bCs/>
-          <w:color w:val="000000"/>
-          <w:szCs w:val="28"/>
-        </w:rPr>
-        <w:t>Краткое описание алгоритма:</w:t>
-      </w:r>
-    </w:p>
-    <w:p>
-      <w:pPr>
-        <w:numPr>
-          <w:ilvl w:val="0"/>
-          <w:numId w:val="6"/>
-        </w:numPr>
-        <w:rPr>
-          <w:color w:val="000000"/>
-          <w:szCs w:val="28"/>
-        </w:rPr>
-      </w:pPr>
-      <w:r>
-        <w:rPr>
-          <w:b/>
-          <w:bCs/>
-          <w:color w:val="000000"/>
-          <w:szCs w:val="28"/>
-        </w:rPr>
-        <w:t>Триангуляция</w:t>
-      </w:r>
-      <w:r>
-        <w:rPr>
-          <w:color w:val="000000"/>
-          <w:szCs w:val="28"/>
-        </w:rPr>
-        <w:t>:</w:t>
-      </w:r>
-    </w:p>
-    <w:p>
-      <w:pPr>
-        <w:numPr>
-          <w:ilvl w:val="1"/>
-          <w:numId w:val="6"/>
-        </w:numPr>
-        <w:rPr>
-          <w:color w:val="000000"/>
-          <w:szCs w:val="28"/>
-        </w:rPr>
-      </w:pPr>
-      <w:r>
-        <w:rPr>
-          <w:color w:val="000000"/>
-          <w:szCs w:val="28"/>
-        </w:rPr>
-        <w:t>Многоугольник сначала триангулируется (разбивается на треугольники)</w:t>
-      </w:r>
-      <w:r>
-        <w:rPr>
-          <w:color w:val="000000"/>
-          <w:szCs w:val="28"/>
-        </w:rPr>
-        <w:t>.</w:t>
-      </w:r>
-    </w:p>
-    <w:p>
-      <w:pPr>
-        <w:numPr>
-          <w:ilvl w:val="1"/>
-          <w:numId w:val="6"/>
-        </w:numPr>
-        <w:rPr>
-          <w:color w:val="000000"/>
-          <w:szCs w:val="28"/>
-        </w:rPr>
-      </w:pPr>
-      <w:r>
-        <w:rPr>
-          <w:color w:val="000000"/>
-          <w:szCs w:val="28"/>
-        </w:rPr>
-        <w:t>Это можно сделать с помощью алгоритма триангуляции</w:t>
-      </w:r>
-      <w:r>
-        <w:rPr>
-          <w:color w:val="000000"/>
-          <w:szCs w:val="28"/>
-        </w:rPr>
-        <w:t xml:space="preserve"> Делоне</w:t>
-      </w:r>
-      <w:r>
-        <w:rPr>
-          <w:color w:val="000000"/>
-          <w:szCs w:val="28"/>
-        </w:rPr>
-        <w:t xml:space="preserve"> </w:t>
-      </w:r>
-      <w:r>
-        <w:rPr>
-          <w:color w:val="000000"/>
-          <w:szCs w:val="28"/>
-        </w:rPr>
-        <w:t xml:space="preserve">в реализации </w:t>
-      </w:r>
-      <w:r>
-        <w:rPr>
-          <w:color w:val="000000"/>
-          <w:szCs w:val="28"/>
-        </w:rPr>
-        <w:t>алгоритма с заметающей прямой (sweep line algorithm).</w:t>
-      </w:r>
-    </w:p>
-    <w:p>
-      <w:pPr>
-        <w:numPr>
-          <w:ilvl w:val="0"/>
-          <w:numId w:val="6"/>
-        </w:numPr>
-        <w:rPr>
-          <w:color w:val="000000"/>
-          <w:szCs w:val="28"/>
-        </w:rPr>
-      </w:pPr>
-      <w:r>
-        <w:rPr>
-          <w:b/>
-          <w:bCs/>
-          <w:color w:val="000000"/>
-          <w:szCs w:val="28"/>
-        </w:rPr>
-        <w:t>Удаление лишних диагоналей</w:t>
-      </w:r>
-      <w:r>
-        <w:rPr>
-          <w:color w:val="000000"/>
-          <w:szCs w:val="28"/>
-        </w:rPr>
-        <w:t>:</w:t>
-      </w:r>
-    </w:p>
-    <w:p>
-      <w:pPr>
-        <w:numPr>
-          <w:ilvl w:val="1"/>
-          <w:numId w:val="6"/>
-        </w:numPr>
-        <w:rPr>
-          <w:color w:val="000000"/>
-          <w:szCs w:val="28"/>
-        </w:rPr>
-      </w:pPr>
-      <w:r>
-        <w:rPr>
-          <w:color w:val="000000"/>
-          <w:szCs w:val="28"/>
-        </w:rPr>
-        <w:t>Алгоритм проходит по всем диагоналям триангуляции и пытается удалить те, которые не нарушают выпуклость частей.</w:t>
-      </w:r>
-    </w:p>
-    <w:p>
-      <w:pPr>
-        <w:numPr>
-          <w:ilvl w:val="1"/>
-          <w:numId w:val="6"/>
-        </w:numPr>
-        <w:rPr>
-          <w:color w:val="000000"/>
-          <w:szCs w:val="28"/>
-        </w:rPr>
-      </w:pPr>
-      <w:r>
-        <w:rPr>
-          <w:color w:val="000000"/>
-          <w:szCs w:val="28"/>
-        </w:rPr>
-        <w:t>Это позволяет объединить треугольники в более крупные выпуклые многоугольники.</w:t>
-      </w:r>
-    </w:p>
-    <w:p>
-      <w:pPr>
-        <w:numPr>
-          <w:ilvl w:val="0"/>
-          <w:numId w:val="6"/>
-        </w:numPr>
-        <w:rPr>
-          <w:color w:val="000000"/>
-          <w:szCs w:val="28"/>
-        </w:rPr>
-      </w:pPr>
-      <w:r>
-        <w:rPr>
-          <w:b/>
-          <w:bCs/>
-          <w:color w:val="000000"/>
-          <w:szCs w:val="28"/>
-        </w:rPr>
-        <w:t>Расстановка охранников</w:t>
-      </w:r>
-      <w:r>
-        <w:rPr>
-          <w:color w:val="000000"/>
-          <w:szCs w:val="28"/>
-        </w:rPr>
-        <w:t>:</w:t>
-      </w:r>
-    </w:p>
-    <w:p>
-      <w:pPr>
-        <w:numPr>
-          <w:ilvl w:val="1"/>
-          <w:numId w:val="6"/>
-        </w:numPr>
-        <w:rPr>
-          <w:color w:val="000000"/>
-          <w:szCs w:val="28"/>
-        </w:rPr>
-      </w:pPr>
-      <w:r>
-        <w:rPr>
-          <w:color w:val="000000"/>
-          <w:szCs w:val="28"/>
-        </w:rPr>
-        <w:t>В итоге получается разбиение многоугольника на выпуклые части, количество которых не превышает оптимального минимума.</w:t>
-      </w:r>
-    </w:p>
-    <w:p>
-      <w:pPr>
-        <w:numPr>
-          <w:ilvl w:val="1"/>
-          <w:numId w:val="6"/>
-        </w:numPr>
-        <w:rPr>
-          <w:color w:val="000000"/>
-          <w:szCs w:val="28"/>
-        </w:rPr>
-      </w:pPr>
-      <w:r>
-        <w:rPr>
-          <w:color w:val="000000"/>
-          <w:szCs w:val="28"/>
-        </w:rPr>
-        <w:t>На пересечении многоугольников выполняется расстановка охранников.</w:t>
-      </w:r>
-    </w:p>
-    <w:p>
-      <w:pPr>
-        <w:ind w:firstLine="0"/>
+      </w:pPr>
+    </w:p>
+    <w:p>
+      <w:pPr>
         <w:rPr>
           <w:color w:val="000000"/>
           <w:szCs w:val="28"/>
@@ -3258,528 +2962,276 @@
       </w:pPr>
       <w:bookmarkStart w:id="3" w:name="_Toc191025863"/>
       <w:r>
-        <w:t>1.1.1. Название Алгоритма 1</w:t>
+        <w:t>1.1.</w:t>
+      </w:r>
+      <w:r>
+        <w:t>1</w:t>
+      </w:r>
+      <w:r>
+        <w:t xml:space="preserve">. </w:t>
       </w:r>
       <w:bookmarkEnd w:id="3"/>
-    </w:p>
-    <w:p>
-      <w:r>
-        <w:t>Суть алгоритма. Его сложность и э</w:t>
-      </w:r>
-      <w:r>
-        <w:t>ффективность.</w:t>
-      </w:r>
-      <w:r>
-        <w:t xml:space="preserve"> Текст. Текст.</w:t>
-      </w:r>
-      <w:r>
-        <w:t xml:space="preserve"> </w:t>
-      </w:r>
-      <w:r>
-        <w:t>Текст. Текст.</w:t>
-      </w:r>
-      <w:r>
-        <w:t xml:space="preserve"> </w:t>
-      </w:r>
-      <w:r>
-        <w:t>Текст. Текст.</w:t>
-      </w:r>
-      <w:r>
-        <w:t xml:space="preserve"> </w:t>
-      </w:r>
-      <w:r>
-        <w:t>Текст. Текст.</w:t>
-      </w:r>
-      <w:r>
-        <w:t xml:space="preserve"> </w:t>
-      </w:r>
-      <w:r>
-        <w:t>Текст. Текст.</w:t>
-      </w:r>
-      <w:r>
-        <w:t xml:space="preserve"> </w:t>
-      </w:r>
-      <w:r>
-        <w:t>Текст. Текст.</w:t>
-      </w:r>
-      <w:r>
-        <w:t xml:space="preserve"> </w:t>
-      </w:r>
-      <w:r>
-        <w:t>Текст. Текст. Текст. Текст.</w:t>
-      </w:r>
-      <w:r>
-        <w:t xml:space="preserve"> </w:t>
-      </w:r>
-      <w:r>
-        <w:t>Текст. Текст.</w:t>
-      </w:r>
-      <w:r>
-        <w:t xml:space="preserve"> </w:t>
-      </w:r>
-      <w:r>
-        <w:t>Текст. Текст.</w:t>
-      </w:r>
-      <w:r>
-        <w:t xml:space="preserve"> </w:t>
-      </w:r>
-      <w:r>
-        <w:t>Текст. Текст.</w:t>
-      </w:r>
-      <w:r>
-        <w:t xml:space="preserve"> </w:t>
-      </w:r>
-      <w:r>
-        <w:t>Текст. Текст.</w:t>
-      </w:r>
-      <w:r>
-        <w:t xml:space="preserve"> </w:t>
-      </w:r>
-      <w:r>
-        <w:t>Текст. Текст.</w:t>
-      </w:r>
-      <w:r>
-        <w:t xml:space="preserve"> </w:t>
-      </w:r>
-      <w:r>
-        <w:t>Текст. Текст.</w:t>
-      </w:r>
-    </w:p>
-    <w:p>
-      <w:r>
-        <w:t>Текст. Текст.</w:t>
-      </w:r>
-      <w:r>
-        <w:t xml:space="preserve"> </w:t>
-      </w:r>
-      <w:r>
-        <w:t>Текст. Текст.</w:t>
-      </w:r>
-      <w:r>
-        <w:t xml:space="preserve"> </w:t>
-      </w:r>
-      <w:r>
-        <w:t>Текст. Текст.</w:t>
-      </w:r>
-      <w:r>
-        <w:t xml:space="preserve"> </w:t>
-      </w:r>
-      <w:r>
-        <w:t>Текст. Текст.</w:t>
-      </w:r>
-      <w:r>
-        <w:t xml:space="preserve"> </w:t>
-      </w:r>
-      <w:r>
-        <w:t>Текст. Текст.</w:t>
-      </w:r>
-      <w:r>
-        <w:t xml:space="preserve"> </w:t>
-      </w:r>
-      <w:r>
-        <w:t>Текст. Текст.</w:t>
-      </w:r>
-      <w:r>
-        <w:t xml:space="preserve"> </w:t>
-      </w:r>
-      <w:r>
-        <w:t>Текст. Текст. Текст. Текст.</w:t>
-      </w:r>
-      <w:r>
-        <w:t xml:space="preserve"> </w:t>
-      </w:r>
-      <w:r>
-        <w:t>Текст. Текст.</w:t>
-      </w:r>
-      <w:r>
-        <w:t xml:space="preserve"> </w:t>
-      </w:r>
-      <w:r>
-        <w:t>Текст. Текст.</w:t>
-      </w:r>
-      <w:r>
-        <w:t xml:space="preserve"> </w:t>
-      </w:r>
-      <w:r>
-        <w:t>Текст. Текст.</w:t>
-      </w:r>
-      <w:r>
-        <w:t xml:space="preserve"> </w:t>
-      </w:r>
-      <w:r>
-        <w:t>Текст. Текст.</w:t>
-      </w:r>
-      <w:r>
-        <w:t xml:space="preserve"> </w:t>
-      </w:r>
-      <w:r>
-        <w:t>Текст. Текст.</w:t>
-      </w:r>
-      <w:r>
-        <w:t xml:space="preserve"> </w:t>
-      </w:r>
-      <w:r>
-        <w:t>Текст. Текст.</w:t>
-      </w:r>
-    </w:p>
-    <w:p>
-      <w:pPr>
-        <w:pStyle w:val="3"/>
-      </w:pPr>
-      <w:bookmarkStart w:id="4" w:name="_Toc191025864"/>
-      <w:r>
-        <w:t>1.1.2. Название</w:t>
-      </w:r>
-      <w:r>
-        <w:t xml:space="preserve"> </w:t>
-      </w:r>
-      <w:r>
-        <w:t>Алгоритма 2</w:t>
-      </w:r>
-      <w:bookmarkEnd w:id="4"/>
-    </w:p>
-    <w:p>
-      <w:r>
-        <w:t>Суть алгоритма. Его сложность и э</w:t>
-      </w:r>
-      <w:r>
-        <w:t>ффективность.</w:t>
-      </w:r>
-      <w:r>
-        <w:t xml:space="preserve"> Текст. Текст.</w:t>
-      </w:r>
-      <w:r>
-        <w:t xml:space="preserve"> </w:t>
-      </w:r>
-      <w:r>
-        <w:t>Текст. Текст.</w:t>
-      </w:r>
-      <w:r>
-        <w:t xml:space="preserve"> </w:t>
-      </w:r>
-      <w:r>
-        <w:t>Текст. Текст.</w:t>
-      </w:r>
-      <w:r>
-        <w:t xml:space="preserve"> </w:t>
-      </w:r>
-      <w:r>
-        <w:t>Текст. Текст.</w:t>
-      </w:r>
-      <w:r>
-        <w:t xml:space="preserve"> </w:t>
-      </w:r>
-      <w:r>
-        <w:t>Текст. Текст.</w:t>
-      </w:r>
-      <w:r>
-        <w:t xml:space="preserve"> </w:t>
-      </w:r>
-      <w:r>
-        <w:t>Текст. Текст.</w:t>
-      </w:r>
-      <w:r>
-        <w:t xml:space="preserve"> </w:t>
-      </w:r>
-      <w:r>
-        <w:t>Текст. Текст. Текст. Текст.</w:t>
-      </w:r>
-      <w:r>
-        <w:t xml:space="preserve"> </w:t>
-      </w:r>
-      <w:r>
-        <w:t>Текст. Текст.</w:t>
-      </w:r>
-      <w:r>
-        <w:t xml:space="preserve"> </w:t>
-      </w:r>
-      <w:r>
-        <w:t>Текст. Текст.</w:t>
-      </w:r>
-      <w:r>
-        <w:t xml:space="preserve"> </w:t>
-      </w:r>
-      <w:r>
-        <w:t>Текст. Текст.</w:t>
-      </w:r>
-      <w:r>
-        <w:t xml:space="preserve"> </w:t>
-      </w:r>
-      <w:r>
-        <w:t>Текст. Текст.</w:t>
-      </w:r>
-      <w:r>
-        <w:t xml:space="preserve"> </w:t>
-      </w:r>
-      <w:r>
-        <w:t>Текст. Текст.</w:t>
-      </w:r>
-      <w:r>
-        <w:t xml:space="preserve"> </w:t>
-      </w:r>
-      <w:r>
-        <w:t>Текст. Текст.</w:t>
-      </w:r>
-    </w:p>
-    <w:p>
-      <w:r>
-        <w:t>Текст. Текст.</w:t>
-      </w:r>
-      <w:r>
-        <w:t xml:space="preserve"> </w:t>
-      </w:r>
-      <w:r>
-        <w:t>Текст. Текст.</w:t>
-      </w:r>
-      <w:r>
-        <w:t xml:space="preserve"> </w:t>
-      </w:r>
-      <w:r>
-        <w:t>Текст. Текст.</w:t>
-      </w:r>
-      <w:r>
-        <w:t xml:space="preserve"> </w:t>
-      </w:r>
-      <w:r>
-        <w:t>Текст. Текст.</w:t>
-      </w:r>
-      <w:r>
-        <w:t xml:space="preserve"> </w:t>
-      </w:r>
-      <w:r>
-        <w:t>Текст. Текст.</w:t>
-      </w:r>
-      <w:r>
-        <w:t xml:space="preserve"> </w:t>
-      </w:r>
-      <w:r>
-        <w:t>Текст. Текст.</w:t>
-      </w:r>
-      <w:r>
-        <w:t xml:space="preserve"> </w:t>
-      </w:r>
-      <w:r>
-        <w:t>Текст. Текст. Текст. Текст.</w:t>
-      </w:r>
-      <w:r>
-        <w:t xml:space="preserve"> </w:t>
-      </w:r>
-      <w:r>
-        <w:t>Текст. Текст.</w:t>
-      </w:r>
-      <w:r>
-        <w:t xml:space="preserve"> </w:t>
-      </w:r>
-      <w:r>
-        <w:t>Текст. Текст.</w:t>
-      </w:r>
-      <w:r>
-        <w:t xml:space="preserve"> </w:t>
-      </w:r>
-      <w:r>
-        <w:t>Текст. Текст.</w:t>
-      </w:r>
-      <w:r>
-        <w:t xml:space="preserve"> </w:t>
-      </w:r>
-      <w:r>
-        <w:t>Текст. Текст.</w:t>
-      </w:r>
-      <w:r>
-        <w:t xml:space="preserve"> </w:t>
-      </w:r>
-      <w:r>
-        <w:t>Текст. Текст.</w:t>
-      </w:r>
-      <w:r>
-        <w:t xml:space="preserve"> </w:t>
-      </w:r>
-      <w:r>
-        <w:t>Текст. Текст.</w:t>
-      </w:r>
-    </w:p>
-    <w:p>
-      <w:pPr>
-        <w:pStyle w:val="3"/>
-      </w:pPr>
-      <w:bookmarkStart w:id="5" w:name="_Toc191025865"/>
-      <w:r>
-        <w:t>1.1.3. Название</w:t>
-      </w:r>
-      <w:r>
-        <w:t xml:space="preserve"> </w:t>
-      </w:r>
-      <w:r>
-        <w:t>Алгоритма 3</w:t>
-      </w:r>
-      <w:bookmarkEnd w:id="5"/>
-    </w:p>
-    <w:p>
-      <w:r>
-        <w:t>Суть алгоритма. Его сложность и э</w:t>
-      </w:r>
-      <w:r>
-        <w:t>ффективность.</w:t>
-      </w:r>
-      <w:r>
-        <w:t xml:space="preserve"> Текст. Текст.</w:t>
-      </w:r>
-      <w:r>
-        <w:t xml:space="preserve"> </w:t>
-      </w:r>
-      <w:r>
-        <w:t>Текст. Текст.</w:t>
-      </w:r>
-      <w:r>
-        <w:t xml:space="preserve"> </w:t>
-      </w:r>
-      <w:r>
-        <w:t>Текст. Текст.</w:t>
-      </w:r>
-      <w:r>
-        <w:t xml:space="preserve"> </w:t>
-      </w:r>
-      <w:r>
-        <w:t>Текст. Текст.</w:t>
-      </w:r>
-      <w:r>
-        <w:t xml:space="preserve"> </w:t>
-      </w:r>
-      <w:r>
-        <w:t>Текст. Текст.</w:t>
-      </w:r>
-      <w:r>
-        <w:t xml:space="preserve"> </w:t>
-      </w:r>
-      <w:r>
-        <w:t>Текст. Текст.</w:t>
-      </w:r>
-      <w:r>
-        <w:t xml:space="preserve"> </w:t>
-      </w:r>
-      <w:r>
-        <w:t>Текст. Текст. Текст. Текст.</w:t>
-      </w:r>
-      <w:r>
-        <w:t xml:space="preserve"> </w:t>
-      </w:r>
-      <w:r>
-        <w:t>Текст. Текст.</w:t>
-      </w:r>
-      <w:r>
-        <w:t xml:space="preserve"> </w:t>
-      </w:r>
-      <w:r>
-        <w:t>Текст. Текст.</w:t>
-      </w:r>
-      <w:r>
-        <w:t xml:space="preserve"> </w:t>
-      </w:r>
-      <w:r>
-        <w:t>Текст. Текст.</w:t>
-      </w:r>
-      <w:r>
-        <w:t xml:space="preserve"> </w:t>
-      </w:r>
-      <w:r>
-        <w:t>Текст. Текст.</w:t>
-      </w:r>
-      <w:r>
-        <w:t xml:space="preserve"> </w:t>
-      </w:r>
-      <w:r>
-        <w:t>Текст. Текст.</w:t>
-      </w:r>
-      <w:r>
-        <w:t xml:space="preserve"> </w:t>
-      </w:r>
-      <w:r>
-        <w:t>Текст. Текст.</w:t>
-      </w:r>
-    </w:p>
-    <w:p>
-      <w:r>
-        <w:t>Текст. Текст.</w:t>
-      </w:r>
-      <w:r>
-        <w:t xml:space="preserve"> </w:t>
-      </w:r>
-      <w:r>
-        <w:t>Текст. Текст.</w:t>
-      </w:r>
-      <w:r>
-        <w:t xml:space="preserve"> </w:t>
-      </w:r>
-      <w:r>
-        <w:t>Текст. Текст.</w:t>
-      </w:r>
-      <w:r>
-        <w:t xml:space="preserve"> </w:t>
-      </w:r>
-      <w:r>
-        <w:t>Текст. Текст.</w:t>
-      </w:r>
-      <w:r>
-        <w:t xml:space="preserve"> </w:t>
-      </w:r>
-      <w:r>
-        <w:t>Текст. Текст.</w:t>
-      </w:r>
-      <w:r>
-        <w:t xml:space="preserve"> </w:t>
-      </w:r>
-      <w:r>
-        <w:t>Текст. Текст.</w:t>
-      </w:r>
-      <w:r>
-        <w:t xml:space="preserve"> </w:t>
-      </w:r>
-      <w:r>
-        <w:t>Текст. Текст. Текст. Текст.</w:t>
-      </w:r>
-      <w:r>
-        <w:t xml:space="preserve"> </w:t>
-      </w:r>
-      <w:r>
-        <w:t>Текст. Текст.</w:t>
-      </w:r>
-      <w:r>
-        <w:t xml:space="preserve"> </w:t>
-      </w:r>
-      <w:r>
-        <w:t>Текст. Текст.</w:t>
-      </w:r>
-      <w:r>
-        <w:t xml:space="preserve"> </w:t>
-      </w:r>
-      <w:r>
-        <w:t>Текст. Текст.</w:t>
-      </w:r>
-      <w:r>
-        <w:t xml:space="preserve"> </w:t>
-      </w:r>
-      <w:r>
-        <w:t>Текст. Текст.</w:t>
-      </w:r>
-      <w:r>
-        <w:t xml:space="preserve"> </w:t>
-      </w:r>
-      <w:r>
-        <w:t>Текст. Текст.</w:t>
-      </w:r>
-      <w:r>
-        <w:t xml:space="preserve"> </w:t>
-      </w:r>
-      <w:r>
-        <w:t>Текст. Текст.</w:t>
-      </w:r>
-    </w:p>
-    <w:p>
-      <w:pPr>
-        <w:spacing w:line="259" w:lineRule="auto"/>
-        <w:ind w:firstLine="0"/>
-        <w:jc w:val="left"/>
-      </w:pPr>
+      <w:r>
+        <w:t>Алгоритм Хертеля-Менхорна</w:t>
+      </w:r>
+    </w:p>
+    <w:p>
+      <w:pPr>
+        <w:rPr>
+          <w:color w:val="000000"/>
+          <w:szCs w:val="28"/>
+        </w:rPr>
+      </w:pPr>
+      <w:r>
+        <w:rPr>
+          <w:color w:val="000000"/>
+          <w:szCs w:val="28"/>
+        </w:rPr>
+        <w:t>Алгоритм разбивает многоугольник на выпуклые части через триангуляцию (например, методом Делоне), удаляет лишние диагонали, сохраняя выпуклость, и расставляет охранников на пересечениях полученных частей.</w:t>
+      </w:r>
+    </w:p>
+    <w:p>
+      <w:pPr>
+        <w:ind w:firstLine="708"/>
+        <w:rPr>
+          <w:color w:val="000000"/>
+          <w:szCs w:val="28"/>
+        </w:rPr>
+      </w:pPr>
+      <w:r>
+        <w:rPr>
+          <w:color w:val="000000"/>
+          <w:szCs w:val="28"/>
+        </w:rPr>
+        <w:t xml:space="preserve">Сложность алгоритма зависит от этапов: триангуляция </w:t>
+      </w:r>
+      <w:r>
+        <w:rPr>
+          <w:color w:val="000000"/>
+          <w:szCs w:val="28"/>
+        </w:rPr>
+        <w:t xml:space="preserve">– </w:t>
+      </w:r>
+      <m:oMath>
+        <m:r>
+          <w:rPr>
+            <w:rFonts w:ascii="Cambria Math" w:hAnsi="Cambria Math"/>
+            <w:color w:val="000000"/>
+            <w:szCs w:val="28"/>
+            <w:lang w:val="en-US"/>
+          </w:rPr>
+          <m:t>O</m:t>
+        </m:r>
+        <m:d>
+          <m:dPr>
+            <m:ctrlPr>
+              <w:rPr>
+                <w:rFonts w:ascii="Cambria Math" w:hAnsi="Cambria Math"/>
+                <w:i/>
+                <w:color w:val="000000"/>
+                <w:szCs w:val="28"/>
+              </w:rPr>
+            </m:ctrlPr>
+          </m:dPr>
+          <m:e>
+            <m:r>
+              <w:rPr>
+                <w:rFonts w:ascii="Cambria Math" w:hAnsi="Cambria Math"/>
+                <w:color w:val="000000"/>
+                <w:szCs w:val="28"/>
+              </w:rPr>
+              <m:t>n</m:t>
+            </m:r>
+            <m:func>
+              <m:funcPr>
+                <m:ctrlPr>
+                  <w:rPr>
+                    <w:rFonts w:ascii="Cambria Math" w:hAnsi="Cambria Math"/>
+                    <w:i/>
+                    <w:color w:val="000000"/>
+                    <w:szCs w:val="28"/>
+                  </w:rPr>
+                </m:ctrlPr>
+              </m:funcPr>
+              <m:fName>
+                <m:r>
+                  <w:rPr>
+                    <w:rFonts w:ascii="Cambria Math" w:hAnsi="Cambria Math"/>
+                    <w:color w:val="000000"/>
+                    <w:szCs w:val="28"/>
+                  </w:rPr>
+                  <m:t>log</m:t>
+                </m:r>
+              </m:fName>
+              <m:e>
+                <m:r>
+                  <w:rPr>
+                    <w:rFonts w:ascii="Cambria Math" w:hAnsi="Cambria Math"/>
+                    <w:color w:val="000000"/>
+                    <w:szCs w:val="28"/>
+                  </w:rPr>
+                  <m:t>n</m:t>
+                </m:r>
+              </m:e>
+            </m:func>
+          </m:e>
+        </m:d>
+      </m:oMath>
+      <w:r>
+        <w:rPr>
+          <w:color w:val="000000"/>
+          <w:szCs w:val="28"/>
+        </w:rPr>
+        <w:t xml:space="preserve">, удаление диагоналей </w:t>
+      </w:r>
+      <w:r>
+        <w:rPr>
+          <w:color w:val="000000"/>
+          <w:szCs w:val="28"/>
+        </w:rPr>
+        <w:t>–</w:t>
+      </w:r>
+      <w:r>
+        <w:rPr>
+          <w:color w:val="000000"/>
+          <w:szCs w:val="28"/>
+        </w:rPr>
+        <w:t xml:space="preserve"> </w:t>
+      </w:r>
+      <m:oMath>
+        <m:r>
+          <w:rPr>
+            <w:rFonts w:ascii="Cambria Math" w:hAnsi="Cambria Math"/>
+            <w:color w:val="000000"/>
+            <w:szCs w:val="28"/>
+            <w:lang w:val="en-US"/>
+          </w:rPr>
+          <m:t>O</m:t>
+        </m:r>
+        <m:d>
+          <m:dPr>
+            <m:ctrlPr>
+              <w:rPr>
+                <w:rFonts w:ascii="Cambria Math" w:hAnsi="Cambria Math"/>
+                <w:i/>
+                <w:color w:val="000000"/>
+                <w:szCs w:val="28"/>
+              </w:rPr>
+            </m:ctrlPr>
+          </m:dPr>
+          <m:e>
+            <m:r>
+              <w:rPr>
+                <w:rFonts w:ascii="Cambria Math" w:hAnsi="Cambria Math"/>
+                <w:color w:val="000000"/>
+                <w:szCs w:val="28"/>
+              </w:rPr>
+              <m:t>n</m:t>
+            </m:r>
+          </m:e>
+        </m:d>
+      </m:oMath>
+      <w:r>
+        <w:rPr>
+          <w:color w:val="000000"/>
+          <w:szCs w:val="28"/>
+        </w:rPr>
+        <w:t xml:space="preserve">, расстановка охранников </w:t>
+      </w:r>
+      <w:r>
+        <w:rPr>
+          <w:color w:val="000000"/>
+          <w:szCs w:val="28"/>
+        </w:rPr>
+        <w:t xml:space="preserve">– </w:t>
+      </w:r>
+      <m:oMath>
+        <m:r>
+          <w:rPr>
+            <w:rFonts w:ascii="Cambria Math" w:hAnsi="Cambria Math"/>
+            <w:color w:val="000000"/>
+            <w:szCs w:val="28"/>
+            <w:lang w:val="en-US"/>
+          </w:rPr>
+          <m:t>O</m:t>
+        </m:r>
+        <m:d>
+          <m:dPr>
+            <m:ctrlPr>
+              <w:rPr>
+                <w:rFonts w:ascii="Cambria Math" w:hAnsi="Cambria Math"/>
+                <w:i/>
+                <w:color w:val="000000"/>
+                <w:szCs w:val="28"/>
+              </w:rPr>
+            </m:ctrlPr>
+          </m:dPr>
+          <m:e>
+            <m:r>
+              <w:rPr>
+                <w:rFonts w:ascii="Cambria Math" w:hAnsi="Cambria Math"/>
+                <w:color w:val="000000"/>
+                <w:szCs w:val="28"/>
+              </w:rPr>
+              <m:t>n</m:t>
+            </m:r>
+          </m:e>
+        </m:d>
+      </m:oMath>
+      <w:r>
+        <w:rPr>
+          <w:color w:val="000000"/>
+          <w:szCs w:val="28"/>
+        </w:rPr>
+        <w:t xml:space="preserve">, где </w:t>
+      </w:r>
+      <m:oMath>
+        <m:r>
+          <w:rPr>
+            <w:rFonts w:ascii="Cambria Math" w:hAnsi="Cambria Math"/>
+            <w:color w:val="000000"/>
+            <w:szCs w:val="28"/>
+          </w:rPr>
+          <m:t>n</m:t>
+        </m:r>
+      </m:oMath>
+      <w:r>
+        <w:rPr>
+          <w:color w:val="000000"/>
+          <w:szCs w:val="28"/>
+        </w:rPr>
+        <w:t xml:space="preserve"> </w:t>
+      </w:r>
+      <w:r>
+        <w:rPr>
+          <w:color w:val="000000"/>
+          <w:szCs w:val="28"/>
+        </w:rPr>
+        <w:t xml:space="preserve">– </w:t>
+      </w:r>
+      <w:r>
+        <w:rPr>
+          <w:color w:val="000000"/>
+          <w:szCs w:val="28"/>
+        </w:rPr>
+        <w:t>количество вершин многоугольника.</w:t>
+      </w:r>
+    </w:p>
+    <w:p>
+      <w:pPr>
+        <w:ind w:firstLine="708"/>
+        <w:rPr>
+          <w:color w:val="000000"/>
+          <w:szCs w:val="28"/>
+        </w:rPr>
+      </w:pPr>
+      <w:r>
+        <w:rPr>
+          <w:color w:val="000000"/>
+          <w:szCs w:val="28"/>
+        </w:rPr>
+        <w:t>Алгоритм эффективно минимизирует количество выпуклых частей и охранников, обеспечивая оптимальное покрытие многоугольника.</w:t>
+      </w:r>
       <w:r>
         <w:br w:type="page"/>
       </w:r>
@@ -3788,353 +3240,353 @@
       <w:pPr>
         <w:pStyle w:val="2"/>
       </w:pPr>
-      <w:bookmarkStart w:id="6" w:name="_Toc191025866"/>
+      <w:bookmarkStart w:id="4" w:name="_Toc191025866"/>
       <w:r>
         <w:lastRenderedPageBreak/>
         <w:t>1.2. Название выбранного алгоритма</w:t>
       </w:r>
+      <w:bookmarkEnd w:id="4"/>
+    </w:p>
+    <w:p>
+      <w:pPr>
+        <w:pStyle w:val="3"/>
+      </w:pPr>
+      <w:bookmarkStart w:id="5" w:name="_Toc191025867"/>
+      <w:r>
+        <w:t>1.2.1. Доказательство корректности алгоритма.</w:t>
+      </w:r>
+      <w:bookmarkEnd w:id="5"/>
+    </w:p>
+    <w:p>
+      <w:r>
+        <w:t>Текст. Текст.</w:t>
+      </w:r>
+      <w:r>
+        <w:t xml:space="preserve"> </w:t>
+      </w:r>
+      <w:r>
+        <w:t>Текст. Текст.</w:t>
+      </w:r>
+      <w:r>
+        <w:t xml:space="preserve"> </w:t>
+      </w:r>
+      <w:r>
+        <w:t>Текст. Текст.</w:t>
+      </w:r>
+      <w:r>
+        <w:t xml:space="preserve"> </w:t>
+      </w:r>
+      <w:r>
+        <w:t>Текст. Текст.</w:t>
+      </w:r>
+      <w:r>
+        <w:t xml:space="preserve"> </w:t>
+      </w:r>
+      <w:r>
+        <w:t>Текст. Текст.</w:t>
+      </w:r>
+      <w:r>
+        <w:t xml:space="preserve"> </w:t>
+      </w:r>
+      <w:r>
+        <w:t>Текст. Текст.</w:t>
+      </w:r>
+      <w:r>
+        <w:t xml:space="preserve"> </w:t>
+      </w:r>
+      <w:r>
+        <w:t>Текст. Текст. Текст. Текст.</w:t>
+      </w:r>
+      <w:r>
+        <w:t xml:space="preserve"> </w:t>
+      </w:r>
+      <w:r>
+        <w:t>Текст. Текст.</w:t>
+      </w:r>
+      <w:r>
+        <w:t xml:space="preserve"> </w:t>
+      </w:r>
+      <w:r>
+        <w:t>Текст. Текст.</w:t>
+      </w:r>
+      <w:r>
+        <w:t xml:space="preserve"> </w:t>
+      </w:r>
+      <w:r>
+        <w:t>Текст. Текст.</w:t>
+      </w:r>
+      <w:r>
+        <w:t xml:space="preserve"> </w:t>
+      </w:r>
+      <w:r>
+        <w:t>Текст. Текст.</w:t>
+      </w:r>
+      <w:r>
+        <w:t xml:space="preserve"> </w:t>
+      </w:r>
+      <w:r>
+        <w:t>Текст. Текст.</w:t>
+      </w:r>
+      <w:r>
+        <w:t xml:space="preserve"> </w:t>
+      </w:r>
+      <w:r>
+        <w:t>Текст. Текст.</w:t>
+      </w:r>
+    </w:p>
+    <w:p>
+      <w:r>
+        <w:t>Текст. Текст. Текст. Текст.</w:t>
+      </w:r>
+      <w:r>
+        <w:t xml:space="preserve"> </w:t>
+      </w:r>
+      <w:r>
+        <w:t>Текст. Текст.</w:t>
+      </w:r>
+      <w:r>
+        <w:t xml:space="preserve"> </w:t>
+      </w:r>
+      <w:r>
+        <w:t>Текст. Текст.</w:t>
+      </w:r>
+      <w:r>
+        <w:t xml:space="preserve"> </w:t>
+      </w:r>
+      <w:r>
+        <w:t>Текст. Текст.</w:t>
+      </w:r>
+      <w:r>
+        <w:t xml:space="preserve"> </w:t>
+      </w:r>
+      <w:r>
+        <w:t>Текст. Текст.</w:t>
+      </w:r>
+      <w:r>
+        <w:t xml:space="preserve"> </w:t>
+      </w:r>
+      <w:r>
+        <w:t>Текст. Текст.</w:t>
+      </w:r>
+      <w:r>
+        <w:t xml:space="preserve"> </w:t>
+      </w:r>
+      <w:r>
+        <w:t>Текст. Текст. Текст. Текст.</w:t>
+      </w:r>
+      <w:r>
+        <w:t xml:space="preserve"> </w:t>
+      </w:r>
+      <w:r>
+        <w:t>Текст. Текст.</w:t>
+      </w:r>
+      <w:r>
+        <w:t xml:space="preserve"> </w:t>
+      </w:r>
+      <w:r>
+        <w:t>Текст. Текст.</w:t>
+      </w:r>
+      <w:r>
+        <w:t xml:space="preserve"> </w:t>
+      </w:r>
+      <w:r>
+        <w:t>Текст. Текст.</w:t>
+      </w:r>
+      <w:r>
+        <w:t xml:space="preserve"> </w:t>
+      </w:r>
+      <w:r>
+        <w:t>Текст. Текст.</w:t>
+      </w:r>
+      <w:r>
+        <w:t xml:space="preserve"> </w:t>
+      </w:r>
+      <w:r>
+        <w:t>Текст. Текст.</w:t>
+      </w:r>
+      <w:r>
+        <w:t xml:space="preserve"> </w:t>
+      </w:r>
+      <w:r>
+        <w:t>Текст. Текст.</w:t>
+      </w:r>
+    </w:p>
+    <w:p>
+      <w:pPr>
+        <w:pStyle w:val="3"/>
+      </w:pPr>
+      <w:bookmarkStart w:id="6" w:name="_Toc191025868"/>
+      <w:r>
+        <w:t>1.2.2. Трудоёмкость алгоритма.</w:t>
+      </w:r>
       <w:bookmarkEnd w:id="6"/>
     </w:p>
     <w:p>
+      <w:r>
+        <w:t>Текст. Текст.</w:t>
+      </w:r>
+      <w:r>
+        <w:t xml:space="preserve"> </w:t>
+      </w:r>
+      <w:r>
+        <w:t>Текст. Текст.</w:t>
+      </w:r>
+      <w:r>
+        <w:t xml:space="preserve"> </w:t>
+      </w:r>
+      <w:r>
+        <w:t>Текст. Текст.</w:t>
+      </w:r>
+      <w:r>
+        <w:t xml:space="preserve"> </w:t>
+      </w:r>
+      <w:r>
+        <w:t>Текст. Текст.</w:t>
+      </w:r>
+      <w:r>
+        <w:t xml:space="preserve"> </w:t>
+      </w:r>
+      <w:r>
+        <w:t>Текст. Текст.</w:t>
+      </w:r>
+      <w:r>
+        <w:t xml:space="preserve"> </w:t>
+      </w:r>
+      <w:r>
+        <w:t>Текст. Текст.</w:t>
+      </w:r>
+      <w:r>
+        <w:t xml:space="preserve"> </w:t>
+      </w:r>
+      <w:r>
+        <w:t>Текст. Текст. Текст. Текст.</w:t>
+      </w:r>
+      <w:r>
+        <w:t xml:space="preserve"> </w:t>
+      </w:r>
+      <w:r>
+        <w:t>Текст. Текст.</w:t>
+      </w:r>
+      <w:r>
+        <w:t xml:space="preserve"> </w:t>
+      </w:r>
+      <w:r>
+        <w:t>Текст. Текст.</w:t>
+      </w:r>
+      <w:r>
+        <w:t xml:space="preserve"> </w:t>
+      </w:r>
+      <w:r>
+        <w:t>Текст. Текст.</w:t>
+      </w:r>
+      <w:r>
+        <w:t xml:space="preserve"> </w:t>
+      </w:r>
+      <w:r>
+        <w:t>Текст. Текст.</w:t>
+      </w:r>
+      <w:r>
+        <w:t xml:space="preserve"> </w:t>
+      </w:r>
+      <w:r>
+        <w:t>Текст. Текст.</w:t>
+      </w:r>
+      <w:r>
+        <w:t xml:space="preserve"> </w:t>
+      </w:r>
+      <w:r>
+        <w:t>Текст. Текст.</w:t>
+      </w:r>
+    </w:p>
+    <w:p>
+      <w:r>
+        <w:t>Текст. Текст. Текст. Текст.</w:t>
+      </w:r>
+      <w:r>
+        <w:t xml:space="preserve"> </w:t>
+      </w:r>
+      <w:r>
+        <w:t>Текст. Текст.</w:t>
+      </w:r>
+      <w:r>
+        <w:t xml:space="preserve"> </w:t>
+      </w:r>
+      <w:r>
+        <w:t>Текст. Текст.</w:t>
+      </w:r>
+      <w:r>
+        <w:t xml:space="preserve"> </w:t>
+      </w:r>
+      <w:r>
+        <w:t>Текст. Текст.</w:t>
+      </w:r>
+      <w:r>
+        <w:t xml:space="preserve"> </w:t>
+      </w:r>
+      <w:r>
+        <w:t>Текст. Текст.</w:t>
+      </w:r>
+      <w:r>
+        <w:t xml:space="preserve"> </w:t>
+      </w:r>
+      <w:r>
+        <w:t>Текст. Текст.</w:t>
+      </w:r>
+      <w:r>
+        <w:t xml:space="preserve"> </w:t>
+      </w:r>
+      <w:r>
+        <w:t>Текст. Текст. Текст. Текст.</w:t>
+      </w:r>
+      <w:r>
+        <w:t xml:space="preserve"> </w:t>
+      </w:r>
+      <w:r>
+        <w:t>Текст. Текст.</w:t>
+      </w:r>
+      <w:r>
+        <w:t xml:space="preserve"> </w:t>
+      </w:r>
+      <w:r>
+        <w:t>Текст. Текст.</w:t>
+      </w:r>
+      <w:r>
+        <w:t xml:space="preserve"> </w:t>
+      </w:r>
+      <w:r>
+        <w:t>Текст. Текст.</w:t>
+      </w:r>
+      <w:r>
+        <w:t xml:space="preserve"> </w:t>
+      </w:r>
+      <w:r>
+        <w:t>Текст. Текст.</w:t>
+      </w:r>
+      <w:r>
+        <w:t xml:space="preserve"> </w:t>
+      </w:r>
+      <w:r>
+        <w:t>Текст. Текст.</w:t>
+      </w:r>
+      <w:r>
+        <w:t xml:space="preserve"> </w:t>
+      </w:r>
+      <w:r>
+        <w:t>Текст. Текст.</w:t>
+      </w:r>
+    </w:p>
+    <w:p>
       <w:pPr>
         <w:pStyle w:val="3"/>
       </w:pPr>
-      <w:bookmarkStart w:id="7" w:name="_Toc191025867"/>
-      <w:r>
-        <w:t>1.2.1. Доказательство корректности алгоритма.</w:t>
+      <w:bookmarkStart w:id="7" w:name="_Toc191025869"/>
+      <w:r>
+        <w:t xml:space="preserve">1.2.3. </w:t>
+      </w:r>
+      <w:r>
+        <w:t>Блок-схема алгоритма</w:t>
       </w:r>
       <w:bookmarkEnd w:id="7"/>
-    </w:p>
-    <w:p>
-      <w:r>
-        <w:t>Текст. Текст.</w:t>
-      </w:r>
-      <w:r>
-        <w:t xml:space="preserve"> </w:t>
-      </w:r>
-      <w:r>
-        <w:t>Текст. Текст.</w:t>
-      </w:r>
-      <w:r>
-        <w:t xml:space="preserve"> </w:t>
-      </w:r>
-      <w:r>
-        <w:t>Текст. Текст.</w:t>
-      </w:r>
-      <w:r>
-        <w:t xml:space="preserve"> </w:t>
-      </w:r>
-      <w:r>
-        <w:t>Текст. Текст.</w:t>
-      </w:r>
-      <w:r>
-        <w:t xml:space="preserve"> </w:t>
-      </w:r>
-      <w:r>
-        <w:t>Текст. Текст.</w:t>
-      </w:r>
-      <w:r>
-        <w:t xml:space="preserve"> </w:t>
-      </w:r>
-      <w:r>
-        <w:t>Текст. Текст.</w:t>
-      </w:r>
-      <w:r>
-        <w:t xml:space="preserve"> </w:t>
-      </w:r>
-      <w:r>
-        <w:t>Текст. Текст. Текст. Текст.</w:t>
-      </w:r>
-      <w:r>
-        <w:t xml:space="preserve"> </w:t>
-      </w:r>
-      <w:r>
-        <w:t>Текст. Текст.</w:t>
-      </w:r>
-      <w:r>
-        <w:t xml:space="preserve"> </w:t>
-      </w:r>
-      <w:r>
-        <w:t>Текст. Текст.</w:t>
-      </w:r>
-      <w:r>
-        <w:t xml:space="preserve"> </w:t>
-      </w:r>
-      <w:r>
-        <w:t>Текст. Текст.</w:t>
-      </w:r>
-      <w:r>
-        <w:t xml:space="preserve"> </w:t>
-      </w:r>
-      <w:r>
-        <w:t>Текст. Текст.</w:t>
-      </w:r>
-      <w:r>
-        <w:t xml:space="preserve"> </w:t>
-      </w:r>
-      <w:r>
-        <w:t>Текст. Текст.</w:t>
-      </w:r>
-      <w:r>
-        <w:t xml:space="preserve"> </w:t>
-      </w:r>
-      <w:r>
-        <w:t>Текст. Текст.</w:t>
-      </w:r>
-    </w:p>
-    <w:p>
-      <w:r>
-        <w:t>Текст. Текст. Текст. Текст.</w:t>
-      </w:r>
-      <w:r>
-        <w:t xml:space="preserve"> </w:t>
-      </w:r>
-      <w:r>
-        <w:t>Текст. Текст.</w:t>
-      </w:r>
-      <w:r>
-        <w:t xml:space="preserve"> </w:t>
-      </w:r>
-      <w:r>
-        <w:t>Текст. Текст.</w:t>
-      </w:r>
-      <w:r>
-        <w:t xml:space="preserve"> </w:t>
-      </w:r>
-      <w:r>
-        <w:t>Текст. Текст.</w:t>
-      </w:r>
-      <w:r>
-        <w:t xml:space="preserve"> </w:t>
-      </w:r>
-      <w:r>
-        <w:t>Текст. Текст.</w:t>
-      </w:r>
-      <w:r>
-        <w:t xml:space="preserve"> </w:t>
-      </w:r>
-      <w:r>
-        <w:t>Текст. Текст.</w:t>
-      </w:r>
-      <w:r>
-        <w:t xml:space="preserve"> </w:t>
-      </w:r>
-      <w:r>
-        <w:t>Текст. Текст. Текст. Текст.</w:t>
-      </w:r>
-      <w:r>
-        <w:t xml:space="preserve"> </w:t>
-      </w:r>
-      <w:r>
-        <w:t>Текст. Текст.</w:t>
-      </w:r>
-      <w:r>
-        <w:t xml:space="preserve"> </w:t>
-      </w:r>
-      <w:r>
-        <w:t>Текст. Текст.</w:t>
-      </w:r>
-      <w:r>
-        <w:t xml:space="preserve"> </w:t>
-      </w:r>
-      <w:r>
-        <w:t>Текст. Текст.</w:t>
-      </w:r>
-      <w:r>
-        <w:t xml:space="preserve"> </w:t>
-      </w:r>
-      <w:r>
-        <w:t>Текст. Текст.</w:t>
-      </w:r>
-      <w:r>
-        <w:t xml:space="preserve"> </w:t>
-      </w:r>
-      <w:r>
-        <w:t>Текст. Текст.</w:t>
-      </w:r>
-      <w:r>
-        <w:t xml:space="preserve"> </w:t>
-      </w:r>
-      <w:r>
-        <w:t>Текст. Текст.</w:t>
-      </w:r>
-    </w:p>
-    <w:p>
-      <w:pPr>
-        <w:pStyle w:val="3"/>
-      </w:pPr>
-      <w:bookmarkStart w:id="8" w:name="_Toc191025868"/>
-      <w:r>
-        <w:t>1.2.2. Трудоёмкость алгоритма.</w:t>
-      </w:r>
-      <w:bookmarkEnd w:id="8"/>
-    </w:p>
-    <w:p>
-      <w:r>
-        <w:t>Текст. Текст.</w:t>
-      </w:r>
-      <w:r>
-        <w:t xml:space="preserve"> </w:t>
-      </w:r>
-      <w:r>
-        <w:t>Текст. Текст.</w:t>
-      </w:r>
-      <w:r>
-        <w:t xml:space="preserve"> </w:t>
-      </w:r>
-      <w:r>
-        <w:t>Текст. Текст.</w:t>
-      </w:r>
-      <w:r>
-        <w:t xml:space="preserve"> </w:t>
-      </w:r>
-      <w:r>
-        <w:t>Текст. Текст.</w:t>
-      </w:r>
-      <w:r>
-        <w:t xml:space="preserve"> </w:t>
-      </w:r>
-      <w:r>
-        <w:t>Текст. Текст.</w:t>
-      </w:r>
-      <w:r>
-        <w:t xml:space="preserve"> </w:t>
-      </w:r>
-      <w:r>
-        <w:t>Текст. Текст.</w:t>
-      </w:r>
-      <w:r>
-        <w:t xml:space="preserve"> </w:t>
-      </w:r>
-      <w:r>
-        <w:t>Текст. Текст. Текст. Текст.</w:t>
-      </w:r>
-      <w:r>
-        <w:t xml:space="preserve"> </w:t>
-      </w:r>
-      <w:r>
-        <w:t>Текст. Текст.</w:t>
-      </w:r>
-      <w:r>
-        <w:t xml:space="preserve"> </w:t>
-      </w:r>
-      <w:r>
-        <w:t>Текст. Текст.</w:t>
-      </w:r>
-      <w:r>
-        <w:t xml:space="preserve"> </w:t>
-      </w:r>
-      <w:r>
-        <w:t>Текст. Текст.</w:t>
-      </w:r>
-      <w:r>
-        <w:t xml:space="preserve"> </w:t>
-      </w:r>
-      <w:r>
-        <w:t>Текст. Текст.</w:t>
-      </w:r>
-      <w:r>
-        <w:t xml:space="preserve"> </w:t>
-      </w:r>
-      <w:r>
-        <w:t>Текст. Текст.</w:t>
-      </w:r>
-      <w:r>
-        <w:t xml:space="preserve"> </w:t>
-      </w:r>
-      <w:r>
-        <w:t>Текст. Текст.</w:t>
-      </w:r>
-    </w:p>
-    <w:p>
-      <w:r>
-        <w:t>Текст. Текст. Текст. Текст.</w:t>
-      </w:r>
-      <w:r>
-        <w:t xml:space="preserve"> </w:t>
-      </w:r>
-      <w:r>
-        <w:t>Текст. Текст.</w:t>
-      </w:r>
-      <w:r>
-        <w:t xml:space="preserve"> </w:t>
-      </w:r>
-      <w:r>
-        <w:t>Текст. Текст.</w:t>
-      </w:r>
-      <w:r>
-        <w:t xml:space="preserve"> </w:t>
-      </w:r>
-      <w:r>
-        <w:t>Текст. Текст.</w:t>
-      </w:r>
-      <w:r>
-        <w:t xml:space="preserve"> </w:t>
-      </w:r>
-      <w:r>
-        <w:t>Текст. Текст.</w:t>
-      </w:r>
-      <w:r>
-        <w:t xml:space="preserve"> </w:t>
-      </w:r>
-      <w:r>
-        <w:t>Текст. Текст.</w:t>
-      </w:r>
-      <w:r>
-        <w:t xml:space="preserve"> </w:t>
-      </w:r>
-      <w:r>
-        <w:t>Текст. Текст. Текст. Текст.</w:t>
-      </w:r>
-      <w:r>
-        <w:t xml:space="preserve"> </w:t>
-      </w:r>
-      <w:r>
-        <w:t>Текст. Текст.</w:t>
-      </w:r>
-      <w:r>
-        <w:t xml:space="preserve"> </w:t>
-      </w:r>
-      <w:r>
-        <w:t>Текст. Текст.</w:t>
-      </w:r>
-      <w:r>
-        <w:t xml:space="preserve"> </w:t>
-      </w:r>
-      <w:r>
-        <w:t>Текст. Текст.</w:t>
-      </w:r>
-      <w:r>
-        <w:t xml:space="preserve"> </w:t>
-      </w:r>
-      <w:r>
-        <w:t>Текст. Текст.</w:t>
-      </w:r>
-      <w:r>
-        <w:t xml:space="preserve"> </w:t>
-      </w:r>
-      <w:r>
-        <w:t>Текст. Текст.</w:t>
-      </w:r>
-      <w:r>
-        <w:t xml:space="preserve"> </w:t>
-      </w:r>
-      <w:r>
-        <w:t>Текст. Текст.</w:t>
-      </w:r>
-    </w:p>
-    <w:p>
-      <w:pPr>
-        <w:pStyle w:val="3"/>
-      </w:pPr>
-      <w:bookmarkStart w:id="9" w:name="_Toc191025869"/>
-      <w:r>
-        <w:t xml:space="preserve">1.2.3. </w:t>
-      </w:r>
-      <w:r>
-        <w:t>Блок-схема алгоритма</w:t>
-      </w:r>
-      <w:bookmarkEnd w:id="9"/>
     </w:p>
     <w:p>
       <w:r>
@@ -4305,23 +3757,357 @@
       <w:pPr>
         <w:pStyle w:val="1"/>
       </w:pPr>
-      <w:bookmarkStart w:id="10" w:name="_Toc191025870"/>
+      <w:bookmarkStart w:id="8" w:name="_Toc191025870"/>
       <w:r>
         <w:lastRenderedPageBreak/>
         <w:t>2. Конструкторская часть</w:t>
       </w:r>
+      <w:bookmarkEnd w:id="8"/>
+    </w:p>
+    <w:p>
+      <w:pPr>
+        <w:pStyle w:val="2"/>
+      </w:pPr>
+      <w:bookmarkStart w:id="9" w:name="_Toc191025871"/>
+      <w:r>
+        <w:t xml:space="preserve">2.1. </w:t>
+      </w:r>
+      <w:r>
+        <w:t>Выбор языка программирования</w:t>
+      </w:r>
+      <w:bookmarkEnd w:id="9"/>
+    </w:p>
+    <w:p>
+      <w:r>
+        <w:t>Текст. Текст.</w:t>
+      </w:r>
+      <w:r>
+        <w:t xml:space="preserve"> </w:t>
+      </w:r>
+      <w:r>
+        <w:t>Текст. Текст.</w:t>
+      </w:r>
+      <w:r>
+        <w:t xml:space="preserve"> </w:t>
+      </w:r>
+      <w:r>
+        <w:t>Текст. Текст.</w:t>
+      </w:r>
+      <w:r>
+        <w:t xml:space="preserve"> </w:t>
+      </w:r>
+      <w:r>
+        <w:t>Текст. Текст.</w:t>
+      </w:r>
+      <w:r>
+        <w:t xml:space="preserve"> </w:t>
+      </w:r>
+      <w:r>
+        <w:t>Текст. Текст.</w:t>
+      </w:r>
+      <w:r>
+        <w:t xml:space="preserve"> </w:t>
+      </w:r>
+      <w:r>
+        <w:t>Текст. Текст.</w:t>
+      </w:r>
+      <w:r>
+        <w:t xml:space="preserve"> </w:t>
+      </w:r>
+      <w:r>
+        <w:t>Текст. Текст. Текст. Текст.</w:t>
+      </w:r>
+      <w:r>
+        <w:t xml:space="preserve"> </w:t>
+      </w:r>
+      <w:r>
+        <w:t>Текст. Текст.</w:t>
+      </w:r>
+      <w:r>
+        <w:t xml:space="preserve"> </w:t>
+      </w:r>
+      <w:r>
+        <w:t>Текст. Текст.</w:t>
+      </w:r>
+      <w:r>
+        <w:t xml:space="preserve"> </w:t>
+      </w:r>
+      <w:r>
+        <w:t>Текст. Текст.</w:t>
+      </w:r>
+      <w:r>
+        <w:t xml:space="preserve"> </w:t>
+      </w:r>
+      <w:r>
+        <w:t>Текст. Текст.</w:t>
+      </w:r>
+      <w:r>
+        <w:t xml:space="preserve"> </w:t>
+      </w:r>
+      <w:r>
+        <w:t>Текст. Текст.</w:t>
+      </w:r>
+      <w:r>
+        <w:t xml:space="preserve"> </w:t>
+      </w:r>
+      <w:r>
+        <w:t>Текст. Текст.</w:t>
+      </w:r>
+    </w:p>
+    <w:p>
+      <w:r>
+        <w:t>Текст. Текст. Текст. Текст.</w:t>
+      </w:r>
+      <w:r>
+        <w:t xml:space="preserve"> </w:t>
+      </w:r>
+      <w:r>
+        <w:t>Текст. Текст.</w:t>
+      </w:r>
+      <w:r>
+        <w:t xml:space="preserve"> </w:t>
+      </w:r>
+      <w:r>
+        <w:t>Текст. Текст.</w:t>
+      </w:r>
+      <w:r>
+        <w:t xml:space="preserve"> </w:t>
+      </w:r>
+      <w:r>
+        <w:t>Текст. Текст.</w:t>
+      </w:r>
+      <w:r>
+        <w:t xml:space="preserve"> </w:t>
+      </w:r>
+      <w:r>
+        <w:t>Текст. Текст.</w:t>
+      </w:r>
+      <w:r>
+        <w:t xml:space="preserve"> </w:t>
+      </w:r>
+      <w:r>
+        <w:t>Текст. Текст.</w:t>
+      </w:r>
+      <w:r>
+        <w:t xml:space="preserve"> </w:t>
+      </w:r>
+      <w:r>
+        <w:t>Текст. Текст. Текст. Текст.</w:t>
+      </w:r>
+      <w:r>
+        <w:t xml:space="preserve"> </w:t>
+      </w:r>
+      <w:r>
+        <w:t>Текст. Текст.</w:t>
+      </w:r>
+      <w:r>
+        <w:t xml:space="preserve"> </w:t>
+      </w:r>
+      <w:r>
+        <w:t>Текст. Текст.</w:t>
+      </w:r>
+      <w:r>
+        <w:t xml:space="preserve"> </w:t>
+      </w:r>
+      <w:r>
+        <w:t>Текст. Текст.</w:t>
+      </w:r>
+      <w:r>
+        <w:t xml:space="preserve"> </w:t>
+      </w:r>
+      <w:r>
+        <w:t>Текст. Текст.</w:t>
+      </w:r>
+      <w:r>
+        <w:t xml:space="preserve"> </w:t>
+      </w:r>
+      <w:r>
+        <w:t>Текст. Текст.</w:t>
+      </w:r>
+      <w:r>
+        <w:t xml:space="preserve"> </w:t>
+      </w:r>
+      <w:r>
+        <w:t>Текст. Текст.</w:t>
+      </w:r>
+    </w:p>
+    <w:p>
+      <w:pPr>
+        <w:pStyle w:val="2"/>
+      </w:pPr>
+      <w:bookmarkStart w:id="10" w:name="_Toc191025872"/>
+      <w:r>
+        <w:t xml:space="preserve">2.2. </w:t>
+      </w:r>
+      <w:r>
+        <w:t>Описание основной функции</w:t>
+      </w:r>
       <w:bookmarkEnd w:id="10"/>
     </w:p>
     <w:p>
+      <w:r>
+        <w:t>Текст. Текст.</w:t>
+      </w:r>
+      <w:r>
+        <w:t xml:space="preserve"> </w:t>
+      </w:r>
+      <w:r>
+        <w:t>Текст. Текст.</w:t>
+      </w:r>
+      <w:r>
+        <w:t xml:space="preserve"> </w:t>
+      </w:r>
+      <w:r>
+        <w:t>Текст. Текст.</w:t>
+      </w:r>
+      <w:r>
+        <w:t xml:space="preserve"> </w:t>
+      </w:r>
+      <w:r>
+        <w:t>Текст. Текст.</w:t>
+      </w:r>
+      <w:r>
+        <w:t xml:space="preserve"> </w:t>
+      </w:r>
+      <w:r>
+        <w:t>Текст. Текст.</w:t>
+      </w:r>
+      <w:r>
+        <w:t xml:space="preserve"> </w:t>
+      </w:r>
+      <w:r>
+        <w:t>Текст. Текст.</w:t>
+      </w:r>
+      <w:r>
+        <w:t xml:space="preserve"> </w:t>
+      </w:r>
+      <w:r>
+        <w:t>Текст. Текст. Текст. Текст.</w:t>
+      </w:r>
+      <w:r>
+        <w:t xml:space="preserve"> </w:t>
+      </w:r>
+      <w:r>
+        <w:t>Текст. Текст.</w:t>
+      </w:r>
+      <w:r>
+        <w:t xml:space="preserve"> </w:t>
+      </w:r>
+      <w:r>
+        <w:t>Текст. Текст.</w:t>
+      </w:r>
+      <w:r>
+        <w:t xml:space="preserve"> </w:t>
+      </w:r>
+      <w:r>
+        <w:t>Текст. Текст.</w:t>
+      </w:r>
+      <w:r>
+        <w:t xml:space="preserve"> </w:t>
+      </w:r>
+      <w:r>
+        <w:t>Текст. Текст.</w:t>
+      </w:r>
+      <w:r>
+        <w:t xml:space="preserve"> </w:t>
+      </w:r>
+      <w:r>
+        <w:t>Текст. Текст.</w:t>
+      </w:r>
+      <w:r>
+        <w:t xml:space="preserve"> </w:t>
+      </w:r>
+      <w:r>
+        <w:t>Текст. Текст.</w:t>
+      </w:r>
+    </w:p>
+    <w:p>
+      <w:r>
+        <w:t>Текст. Текст. Текст. Текст.</w:t>
+      </w:r>
+      <w:r>
+        <w:t xml:space="preserve"> </w:t>
+      </w:r>
+      <w:r>
+        <w:t>Текст. Текст.</w:t>
+      </w:r>
+      <w:r>
+        <w:t xml:space="preserve"> </w:t>
+      </w:r>
+      <w:r>
+        <w:t>Текст. Текст.</w:t>
+      </w:r>
+      <w:r>
+        <w:t xml:space="preserve"> </w:t>
+      </w:r>
+      <w:r>
+        <w:t>Текст. Текст.</w:t>
+      </w:r>
+      <w:r>
+        <w:t xml:space="preserve"> </w:t>
+      </w:r>
+      <w:r>
+        <w:t>Текст. Текст.</w:t>
+      </w:r>
+      <w:r>
+        <w:t xml:space="preserve"> </w:t>
+      </w:r>
+      <w:r>
+        <w:t>Текст. Текст.</w:t>
+      </w:r>
+      <w:r>
+        <w:t xml:space="preserve"> </w:t>
+      </w:r>
+      <w:r>
+        <w:t>Текст. Текст. Текст. Текст.</w:t>
+      </w:r>
+      <w:r>
+        <w:t xml:space="preserve"> </w:t>
+      </w:r>
+      <w:r>
+        <w:t>Текст. Текст.</w:t>
+      </w:r>
+      <w:r>
+        <w:t xml:space="preserve"> </w:t>
+      </w:r>
+      <w:r>
+        <w:t>Текст. Текст.</w:t>
+      </w:r>
+      <w:r>
+        <w:t xml:space="preserve"> </w:t>
+      </w:r>
+      <w:r>
+        <w:t>Текст. Текст.</w:t>
+      </w:r>
+      <w:r>
+        <w:t xml:space="preserve"> </w:t>
+      </w:r>
+      <w:r>
+        <w:t>Текст. Текст.</w:t>
+      </w:r>
+      <w:r>
+        <w:t xml:space="preserve"> </w:t>
+      </w:r>
+      <w:r>
+        <w:t>Текст. Текст.</w:t>
+      </w:r>
+      <w:r>
+        <w:t xml:space="preserve"> </w:t>
+      </w:r>
+      <w:r>
+        <w:t>Текст. Текст.</w:t>
+      </w:r>
+    </w:p>
+    <w:p>
       <w:pPr>
         <w:pStyle w:val="2"/>
       </w:pPr>
-      <w:bookmarkStart w:id="11" w:name="_Toc191025871"/>
-      <w:r>
-        <w:t xml:space="preserve">2.1. </w:t>
-      </w:r>
-      <w:r>
-        <w:t>Выбор языка программирования</w:t>
+      <w:bookmarkStart w:id="11" w:name="_Toc191025873"/>
+      <w:r>
+        <w:t xml:space="preserve">2.3. </w:t>
+      </w:r>
+      <w:r>
+        <w:t>Использованные технологии</w:t>
       </w:r>
       <w:bookmarkEnd w:id="11"/>
     </w:p>
@@ -4483,348 +4269,14 @@
       <w:pPr>
         <w:pStyle w:val="2"/>
       </w:pPr>
-      <w:bookmarkStart w:id="12" w:name="_Toc191025872"/>
-      <w:r>
-        <w:t xml:space="preserve">2.2. </w:t>
-      </w:r>
-      <w:r>
-        <w:t>Описание основной функции</w:t>
+      <w:bookmarkStart w:id="12" w:name="_Toc191025874"/>
+      <w:r>
+        <w:t xml:space="preserve">2.4. </w:t>
+      </w:r>
+      <w:r>
+        <w:t>База данных</w:t>
       </w:r>
       <w:bookmarkEnd w:id="12"/>
-    </w:p>
-    <w:p>
-      <w:r>
-        <w:t>Текст. Текст.</w:t>
-      </w:r>
-      <w:r>
-        <w:t xml:space="preserve"> </w:t>
-      </w:r>
-      <w:r>
-        <w:t>Текст. Текст.</w:t>
-      </w:r>
-      <w:r>
-        <w:t xml:space="preserve"> </w:t>
-      </w:r>
-      <w:r>
-        <w:t>Текст. Текст.</w:t>
-      </w:r>
-      <w:r>
-        <w:t xml:space="preserve"> </w:t>
-      </w:r>
-      <w:r>
-        <w:t>Текст. Текст.</w:t>
-      </w:r>
-      <w:r>
-        <w:t xml:space="preserve"> </w:t>
-      </w:r>
-      <w:r>
-        <w:t>Текст. Текст.</w:t>
-      </w:r>
-      <w:r>
-        <w:t xml:space="preserve"> </w:t>
-      </w:r>
-      <w:r>
-        <w:t>Текст. Текст.</w:t>
-      </w:r>
-      <w:r>
-        <w:t xml:space="preserve"> </w:t>
-      </w:r>
-      <w:r>
-        <w:t>Текст. Текст. Текст. Текст.</w:t>
-      </w:r>
-      <w:r>
-        <w:t xml:space="preserve"> </w:t>
-      </w:r>
-      <w:r>
-        <w:t>Текст. Текст.</w:t>
-      </w:r>
-      <w:r>
-        <w:t xml:space="preserve"> </w:t>
-      </w:r>
-      <w:r>
-        <w:t>Текст. Текст.</w:t>
-      </w:r>
-      <w:r>
-        <w:t xml:space="preserve"> </w:t>
-      </w:r>
-      <w:r>
-        <w:t>Текст. Текст.</w:t>
-      </w:r>
-      <w:r>
-        <w:t xml:space="preserve"> </w:t>
-      </w:r>
-      <w:r>
-        <w:t>Текст. Текст.</w:t>
-      </w:r>
-      <w:r>
-        <w:t xml:space="preserve"> </w:t>
-      </w:r>
-      <w:r>
-        <w:t>Текст. Текст.</w:t>
-      </w:r>
-      <w:r>
-        <w:t xml:space="preserve"> </w:t>
-      </w:r>
-      <w:r>
-        <w:t>Текст. Текст.</w:t>
-      </w:r>
-    </w:p>
-    <w:p>
-      <w:r>
-        <w:t>Текст. Текст. Текст. Текст.</w:t>
-      </w:r>
-      <w:r>
-        <w:t xml:space="preserve"> </w:t>
-      </w:r>
-      <w:r>
-        <w:t>Текст. Текст.</w:t>
-      </w:r>
-      <w:r>
-        <w:t xml:space="preserve"> </w:t>
-      </w:r>
-      <w:r>
-        <w:t>Текст. Текст.</w:t>
-      </w:r>
-      <w:r>
-        <w:t xml:space="preserve"> </w:t>
-      </w:r>
-      <w:r>
-        <w:t>Текст. Текст.</w:t>
-      </w:r>
-      <w:r>
-        <w:t xml:space="preserve"> </w:t>
-      </w:r>
-      <w:r>
-        <w:t>Текст. Текст.</w:t>
-      </w:r>
-      <w:r>
-        <w:t xml:space="preserve"> </w:t>
-      </w:r>
-      <w:r>
-        <w:t>Текст. Текст.</w:t>
-      </w:r>
-      <w:r>
-        <w:t xml:space="preserve"> </w:t>
-      </w:r>
-      <w:r>
-        <w:t>Текст. Текст. Текст. Текст.</w:t>
-      </w:r>
-      <w:r>
-        <w:t xml:space="preserve"> </w:t>
-      </w:r>
-      <w:r>
-        <w:t>Текст. Текст.</w:t>
-      </w:r>
-      <w:r>
-        <w:t xml:space="preserve"> </w:t>
-      </w:r>
-      <w:r>
-        <w:t>Текст. Текст.</w:t>
-      </w:r>
-      <w:r>
-        <w:t xml:space="preserve"> </w:t>
-      </w:r>
-      <w:r>
-        <w:t>Текст. Текст.</w:t>
-      </w:r>
-      <w:r>
-        <w:t xml:space="preserve"> </w:t>
-      </w:r>
-      <w:r>
-        <w:t>Текст. Текст.</w:t>
-      </w:r>
-      <w:r>
-        <w:t xml:space="preserve"> </w:t>
-      </w:r>
-      <w:r>
-        <w:t>Текст. Текст.</w:t>
-      </w:r>
-      <w:r>
-        <w:t xml:space="preserve"> </w:t>
-      </w:r>
-      <w:r>
-        <w:t>Текст. Текст.</w:t>
-      </w:r>
-    </w:p>
-    <w:p>
-      <w:pPr>
-        <w:pStyle w:val="2"/>
-      </w:pPr>
-      <w:bookmarkStart w:id="13" w:name="_Toc191025873"/>
-      <w:r>
-        <w:t xml:space="preserve">2.3. </w:t>
-      </w:r>
-      <w:r>
-        <w:t>Использованные технологии</w:t>
-      </w:r>
-      <w:bookmarkEnd w:id="13"/>
-    </w:p>
-    <w:p>
-      <w:r>
-        <w:t>Текст. Текст.</w:t>
-      </w:r>
-      <w:r>
-        <w:t xml:space="preserve"> </w:t>
-      </w:r>
-      <w:r>
-        <w:t>Текст. Текст.</w:t>
-      </w:r>
-      <w:r>
-        <w:t xml:space="preserve"> </w:t>
-      </w:r>
-      <w:r>
-        <w:t>Текст. Текст.</w:t>
-      </w:r>
-      <w:r>
-        <w:t xml:space="preserve"> </w:t>
-      </w:r>
-      <w:r>
-        <w:t>Текст. Текст.</w:t>
-      </w:r>
-      <w:r>
-        <w:t xml:space="preserve"> </w:t>
-      </w:r>
-      <w:r>
-        <w:t>Текст. Текст.</w:t>
-      </w:r>
-      <w:r>
-        <w:t xml:space="preserve"> </w:t>
-      </w:r>
-      <w:r>
-        <w:t>Текст. Текст.</w:t>
-      </w:r>
-      <w:r>
-        <w:t xml:space="preserve"> </w:t>
-      </w:r>
-      <w:r>
-        <w:t>Текст. Текст. Текст. Текст.</w:t>
-      </w:r>
-      <w:r>
-        <w:t xml:space="preserve"> </w:t>
-      </w:r>
-      <w:r>
-        <w:t>Текст. Текст.</w:t>
-      </w:r>
-      <w:r>
-        <w:t xml:space="preserve"> </w:t>
-      </w:r>
-      <w:r>
-        <w:t>Текст. Текст.</w:t>
-      </w:r>
-      <w:r>
-        <w:t xml:space="preserve"> </w:t>
-      </w:r>
-      <w:r>
-        <w:t>Текст. Текст.</w:t>
-      </w:r>
-      <w:r>
-        <w:t xml:space="preserve"> </w:t>
-      </w:r>
-      <w:r>
-        <w:t>Текст. Текст.</w:t>
-      </w:r>
-      <w:r>
-        <w:t xml:space="preserve"> </w:t>
-      </w:r>
-      <w:r>
-        <w:t>Текст. Текст.</w:t>
-      </w:r>
-      <w:r>
-        <w:t xml:space="preserve"> </w:t>
-      </w:r>
-      <w:r>
-        <w:t>Текст. Текст.</w:t>
-      </w:r>
-    </w:p>
-    <w:p>
-      <w:r>
-        <w:t>Текст. Текст. Текст. Текст.</w:t>
-      </w:r>
-      <w:r>
-        <w:t xml:space="preserve"> </w:t>
-      </w:r>
-      <w:r>
-        <w:t>Текст. Текст.</w:t>
-      </w:r>
-      <w:r>
-        <w:t xml:space="preserve"> </w:t>
-      </w:r>
-      <w:r>
-        <w:t>Текст. Текст.</w:t>
-      </w:r>
-      <w:r>
-        <w:t xml:space="preserve"> </w:t>
-      </w:r>
-      <w:r>
-        <w:t>Текст. Текст.</w:t>
-      </w:r>
-      <w:r>
-        <w:t xml:space="preserve"> </w:t>
-      </w:r>
-      <w:r>
-        <w:t>Текст. Текст.</w:t>
-      </w:r>
-      <w:r>
-        <w:t xml:space="preserve"> </w:t>
-      </w:r>
-      <w:r>
-        <w:t>Текст. Текст.</w:t>
-      </w:r>
-      <w:r>
-        <w:t xml:space="preserve"> </w:t>
-      </w:r>
-      <w:r>
-        <w:t>Текст. Текст. Текст. Текст.</w:t>
-      </w:r>
-      <w:r>
-        <w:t xml:space="preserve"> </w:t>
-      </w:r>
-      <w:r>
-        <w:t>Текст. Текст.</w:t>
-      </w:r>
-      <w:r>
-        <w:t xml:space="preserve"> </w:t>
-      </w:r>
-      <w:r>
-        <w:t>Текст. Текст.</w:t>
-      </w:r>
-      <w:r>
-        <w:t xml:space="preserve"> </w:t>
-      </w:r>
-      <w:r>
-        <w:t>Текст. Текст.</w:t>
-      </w:r>
-      <w:r>
-        <w:t xml:space="preserve"> </w:t>
-      </w:r>
-      <w:r>
-        <w:t>Текст. Текст.</w:t>
-      </w:r>
-      <w:r>
-        <w:t xml:space="preserve"> </w:t>
-      </w:r>
-      <w:r>
-        <w:t>Текст. Текст.</w:t>
-      </w:r>
-      <w:r>
-        <w:t xml:space="preserve"> </w:t>
-      </w:r>
-      <w:r>
-        <w:t>Текст. Текст.</w:t>
-      </w:r>
-    </w:p>
-    <w:p>
-      <w:pPr>
-        <w:pStyle w:val="2"/>
-      </w:pPr>
-      <w:bookmarkStart w:id="14" w:name="_Toc191025874"/>
-      <w:r>
-        <w:t xml:space="preserve">2.4. </w:t>
-      </w:r>
-      <w:r>
-        <w:t>База данных</w:t>
-      </w:r>
-      <w:bookmarkEnd w:id="14"/>
     </w:p>
     <w:p>
       <w:r>
@@ -4998,7 +4450,7 @@
           <w:rFonts w:eastAsia="Times New Roman"/>
         </w:rPr>
       </w:pPr>
-      <w:bookmarkStart w:id="15" w:name="_Toc191025875"/>
+      <w:bookmarkStart w:id="13" w:name="_Toc191025875"/>
       <w:r>
         <w:rPr>
           <w:rFonts w:eastAsia="Times New Roman"/>
@@ -5006,7 +4458,7 @@
         <w:lastRenderedPageBreak/>
         <w:t>Заключение</w:t>
       </w:r>
-      <w:bookmarkEnd w:id="15"/>
+      <w:bookmarkEnd w:id="13"/>
     </w:p>
     <w:p>
       <w:r>
@@ -5179,7 +4631,7 @@
           <w:rFonts w:eastAsia="Times New Roman"/>
         </w:rPr>
       </w:pPr>
-      <w:bookmarkStart w:id="16" w:name="_Toc191025876"/>
+      <w:bookmarkStart w:id="14" w:name="_Toc191025876"/>
       <w:r>
         <w:rPr>
           <w:rFonts w:eastAsia="Times New Roman"/>
@@ -5194,7 +4646,7 @@
         </w:rPr>
         <w:t>писок использованных источников</w:t>
       </w:r>
-      <w:bookmarkEnd w:id="16"/>
+      <w:bookmarkEnd w:id="14"/>
     </w:p>
     <w:p>
       <w:pPr>
@@ -5509,12 +4961,12 @@
       <w:pPr>
         <w:pStyle w:val="1"/>
       </w:pPr>
-      <w:bookmarkStart w:id="17" w:name="_Toc191025877"/>
+      <w:bookmarkStart w:id="15" w:name="_Toc191025877"/>
       <w:r>
         <w:lastRenderedPageBreak/>
         <w:t>ПРИЛОЖЕНИЕ А</w:t>
       </w:r>
-      <w:bookmarkEnd w:id="17"/>
+      <w:bookmarkEnd w:id="15"/>
     </w:p>
     <w:p>
       <w:r>
@@ -5684,12 +5136,12 @@
       <w:pPr>
         <w:pStyle w:val="1"/>
       </w:pPr>
-      <w:bookmarkStart w:id="18" w:name="_Toc191025878"/>
+      <w:bookmarkStart w:id="16" w:name="_Toc191025878"/>
       <w:r>
         <w:lastRenderedPageBreak/>
         <w:t>ПРИЛОЖЕНИЕ Б</w:t>
       </w:r>
-      <w:bookmarkEnd w:id="18"/>
+      <w:bookmarkEnd w:id="16"/>
     </w:p>
     <w:p>
       <w:r>

--- a/stepan-curs-v1.docx
+++ b/stepan-curs-v1.docx
@@ -2336,7 +2336,7 @@
           <w:noProof/>
         </w:rPr>
         <w:drawing>
-          <wp:inline distT="0" distB="0" distL="0" distR="0" wp14:anchorId="6822A820" wp14:editId="43E9912B">
+          <wp:inline distT="0" distB="0" distL="0" distR="0" wp14:anchorId="6822A820" wp14:editId="130AAE22">
             <wp:extent cx="5939790" cy="3710940"/>
             <wp:effectExtent l="0" t="0" r="3810" b="3810"/>
             <wp:docPr id="1" name="Рисунок 1"/>
@@ -3232,6 +3232,2442 @@
         </w:rPr>
         <w:t>Алгоритм эффективно минимизирует количество выпуклых частей и охранников, обеспечивая оптимальное покрытие многоугольника.</w:t>
       </w:r>
+    </w:p>
+    <w:p>
+      <w:pPr>
+        <w:ind w:firstLine="708"/>
+        <w:rPr>
+          <w:color w:val="000000"/>
+          <w:szCs w:val="28"/>
+        </w:rPr>
+      </w:pPr>
+    </w:p>
+    <w:p>
+      <w:pPr>
+        <w:ind w:firstLine="708"/>
+        <w:rPr>
+          <w:color w:val="000000"/>
+          <w:szCs w:val="28"/>
+        </w:rPr>
+      </w:pPr>
+    </w:p>
+    <w:p>
+      <w:pPr>
+        <w:ind w:firstLine="708"/>
+        <w:rPr>
+          <w:color w:val="000000"/>
+          <w:szCs w:val="28"/>
+        </w:rPr>
+      </w:pPr>
+    </w:p>
+    <w:p>
+      <w:pPr>
+        <w:ind w:firstLine="708"/>
+        <w:rPr>
+          <w:color w:val="000000"/>
+          <w:szCs w:val="28"/>
+        </w:rPr>
+      </w:pPr>
+    </w:p>
+    <w:p>
+      <w:pPr>
+        <w:ind w:firstLine="708"/>
+        <w:rPr>
+          <w:color w:val="000000"/>
+          <w:szCs w:val="28"/>
+        </w:rPr>
+      </w:pPr>
+    </w:p>
+    <w:p>
+      <w:pPr>
+        <w:ind w:firstLine="708"/>
+        <w:rPr>
+          <w:color w:val="000000"/>
+          <w:szCs w:val="28"/>
+        </w:rPr>
+      </w:pPr>
+    </w:p>
+    <w:p>
+      <w:pPr>
+        <w:ind w:firstLine="708"/>
+        <w:rPr>
+          <w:color w:val="000000"/>
+          <w:szCs w:val="28"/>
+        </w:rPr>
+      </w:pPr>
+    </w:p>
+    <w:p>
+      <w:pPr>
+        <w:ind w:firstLine="708"/>
+        <w:rPr>
+          <w:color w:val="000000"/>
+          <w:szCs w:val="28"/>
+        </w:rPr>
+      </w:pPr>
+    </w:p>
+    <w:p>
+      <w:pPr>
+        <w:ind w:firstLine="708"/>
+        <w:rPr>
+          <w:color w:val="000000"/>
+          <w:szCs w:val="28"/>
+        </w:rPr>
+      </w:pPr>
+    </w:p>
+    <w:p>
+      <w:pPr>
+        <w:ind w:firstLine="708"/>
+        <w:rPr>
+          <w:color w:val="000000"/>
+          <w:szCs w:val="28"/>
+        </w:rPr>
+      </w:pPr>
+    </w:p>
+    <w:p>
+      <w:pPr>
+        <w:ind w:firstLine="708"/>
+        <w:rPr>
+          <w:color w:val="000000"/>
+          <w:szCs w:val="28"/>
+        </w:rPr>
+      </w:pPr>
+    </w:p>
+    <w:p>
+      <w:pPr>
+        <w:ind w:firstLine="708"/>
+        <w:rPr>
+          <w:color w:val="000000"/>
+          <w:szCs w:val="28"/>
+        </w:rPr>
+      </w:pPr>
+    </w:p>
+    <w:p>
+      <w:pPr>
+        <w:pStyle w:val="3"/>
+      </w:pPr>
+      <w:r>
+        <w:lastRenderedPageBreak/>
+        <w:t>1.1.2. Алгоритм Гоша</w:t>
+      </w:r>
+    </w:p>
+    <w:p>
+      <w:pPr>
+        <w:ind w:firstLine="708"/>
+        <w:rPr>
+          <w:lang w:val="en-US"/>
+        </w:rPr>
+      </w:pPr>
+      <w:r>
+        <w:t>Разберем алгоритм</w:t>
+      </w:r>
+      <w:r>
+        <w:t xml:space="preserve"> </w:t>
+      </w:r>
+      <w:r>
+        <w:t> по шагам, объясняя каждое действие и вводя обозначения.</w:t>
+      </w:r>
+    </w:p>
+    <w:p>
+      <w:pPr>
+        <w:ind w:firstLine="708"/>
+      </w:pPr>
+      <w:r>
+        <w:pict w14:anchorId="4B033AD6">
+          <v:rect id="_x0000_i1085" style="width:0;height:.75pt" o:hralign="center" o:hrstd="t" o:hrnoshade="t" o:hr="t" fillcolor="#f8faff" stroked="f"/>
+        </w:pict>
+      </w:r>
+    </w:p>
+    <w:p>
+      <w:pPr>
+        <w:ind w:firstLine="708"/>
+        <w:rPr>
+          <w:b/>
+          <w:bCs/>
+        </w:rPr>
+      </w:pPr>
+      <w:r>
+        <w:rPr>
+          <w:b/>
+          <w:bCs/>
+        </w:rPr>
+        <w:t>Обозначения:</w:t>
+      </w:r>
+    </w:p>
+    <w:p>
+      <w:pPr>
+        <w:numPr>
+          <w:ilvl w:val="0"/>
+          <w:numId w:val="9"/>
+        </w:numPr>
+      </w:pPr>
+      <w:r>
+        <w:rPr>
+          <w:b/>
+          <w:bCs/>
+        </w:rPr>
+        <w:t>P</w:t>
+      </w:r>
+      <w:r>
+        <w:rPr>
+          <w:b/>
+          <w:bCs/>
+          <w:i/>
+          <w:iCs/>
+        </w:rPr>
+        <w:t>P</w:t>
+      </w:r>
+      <w:r>
+        <w:rPr>
+          <w:b/>
+          <w:bCs/>
+        </w:rPr>
+        <w:t>:</w:t>
+      </w:r>
+      <w:r>
+        <w:t> Многоугольник, который нужно охранять.</w:t>
+      </w:r>
+    </w:p>
+    <w:p>
+      <w:pPr>
+        <w:numPr>
+          <w:ilvl w:val="0"/>
+          <w:numId w:val="9"/>
+        </w:numPr>
+      </w:pPr>
+      <w:proofErr w:type="spellStart"/>
+      <w:r>
+        <w:rPr>
+          <w:b/>
+          <w:bCs/>
+        </w:rPr>
+        <w:t>vj</w:t>
+      </w:r>
+      <w:r>
+        <w:rPr>
+          <w:b/>
+          <w:bCs/>
+          <w:i/>
+          <w:iCs/>
+        </w:rPr>
+        <w:t>vj</w:t>
+      </w:r>
+      <w:proofErr w:type="spellEnd"/>
+      <w:r>
+        <w:rPr>
+          <w:b/>
+          <w:bCs/>
+        </w:rPr>
+        <w:t>​:</w:t>
+      </w:r>
+      <w:r>
+        <w:t> Вершина многоугольника P</w:t>
+      </w:r>
+      <w:r>
+        <w:rPr>
+          <w:i/>
+          <w:iCs/>
+        </w:rPr>
+        <w:t>P</w:t>
+      </w:r>
+      <w:r>
+        <w:t>, где </w:t>
+      </w:r>
+      <w:proofErr w:type="spellStart"/>
+      <w:r>
+        <w:t>j</w:t>
+      </w:r>
+      <w:r>
+        <w:rPr>
+          <w:i/>
+          <w:iCs/>
+        </w:rPr>
+        <w:t>j</w:t>
+      </w:r>
+      <w:proofErr w:type="spellEnd"/>
+      <w:r>
+        <w:t> — индекс вершины (от 1 до </w:t>
+      </w:r>
+      <w:proofErr w:type="spellStart"/>
+      <w:r>
+        <w:t>n</w:t>
+      </w:r>
+      <w:r>
+        <w:rPr>
+          <w:i/>
+          <w:iCs/>
+        </w:rPr>
+        <w:t>n</w:t>
+      </w:r>
+      <w:proofErr w:type="spellEnd"/>
+      <w:r>
+        <w:t>).</w:t>
+      </w:r>
+    </w:p>
+    <w:p>
+      <w:pPr>
+        <w:numPr>
+          <w:ilvl w:val="0"/>
+          <w:numId w:val="9"/>
+        </w:numPr>
+      </w:pPr>
+      <w:proofErr w:type="spellStart"/>
+      <w:r>
+        <w:rPr>
+          <w:b/>
+          <w:bCs/>
+        </w:rPr>
+        <w:t>ci</w:t>
+      </w:r>
+      <w:r>
+        <w:rPr>
+          <w:b/>
+          <w:bCs/>
+          <w:i/>
+          <w:iCs/>
+        </w:rPr>
+        <w:t>ci</w:t>
+      </w:r>
+      <w:proofErr w:type="spellEnd"/>
+      <w:r>
+        <w:rPr>
+          <w:b/>
+          <w:bCs/>
+        </w:rPr>
+        <w:t>​:</w:t>
+      </w:r>
+      <w:r>
+        <w:t> Выпуклая компонента (часть многоугольника, которая выпукла).</w:t>
+      </w:r>
+    </w:p>
+    <w:p>
+      <w:pPr>
+        <w:numPr>
+          <w:ilvl w:val="0"/>
+          <w:numId w:val="9"/>
+        </w:numPr>
+      </w:pPr>
+      <w:r>
+        <w:rPr>
+          <w:b/>
+          <w:bCs/>
+        </w:rPr>
+        <w:t>C</w:t>
+      </w:r>
+      <w:r>
+        <w:rPr>
+          <w:b/>
+          <w:bCs/>
+          <w:i/>
+          <w:iCs/>
+        </w:rPr>
+        <w:t>C</w:t>
+      </w:r>
+      <w:r>
+        <w:rPr>
+          <w:b/>
+          <w:bCs/>
+        </w:rPr>
+        <w:t>:</w:t>
+      </w:r>
+      <w:r>
+        <w:t> Множество всех выпуклых компонент C={c1,c2,…,</w:t>
+      </w:r>
+      <w:proofErr w:type="spellStart"/>
+      <w:r>
+        <w:t>cm</w:t>
+      </w:r>
+      <w:proofErr w:type="spellEnd"/>
+      <w:r>
+        <w:t>}</w:t>
+      </w:r>
+      <w:r>
+        <w:rPr>
+          <w:i/>
+          <w:iCs/>
+        </w:rPr>
+        <w:t>C</w:t>
+      </w:r>
+      <w:r>
+        <w:t>={</w:t>
+      </w:r>
+      <w:r>
+        <w:rPr>
+          <w:i/>
+          <w:iCs/>
+        </w:rPr>
+        <w:t>c</w:t>
+      </w:r>
+      <w:r>
+        <w:t>1​,</w:t>
+      </w:r>
+      <w:r>
+        <w:rPr>
+          <w:i/>
+          <w:iCs/>
+        </w:rPr>
+        <w:t>c</w:t>
+      </w:r>
+      <w:r>
+        <w:t>2​,…,</w:t>
+      </w:r>
+      <w:proofErr w:type="spellStart"/>
+      <w:r>
+        <w:rPr>
+          <w:i/>
+          <w:iCs/>
+        </w:rPr>
+        <w:t>cm</w:t>
+      </w:r>
+      <w:proofErr w:type="spellEnd"/>
+      <w:r>
+        <w:t>​}.</w:t>
+      </w:r>
+    </w:p>
+    <w:p>
+      <w:pPr>
+        <w:numPr>
+          <w:ilvl w:val="0"/>
+          <w:numId w:val="9"/>
+        </w:numPr>
+      </w:pPr>
+      <w:r>
+        <w:rPr>
+          <w:b/>
+          <w:bCs/>
+        </w:rPr>
+        <w:t>N</w:t>
+      </w:r>
+      <w:r>
+        <w:rPr>
+          <w:b/>
+          <w:bCs/>
+          <w:i/>
+          <w:iCs/>
+        </w:rPr>
+        <w:t>N</w:t>
+      </w:r>
+      <w:r>
+        <w:rPr>
+          <w:b/>
+          <w:bCs/>
+        </w:rPr>
+        <w:t>:</w:t>
+      </w:r>
+      <w:r>
+        <w:t> Множество индексов вершин N={1,2,…,n}</w:t>
+      </w:r>
+      <w:r>
+        <w:rPr>
+          <w:i/>
+          <w:iCs/>
+        </w:rPr>
+        <w:t>N</w:t>
+      </w:r>
+      <w:r>
+        <w:t>={1,2,…,</w:t>
+      </w:r>
+      <w:r>
+        <w:rPr>
+          <w:i/>
+          <w:iCs/>
+        </w:rPr>
+        <w:t>n</w:t>
+      </w:r>
+      <w:r>
+        <w:t>}.</w:t>
+      </w:r>
+    </w:p>
+    <w:p>
+      <w:pPr>
+        <w:numPr>
+          <w:ilvl w:val="0"/>
+          <w:numId w:val="9"/>
+        </w:numPr>
+      </w:pPr>
+      <w:r>
+        <w:rPr>
+          <w:b/>
+          <w:bCs/>
+        </w:rPr>
+        <w:t>Q</w:t>
+      </w:r>
+      <w:r>
+        <w:rPr>
+          <w:b/>
+          <w:bCs/>
+          <w:i/>
+          <w:iCs/>
+        </w:rPr>
+        <w:t>Q</w:t>
+      </w:r>
+      <w:r>
+        <w:rPr>
+          <w:b/>
+          <w:bCs/>
+        </w:rPr>
+        <w:t>:</w:t>
+      </w:r>
+      <w:r>
+        <w:t> Множество выбранных вершин-охранников (изначально пустое, Q=</w:t>
+      </w:r>
+      <w:r>
+        <w:rPr>
+          <w:rFonts w:ascii="Cambria Math" w:hAnsi="Cambria Math" w:cs="Cambria Math"/>
+        </w:rPr>
+        <w:t>∅</w:t>
+      </w:r>
+      <w:r>
+        <w:rPr>
+          <w:i/>
+          <w:iCs/>
+        </w:rPr>
+        <w:t>Q</w:t>
+      </w:r>
+      <w:r>
+        <w:t>=</w:t>
+      </w:r>
+      <w:r>
+        <w:rPr>
+          <w:rFonts w:ascii="Cambria Math" w:hAnsi="Cambria Math" w:cs="Cambria Math"/>
+        </w:rPr>
+        <w:t>∅</w:t>
+      </w:r>
+      <w:r>
+        <w:t>).</w:t>
+      </w:r>
+    </w:p>
+    <w:p>
+      <w:pPr>
+        <w:numPr>
+          <w:ilvl w:val="0"/>
+          <w:numId w:val="9"/>
+        </w:numPr>
+      </w:pPr>
+      <w:proofErr w:type="spellStart"/>
+      <w:r>
+        <w:rPr>
+          <w:b/>
+          <w:bCs/>
+        </w:rPr>
+        <w:t>Fj</w:t>
+      </w:r>
+      <w:r>
+        <w:rPr>
+          <w:b/>
+          <w:bCs/>
+          <w:i/>
+          <w:iCs/>
+        </w:rPr>
+        <w:t>Fj</w:t>
+      </w:r>
+      <w:proofErr w:type="spellEnd"/>
+      <w:r>
+        <w:rPr>
+          <w:b/>
+          <w:bCs/>
+        </w:rPr>
+        <w:t>​:</w:t>
+      </w:r>
+      <w:r>
+        <w:t> Множество выпуклых компонент, полностью видимых из вершины </w:t>
+      </w:r>
+      <w:proofErr w:type="spellStart"/>
+      <w:r>
+        <w:t>vj</w:t>
+      </w:r>
+      <w:r>
+        <w:rPr>
+          <w:i/>
+          <w:iCs/>
+        </w:rPr>
+        <w:t>vj</w:t>
+      </w:r>
+      <w:proofErr w:type="spellEnd"/>
+      <w:r>
+        <w:t>​.</w:t>
+      </w:r>
+    </w:p>
+    <w:p>
+      <w:pPr>
+        <w:ind w:firstLine="708"/>
+      </w:pPr>
+      <w:r>
+        <w:pict w14:anchorId="55F50A78">
+          <v:rect id="_x0000_i1086" style="width:0;height:.75pt" o:hralign="center" o:hrstd="t" o:hrnoshade="t" o:hr="t" fillcolor="#f8faff" stroked="f"/>
+        </w:pict>
+      </w:r>
+    </w:p>
+    <w:p>
+      <w:pPr>
+        <w:ind w:firstLine="708"/>
+        <w:rPr>
+          <w:b/>
+          <w:bCs/>
+        </w:rPr>
+      </w:pPr>
+      <w:r>
+        <w:rPr>
+          <w:b/>
+          <w:bCs/>
+        </w:rPr>
+        <w:t>Шаг 1: Инициализация</w:t>
+      </w:r>
+    </w:p>
+    <w:p>
+      <w:pPr>
+        <w:numPr>
+          <w:ilvl w:val="0"/>
+          <w:numId w:val="10"/>
+        </w:numPr>
+      </w:pPr>
+      <w:r>
+        <w:rPr>
+          <w:b/>
+          <w:bCs/>
+        </w:rPr>
+        <w:t>Проведи линии через каждую пару вершин многоугольника P</w:t>
+      </w:r>
+      <w:r>
+        <w:rPr>
+          <w:b/>
+          <w:bCs/>
+          <w:i/>
+          <w:iCs/>
+        </w:rPr>
+        <w:t>P</w:t>
+      </w:r>
+      <w:r>
+        <w:rPr>
+          <w:b/>
+          <w:bCs/>
+        </w:rPr>
+        <w:t>.</w:t>
+      </w:r>
+    </w:p>
+    <w:p>
+      <w:pPr>
+        <w:numPr>
+          <w:ilvl w:val="1"/>
+          <w:numId w:val="10"/>
+        </w:numPr>
+      </w:pPr>
+      <w:r>
+        <w:t>Это нужно, чтобы разбить многоугольник на выпуклые компоненты c1,c2,…,cm</w:t>
+      </w:r>
+      <w:r>
+        <w:rPr>
+          <w:i/>
+          <w:iCs/>
+        </w:rPr>
+        <w:t>c</w:t>
+      </w:r>
+      <w:r>
+        <w:t>1​,</w:t>
+      </w:r>
+      <w:r>
+        <w:rPr>
+          <w:i/>
+          <w:iCs/>
+        </w:rPr>
+        <w:t>c</w:t>
+      </w:r>
+      <w:r>
+        <w:t>2​,…,</w:t>
+      </w:r>
+      <w:proofErr w:type="spellStart"/>
+      <w:r>
+        <w:rPr>
+          <w:i/>
+          <w:iCs/>
+        </w:rPr>
+        <w:t>cm</w:t>
+      </w:r>
+      <w:proofErr w:type="spellEnd"/>
+      <w:r>
+        <w:t>​.</w:t>
+      </w:r>
+    </w:p>
+    <w:p>
+      <w:pPr>
+        <w:numPr>
+          <w:ilvl w:val="0"/>
+          <w:numId w:val="10"/>
+        </w:numPr>
+      </w:pPr>
+      <w:r>
+        <w:rPr>
+          <w:b/>
+          <w:bCs/>
+        </w:rPr>
+        <w:t>Создай множество C</w:t>
+      </w:r>
+      <w:r>
+        <w:rPr>
+          <w:b/>
+          <w:bCs/>
+          <w:i/>
+          <w:iCs/>
+        </w:rPr>
+        <w:t>C</w:t>
+      </w:r>
+      <w:r>
+        <w:rPr>
+          <w:b/>
+          <w:bCs/>
+        </w:rPr>
+        <w:t> всех выпуклых компонент.</w:t>
+      </w:r>
+    </w:p>
+    <w:p>
+      <w:pPr>
+        <w:numPr>
+          <w:ilvl w:val="1"/>
+          <w:numId w:val="10"/>
+        </w:numPr>
+      </w:pPr>
+      <w:r>
+        <w:t>C={c1,c2,…,</w:t>
+      </w:r>
+      <w:proofErr w:type="spellStart"/>
+      <w:r>
+        <w:t>cm</w:t>
+      </w:r>
+      <w:proofErr w:type="spellEnd"/>
+      <w:r>
+        <w:t>}</w:t>
+      </w:r>
+      <w:r>
+        <w:rPr>
+          <w:i/>
+          <w:iCs/>
+        </w:rPr>
+        <w:t>C</w:t>
+      </w:r>
+      <w:r>
+        <w:t>={</w:t>
+      </w:r>
+      <w:r>
+        <w:rPr>
+          <w:i/>
+          <w:iCs/>
+        </w:rPr>
+        <w:t>c</w:t>
+      </w:r>
+      <w:r>
+        <w:t>1​,</w:t>
+      </w:r>
+      <w:r>
+        <w:rPr>
+          <w:i/>
+          <w:iCs/>
+        </w:rPr>
+        <w:t>c</w:t>
+      </w:r>
+      <w:r>
+        <w:t>2​,…,</w:t>
+      </w:r>
+      <w:proofErr w:type="spellStart"/>
+      <w:r>
+        <w:rPr>
+          <w:i/>
+          <w:iCs/>
+        </w:rPr>
+        <w:t>cm</w:t>
+      </w:r>
+      <w:proofErr w:type="spellEnd"/>
+      <w:r>
+        <w:t>​}.</w:t>
+      </w:r>
+    </w:p>
+    <w:p>
+      <w:pPr>
+        <w:numPr>
+          <w:ilvl w:val="0"/>
+          <w:numId w:val="10"/>
+        </w:numPr>
+      </w:pPr>
+      <w:r>
+        <w:rPr>
+          <w:b/>
+          <w:bCs/>
+        </w:rPr>
+        <w:t>Инициализируй множества N</w:t>
+      </w:r>
+      <w:r>
+        <w:rPr>
+          <w:b/>
+          <w:bCs/>
+          <w:i/>
+          <w:iCs/>
+        </w:rPr>
+        <w:t>N</w:t>
+      </w:r>
+      <w:r>
+        <w:rPr>
+          <w:b/>
+          <w:bCs/>
+        </w:rPr>
+        <w:t> и Q</w:t>
+      </w:r>
+      <w:r>
+        <w:rPr>
+          <w:b/>
+          <w:bCs/>
+          <w:i/>
+          <w:iCs/>
+        </w:rPr>
+        <w:t>Q</w:t>
+      </w:r>
+      <w:r>
+        <w:rPr>
+          <w:b/>
+          <w:bCs/>
+        </w:rPr>
+        <w:t>.</w:t>
+      </w:r>
+    </w:p>
+    <w:p>
+      <w:pPr>
+        <w:numPr>
+          <w:ilvl w:val="1"/>
+          <w:numId w:val="10"/>
+        </w:numPr>
+      </w:pPr>
+      <w:r>
+        <w:t>N={1,2,…,n}</w:t>
+      </w:r>
+      <w:r>
+        <w:rPr>
+          <w:i/>
+          <w:iCs/>
+        </w:rPr>
+        <w:t>N</w:t>
+      </w:r>
+      <w:r>
+        <w:t>={1,2,…,</w:t>
+      </w:r>
+      <w:r>
+        <w:rPr>
+          <w:i/>
+          <w:iCs/>
+        </w:rPr>
+        <w:t>n</w:t>
+      </w:r>
+      <w:r>
+        <w:t>} (индексы всех вершин).</w:t>
+      </w:r>
+    </w:p>
+    <w:p>
+      <w:pPr>
+        <w:numPr>
+          <w:ilvl w:val="1"/>
+          <w:numId w:val="10"/>
+        </w:numPr>
+      </w:pPr>
+      <w:r>
+        <w:lastRenderedPageBreak/>
+        <w:t>Q=</w:t>
+      </w:r>
+      <w:r>
+        <w:rPr>
+          <w:rFonts w:ascii="Cambria Math" w:hAnsi="Cambria Math" w:cs="Cambria Math"/>
+        </w:rPr>
+        <w:t>∅</w:t>
+      </w:r>
+      <w:r>
+        <w:rPr>
+          <w:i/>
+          <w:iCs/>
+        </w:rPr>
+        <w:t>Q</w:t>
+      </w:r>
+      <w:r>
+        <w:t>=</w:t>
+      </w:r>
+      <w:r>
+        <w:rPr>
+          <w:rFonts w:ascii="Cambria Math" w:hAnsi="Cambria Math" w:cs="Cambria Math"/>
+        </w:rPr>
+        <w:t>∅</w:t>
+      </w:r>
+      <w:r>
+        <w:t> (пока ни одна вершина не выбрана как охранник).</w:t>
+      </w:r>
+    </w:p>
+    <w:p>
+      <w:pPr>
+        <w:ind w:firstLine="708"/>
+      </w:pPr>
+      <w:r>
+        <w:pict w14:anchorId="349F788F">
+          <v:rect id="_x0000_i1087" style="width:0;height:.75pt" o:hralign="center" o:hrstd="t" o:hrnoshade="t" o:hr="t" fillcolor="#f8faff" stroked="f"/>
+        </w:pict>
+      </w:r>
+    </w:p>
+    <w:p>
+      <w:pPr>
+        <w:ind w:firstLine="708"/>
+        <w:rPr>
+          <w:b/>
+          <w:bCs/>
+        </w:rPr>
+      </w:pPr>
+      <w:r>
+        <w:rPr>
+          <w:b/>
+          <w:bCs/>
+        </w:rPr>
+        <w:t>Шаг 2: Построение множеств </w:t>
+      </w:r>
+      <w:proofErr w:type="spellStart"/>
+      <w:r>
+        <w:rPr>
+          <w:b/>
+          <w:bCs/>
+        </w:rPr>
+        <w:t>Fj</w:t>
+      </w:r>
+      <w:r>
+        <w:rPr>
+          <w:b/>
+          <w:bCs/>
+          <w:i/>
+          <w:iCs/>
+        </w:rPr>
+        <w:t>Fj</w:t>
+      </w:r>
+      <w:proofErr w:type="spellEnd"/>
+      <w:r>
+        <w:rPr>
+          <w:b/>
+          <w:bCs/>
+        </w:rPr>
+        <w:t>​</w:t>
+      </w:r>
+    </w:p>
+    <w:p>
+      <w:pPr>
+        <w:ind w:firstLine="708"/>
+      </w:pPr>
+      <w:r>
+        <w:t>Для каждой вершины </w:t>
+      </w:r>
+      <w:proofErr w:type="spellStart"/>
+      <w:r>
+        <w:t>vj</w:t>
+      </w:r>
+      <w:r>
+        <w:rPr>
+          <w:i/>
+          <w:iCs/>
+        </w:rPr>
+        <w:t>vj</w:t>
+      </w:r>
+      <w:proofErr w:type="spellEnd"/>
+      <w:r>
+        <w:t>​ (1≤j≤n1≤</w:t>
+      </w:r>
+      <w:r>
+        <w:rPr>
+          <w:i/>
+          <w:iCs/>
+        </w:rPr>
+        <w:t>j</w:t>
+      </w:r>
+      <w:r>
+        <w:t>≤</w:t>
+      </w:r>
+      <w:r>
+        <w:rPr>
+          <w:i/>
+          <w:iCs/>
+        </w:rPr>
+        <w:t>n</w:t>
+      </w:r>
+      <w:r>
+        <w:t>):</w:t>
+      </w:r>
+    </w:p>
+    <w:p>
+      <w:pPr>
+        <w:numPr>
+          <w:ilvl w:val="0"/>
+          <w:numId w:val="11"/>
+        </w:numPr>
+      </w:pPr>
+      <w:r>
+        <w:rPr>
+          <w:b/>
+          <w:bCs/>
+        </w:rPr>
+        <w:t>Определи, какие выпуклые компоненты </w:t>
+      </w:r>
+      <w:proofErr w:type="spellStart"/>
+      <w:r>
+        <w:rPr>
+          <w:b/>
+          <w:bCs/>
+        </w:rPr>
+        <w:t>ci</w:t>
+      </w:r>
+      <w:r>
+        <w:rPr>
+          <w:b/>
+          <w:bCs/>
+          <w:i/>
+          <w:iCs/>
+        </w:rPr>
+        <w:t>ci</w:t>
+      </w:r>
+      <w:proofErr w:type="spellEnd"/>
+      <w:r>
+        <w:rPr>
+          <w:b/>
+          <w:bCs/>
+        </w:rPr>
+        <w:t>​ полностью видны из вершины </w:t>
+      </w:r>
+      <w:proofErr w:type="spellStart"/>
+      <w:r>
+        <w:rPr>
+          <w:b/>
+          <w:bCs/>
+        </w:rPr>
+        <w:t>vj</w:t>
+      </w:r>
+      <w:r>
+        <w:rPr>
+          <w:b/>
+          <w:bCs/>
+          <w:i/>
+          <w:iCs/>
+        </w:rPr>
+        <w:t>vj</w:t>
+      </w:r>
+      <w:proofErr w:type="spellEnd"/>
+      <w:r>
+        <w:rPr>
+          <w:b/>
+          <w:bCs/>
+        </w:rPr>
+        <w:t>​.</w:t>
+      </w:r>
+    </w:p>
+    <w:p>
+      <w:pPr>
+        <w:numPr>
+          <w:ilvl w:val="1"/>
+          <w:numId w:val="11"/>
+        </w:numPr>
+      </w:pPr>
+      <w:r>
+        <w:t>Это можно сделать, проверяя, что ни одна сторона многоугольника не перекрывает видимость.</w:t>
+      </w:r>
+    </w:p>
+    <w:p>
+      <w:pPr>
+        <w:numPr>
+          <w:ilvl w:val="0"/>
+          <w:numId w:val="11"/>
+        </w:numPr>
+      </w:pPr>
+      <w:r>
+        <w:rPr>
+          <w:b/>
+          <w:bCs/>
+        </w:rPr>
+        <w:t>Добавь эти компоненты в множество </w:t>
+      </w:r>
+      <w:proofErr w:type="spellStart"/>
+      <w:r>
+        <w:rPr>
+          <w:b/>
+          <w:bCs/>
+        </w:rPr>
+        <w:t>Fj</w:t>
+      </w:r>
+      <w:r>
+        <w:rPr>
+          <w:b/>
+          <w:bCs/>
+          <w:i/>
+          <w:iCs/>
+        </w:rPr>
+        <w:t>Fj</w:t>
+      </w:r>
+      <w:proofErr w:type="spellEnd"/>
+      <w:r>
+        <w:rPr>
+          <w:b/>
+          <w:bCs/>
+        </w:rPr>
+        <w:t>​.</w:t>
+      </w:r>
+    </w:p>
+    <w:p>
+      <w:pPr>
+        <w:numPr>
+          <w:ilvl w:val="1"/>
+          <w:numId w:val="11"/>
+        </w:numPr>
+      </w:pPr>
+      <w:proofErr w:type="spellStart"/>
+      <w:r>
+        <w:t>Fj</w:t>
+      </w:r>
+      <w:r>
+        <w:rPr>
+          <w:i/>
+          <w:iCs/>
+        </w:rPr>
+        <w:t>Fj</w:t>
+      </w:r>
+      <w:proofErr w:type="spellEnd"/>
+      <w:r>
+        <w:t>​ — это множество всех выпуклых компонент, видимых из </w:t>
+      </w:r>
+      <w:proofErr w:type="spellStart"/>
+      <w:r>
+        <w:t>vj</w:t>
+      </w:r>
+      <w:r>
+        <w:rPr>
+          <w:i/>
+          <w:iCs/>
+        </w:rPr>
+        <w:t>vj</w:t>
+      </w:r>
+      <w:proofErr w:type="spellEnd"/>
+      <w:r>
+        <w:t>​.</w:t>
+      </w:r>
+    </w:p>
+    <w:p>
+      <w:pPr>
+        <w:ind w:firstLine="708"/>
+      </w:pPr>
+      <w:r>
+        <w:pict w14:anchorId="64E0CD0E">
+          <v:rect id="_x0000_i1088" style="width:0;height:.75pt" o:hralign="center" o:hrstd="t" o:hrnoshade="t" o:hr="t" fillcolor="#f8faff" stroked="f"/>
+        </w:pict>
+      </w:r>
+    </w:p>
+    <w:p>
+      <w:pPr>
+        <w:ind w:firstLine="708"/>
+        <w:rPr>
+          <w:b/>
+          <w:bCs/>
+        </w:rPr>
+      </w:pPr>
+      <w:r>
+        <w:rPr>
+          <w:b/>
+          <w:bCs/>
+        </w:rPr>
+        <w:t>Шаг 3: Выбор вершины с максимальным покрытием</w:t>
+      </w:r>
+    </w:p>
+    <w:p>
+      <w:pPr>
+        <w:numPr>
+          <w:ilvl w:val="0"/>
+          <w:numId w:val="12"/>
+        </w:numPr>
+      </w:pPr>
+      <w:r>
+        <w:rPr>
+          <w:b/>
+          <w:bCs/>
+        </w:rPr>
+        <w:t>Найди вершину </w:t>
+      </w:r>
+      <w:proofErr w:type="spellStart"/>
+      <w:r>
+        <w:rPr>
+          <w:b/>
+          <w:bCs/>
+        </w:rPr>
+        <w:t>vi</w:t>
+      </w:r>
+      <w:r>
+        <w:rPr>
+          <w:b/>
+          <w:bCs/>
+          <w:i/>
+          <w:iCs/>
+        </w:rPr>
+        <w:t>vi</w:t>
+      </w:r>
+      <w:proofErr w:type="spellEnd"/>
+      <w:r>
+        <w:rPr>
+          <w:b/>
+          <w:bCs/>
+        </w:rPr>
+        <w:t>​, которая "видит" наибольшее количество выпуклых компонент.</w:t>
+      </w:r>
+    </w:p>
+    <w:p>
+      <w:pPr>
+        <w:numPr>
+          <w:ilvl w:val="1"/>
+          <w:numId w:val="12"/>
+        </w:numPr>
+      </w:pPr>
+      <w:r>
+        <w:t>Формально: найди </w:t>
+      </w:r>
+      <w:proofErr w:type="spellStart"/>
+      <w:r>
+        <w:t>i</w:t>
+      </w:r>
+      <w:r>
+        <w:rPr>
+          <w:rFonts w:ascii="Cambria Math" w:hAnsi="Cambria Math" w:cs="Cambria Math"/>
+        </w:rPr>
+        <w:t>∈</w:t>
+      </w:r>
+      <w:r>
+        <w:t>N</w:t>
+      </w:r>
+      <w:r>
+        <w:rPr>
+          <w:i/>
+          <w:iCs/>
+        </w:rPr>
+        <w:t>i</w:t>
+      </w:r>
+      <w:r>
+        <w:rPr>
+          <w:rFonts w:ascii="Cambria Math" w:hAnsi="Cambria Math" w:cs="Cambria Math"/>
+        </w:rPr>
+        <w:t>∈</w:t>
+      </w:r>
+      <w:r>
+        <w:rPr>
+          <w:i/>
+          <w:iCs/>
+        </w:rPr>
+        <w:t>N</w:t>
+      </w:r>
+      <w:proofErr w:type="spellEnd"/>
+      <w:r>
+        <w:t>, такое что </w:t>
+      </w:r>
+      <w:r>
+        <w:rPr>
+          <w:rFonts w:ascii="Cambria Math" w:hAnsi="Cambria Math" w:cs="Cambria Math"/>
+        </w:rPr>
+        <w:t>∣</w:t>
+      </w:r>
+      <w:r>
+        <w:t>Fi</w:t>
+      </w:r>
+      <w:r>
+        <w:rPr>
+          <w:rFonts w:ascii="Cambria Math" w:hAnsi="Cambria Math" w:cs="Cambria Math"/>
+        </w:rPr>
+        <w:t>∣</w:t>
+      </w:r>
+      <w:r>
+        <w:rPr>
+          <w:rFonts w:cs="Times New Roman"/>
+        </w:rPr>
+        <w:t>≥</w:t>
+      </w:r>
+      <w:r>
+        <w:rPr>
+          <w:rFonts w:ascii="Cambria Math" w:hAnsi="Cambria Math" w:cs="Cambria Math"/>
+        </w:rPr>
+        <w:t>∣</w:t>
+      </w:r>
+      <w:proofErr w:type="spellStart"/>
+      <w:r>
+        <w:t>Fj</w:t>
+      </w:r>
+      <w:proofErr w:type="spellEnd"/>
+      <w:r>
+        <w:rPr>
+          <w:rFonts w:ascii="Cambria Math" w:hAnsi="Cambria Math" w:cs="Cambria Math"/>
+        </w:rPr>
+        <w:t>∣∣</w:t>
+      </w:r>
+      <w:r>
+        <w:rPr>
+          <w:i/>
+          <w:iCs/>
+        </w:rPr>
+        <w:t>Fi</w:t>
+      </w:r>
+      <w:r>
+        <w:t>​</w:t>
+      </w:r>
+      <w:r>
+        <w:rPr>
+          <w:rFonts w:ascii="Cambria Math" w:hAnsi="Cambria Math" w:cs="Cambria Math"/>
+        </w:rPr>
+        <w:t>∣</w:t>
+      </w:r>
+      <w:r>
+        <w:t>≥</w:t>
+      </w:r>
+      <w:r>
+        <w:rPr>
+          <w:rFonts w:ascii="Cambria Math" w:hAnsi="Cambria Math" w:cs="Cambria Math"/>
+        </w:rPr>
+        <w:t>∣</w:t>
+      </w:r>
+      <w:proofErr w:type="spellStart"/>
+      <w:r>
+        <w:rPr>
+          <w:i/>
+          <w:iCs/>
+        </w:rPr>
+        <w:t>Fj</w:t>
+      </w:r>
+      <w:proofErr w:type="spellEnd"/>
+      <w:r>
+        <w:t>​</w:t>
+      </w:r>
+      <w:r>
+        <w:rPr>
+          <w:rFonts w:ascii="Cambria Math" w:hAnsi="Cambria Math" w:cs="Cambria Math"/>
+        </w:rPr>
+        <w:t>∣</w:t>
+      </w:r>
+      <w:r>
+        <w:t> для всех </w:t>
+      </w:r>
+      <w:proofErr w:type="spellStart"/>
+      <w:r>
+        <w:t>j</w:t>
+      </w:r>
+      <w:r>
+        <w:rPr>
+          <w:rFonts w:ascii="Cambria Math" w:hAnsi="Cambria Math" w:cs="Cambria Math"/>
+        </w:rPr>
+        <w:t>∈</w:t>
+      </w:r>
+      <w:r>
+        <w:t>N</w:t>
+      </w:r>
+      <w:r>
+        <w:rPr>
+          <w:i/>
+          <w:iCs/>
+        </w:rPr>
+        <w:t>j</w:t>
+      </w:r>
+      <w:r>
+        <w:rPr>
+          <w:rFonts w:ascii="Cambria Math" w:hAnsi="Cambria Math" w:cs="Cambria Math"/>
+        </w:rPr>
+        <w:t>∈</w:t>
+      </w:r>
+      <w:r>
+        <w:rPr>
+          <w:i/>
+          <w:iCs/>
+        </w:rPr>
+        <w:t>N</w:t>
+      </w:r>
+      <w:proofErr w:type="spellEnd"/>
+      <w:r>
+        <w:t>.</w:t>
+      </w:r>
+    </w:p>
+    <w:p>
+      <w:pPr>
+        <w:numPr>
+          <w:ilvl w:val="1"/>
+          <w:numId w:val="12"/>
+        </w:numPr>
+      </w:pPr>
+      <w:r>
+        <w:t>Здесь </w:t>
+      </w:r>
+      <w:r>
+        <w:rPr>
+          <w:rFonts w:ascii="Cambria Math" w:hAnsi="Cambria Math" w:cs="Cambria Math"/>
+        </w:rPr>
+        <w:t>∣</w:t>
+      </w:r>
+      <w:r>
+        <w:t>Fi</w:t>
+      </w:r>
+      <w:r>
+        <w:rPr>
+          <w:rFonts w:ascii="Cambria Math" w:hAnsi="Cambria Math" w:cs="Cambria Math"/>
+        </w:rPr>
+        <w:t>∣∣</w:t>
+      </w:r>
+      <w:r>
+        <w:rPr>
+          <w:i/>
+          <w:iCs/>
+        </w:rPr>
+        <w:t>Fi</w:t>
+      </w:r>
+      <w:r>
+        <w:t>​</w:t>
+      </w:r>
+      <w:r>
+        <w:rPr>
+          <w:rFonts w:ascii="Cambria Math" w:hAnsi="Cambria Math" w:cs="Cambria Math"/>
+        </w:rPr>
+        <w:t>∣</w:t>
+      </w:r>
+      <w:r>
+        <w:t> — количество элементов в множестве </w:t>
+      </w:r>
+      <w:proofErr w:type="spellStart"/>
+      <w:r>
+        <w:t>Fi</w:t>
+      </w:r>
+      <w:r>
+        <w:rPr>
+          <w:i/>
+          <w:iCs/>
+        </w:rPr>
+        <w:t>Fi</w:t>
+      </w:r>
+      <w:proofErr w:type="spellEnd"/>
+      <w:r>
+        <w:t>​.</w:t>
+      </w:r>
+    </w:p>
+    <w:p>
+      <w:pPr>
+        <w:ind w:firstLine="708"/>
+      </w:pPr>
+      <w:r>
+        <w:pict w14:anchorId="1F277A63">
+          <v:rect id="_x0000_i1089" style="width:0;height:.75pt" o:hralign="center" o:hrstd="t" o:hrnoshade="t" o:hr="t" fillcolor="#f8faff" stroked="f"/>
+        </w:pict>
+      </w:r>
+    </w:p>
+    <w:p>
+      <w:pPr>
+        <w:ind w:firstLine="708"/>
+        <w:rPr>
+          <w:b/>
+          <w:bCs/>
+        </w:rPr>
+      </w:pPr>
+      <w:r>
+        <w:rPr>
+          <w:b/>
+          <w:bCs/>
+        </w:rPr>
+        <w:t>Шаг 4: Добавление вершины в множество охранников</w:t>
+      </w:r>
+    </w:p>
+    <w:p>
+      <w:pPr>
+        <w:numPr>
+          <w:ilvl w:val="0"/>
+          <w:numId w:val="13"/>
+        </w:numPr>
+      </w:pPr>
+      <w:r>
+        <w:rPr>
+          <w:b/>
+          <w:bCs/>
+        </w:rPr>
+        <w:t>Добавь индекс </w:t>
+      </w:r>
+      <w:proofErr w:type="spellStart"/>
+      <w:r>
+        <w:rPr>
+          <w:b/>
+          <w:bCs/>
+        </w:rPr>
+        <w:t>i</w:t>
+      </w:r>
+      <w:r>
+        <w:rPr>
+          <w:b/>
+          <w:bCs/>
+          <w:i/>
+          <w:iCs/>
+        </w:rPr>
+        <w:t>i</w:t>
+      </w:r>
+      <w:proofErr w:type="spellEnd"/>
+      <w:r>
+        <w:rPr>
+          <w:b/>
+          <w:bCs/>
+        </w:rPr>
+        <w:t> в множество Q</w:t>
+      </w:r>
+      <w:r>
+        <w:rPr>
+          <w:b/>
+          <w:bCs/>
+          <w:i/>
+          <w:iCs/>
+        </w:rPr>
+        <w:t>Q</w:t>
+      </w:r>
+      <w:r>
+        <w:rPr>
+          <w:b/>
+          <w:bCs/>
+        </w:rPr>
+        <w:t>.</w:t>
+      </w:r>
+    </w:p>
+    <w:p>
+      <w:pPr>
+        <w:numPr>
+          <w:ilvl w:val="1"/>
+          <w:numId w:val="13"/>
+        </w:numPr>
+      </w:pPr>
+      <w:r>
+        <w:t>Теперь Q</w:t>
+      </w:r>
+      <w:r>
+        <w:rPr>
+          <w:i/>
+          <w:iCs/>
+        </w:rPr>
+        <w:t>Q</w:t>
+      </w:r>
+      <w:r>
+        <w:t> содержит выбранную вершину </w:t>
+      </w:r>
+      <w:proofErr w:type="spellStart"/>
+      <w:r>
+        <w:t>vi</w:t>
+      </w:r>
+      <w:r>
+        <w:rPr>
+          <w:i/>
+          <w:iCs/>
+        </w:rPr>
+        <w:t>vi</w:t>
+      </w:r>
+      <w:proofErr w:type="spellEnd"/>
+      <w:r>
+        <w:t>​.</w:t>
+      </w:r>
+    </w:p>
+    <w:p>
+      <w:pPr>
+        <w:numPr>
+          <w:ilvl w:val="0"/>
+          <w:numId w:val="13"/>
+        </w:numPr>
+      </w:pPr>
+      <w:r>
+        <w:rPr>
+          <w:b/>
+          <w:bCs/>
+        </w:rPr>
+        <w:t>Удали </w:t>
+      </w:r>
+      <w:proofErr w:type="spellStart"/>
+      <w:r>
+        <w:rPr>
+          <w:b/>
+          <w:bCs/>
+        </w:rPr>
+        <w:t>i</w:t>
+      </w:r>
+      <w:r>
+        <w:rPr>
+          <w:b/>
+          <w:bCs/>
+          <w:i/>
+          <w:iCs/>
+        </w:rPr>
+        <w:t>i</w:t>
+      </w:r>
+      <w:proofErr w:type="spellEnd"/>
+      <w:r>
+        <w:rPr>
+          <w:b/>
+          <w:bCs/>
+        </w:rPr>
+        <w:t> из множества N</w:t>
+      </w:r>
+      <w:r>
+        <w:rPr>
+          <w:b/>
+          <w:bCs/>
+          <w:i/>
+          <w:iCs/>
+        </w:rPr>
+        <w:t>N</w:t>
+      </w:r>
+      <w:r>
+        <w:rPr>
+          <w:b/>
+          <w:bCs/>
+        </w:rPr>
+        <w:t>.</w:t>
+      </w:r>
+    </w:p>
+    <w:p>
+      <w:pPr>
+        <w:numPr>
+          <w:ilvl w:val="1"/>
+          <w:numId w:val="13"/>
+        </w:numPr>
+      </w:pPr>
+      <w:r>
+        <w:t>Эта вершина больше не будет рассматриваться для выбора.</w:t>
+      </w:r>
+    </w:p>
+    <w:p>
+      <w:pPr>
+        <w:ind w:firstLine="708"/>
+      </w:pPr>
+      <w:r>
+        <w:pict w14:anchorId="488EFBCF">
+          <v:rect id="_x0000_i1090" style="width:0;height:.75pt" o:hralign="center" o:hrstd="t" o:hrnoshade="t" o:hr="t" fillcolor="#f8faff" stroked="f"/>
+        </w:pict>
+      </w:r>
+    </w:p>
+    <w:p>
+      <w:pPr>
+        <w:ind w:firstLine="708"/>
+        <w:rPr>
+          <w:b/>
+          <w:bCs/>
+        </w:rPr>
+      </w:pPr>
+      <w:r>
+        <w:rPr>
+          <w:b/>
+          <w:bCs/>
+        </w:rPr>
+        <w:lastRenderedPageBreak/>
+        <w:t>Шаг 5: Обновление множеств </w:t>
+      </w:r>
+      <w:proofErr w:type="spellStart"/>
+      <w:r>
+        <w:rPr>
+          <w:b/>
+          <w:bCs/>
+        </w:rPr>
+        <w:t>Fj</w:t>
+      </w:r>
+      <w:r>
+        <w:rPr>
+          <w:b/>
+          <w:bCs/>
+          <w:i/>
+          <w:iCs/>
+        </w:rPr>
+        <w:t>Fj</w:t>
+      </w:r>
+      <w:proofErr w:type="spellEnd"/>
+      <w:r>
+        <w:rPr>
+          <w:b/>
+          <w:bCs/>
+        </w:rPr>
+        <w:t>​ и C</w:t>
+      </w:r>
+      <w:r>
+        <w:rPr>
+          <w:b/>
+          <w:bCs/>
+          <w:i/>
+          <w:iCs/>
+        </w:rPr>
+        <w:t>C</w:t>
+      </w:r>
+    </w:p>
+    <w:p>
+      <w:pPr>
+        <w:numPr>
+          <w:ilvl w:val="0"/>
+          <w:numId w:val="14"/>
+        </w:numPr>
+      </w:pPr>
+      <w:r>
+        <w:rPr>
+          <w:b/>
+          <w:bCs/>
+        </w:rPr>
+        <w:t>Удали все выпуклые компоненты, покрытые вершиной </w:t>
+      </w:r>
+      <w:proofErr w:type="spellStart"/>
+      <w:r>
+        <w:rPr>
+          <w:b/>
+          <w:bCs/>
+        </w:rPr>
+        <w:t>vi</w:t>
+      </w:r>
+      <w:r>
+        <w:rPr>
+          <w:b/>
+          <w:bCs/>
+          <w:i/>
+          <w:iCs/>
+        </w:rPr>
+        <w:t>vi</w:t>
+      </w:r>
+      <w:proofErr w:type="spellEnd"/>
+      <w:r>
+        <w:rPr>
+          <w:b/>
+          <w:bCs/>
+        </w:rPr>
+        <w:t>​, из всех множеств </w:t>
+      </w:r>
+      <w:proofErr w:type="spellStart"/>
+      <w:r>
+        <w:rPr>
+          <w:b/>
+          <w:bCs/>
+        </w:rPr>
+        <w:t>Fj</w:t>
+      </w:r>
+      <w:r>
+        <w:rPr>
+          <w:b/>
+          <w:bCs/>
+          <w:i/>
+          <w:iCs/>
+        </w:rPr>
+        <w:t>Fj</w:t>
+      </w:r>
+      <w:proofErr w:type="spellEnd"/>
+      <w:r>
+        <w:rPr>
+          <w:b/>
+          <w:bCs/>
+        </w:rPr>
+        <w:t>​.</w:t>
+      </w:r>
+    </w:p>
+    <w:p>
+      <w:pPr>
+        <w:numPr>
+          <w:ilvl w:val="1"/>
+          <w:numId w:val="14"/>
+        </w:numPr>
+      </w:pPr>
+      <w:r>
+        <w:t>Формально: для всех </w:t>
+      </w:r>
+      <w:proofErr w:type="spellStart"/>
+      <w:r>
+        <w:t>j</w:t>
+      </w:r>
+      <w:r>
+        <w:rPr>
+          <w:rFonts w:ascii="Cambria Math" w:hAnsi="Cambria Math" w:cs="Cambria Math"/>
+        </w:rPr>
+        <w:t>∈</w:t>
+      </w:r>
+      <w:r>
+        <w:t>N</w:t>
+      </w:r>
+      <w:r>
+        <w:rPr>
+          <w:i/>
+          <w:iCs/>
+        </w:rPr>
+        <w:t>j</w:t>
+      </w:r>
+      <w:r>
+        <w:rPr>
+          <w:rFonts w:ascii="Cambria Math" w:hAnsi="Cambria Math" w:cs="Cambria Math"/>
+        </w:rPr>
+        <w:t>∈</w:t>
+      </w:r>
+      <w:r>
+        <w:rPr>
+          <w:i/>
+          <w:iCs/>
+        </w:rPr>
+        <w:t>N</w:t>
+      </w:r>
+      <w:proofErr w:type="spellEnd"/>
+      <w:r>
+        <w:t>, выполни </w:t>
+      </w:r>
+      <w:proofErr w:type="spellStart"/>
+      <w:r>
+        <w:t>Fj</w:t>
+      </w:r>
+      <w:proofErr w:type="spellEnd"/>
+      <w:r>
+        <w:t>:=</w:t>
+      </w:r>
+      <w:proofErr w:type="spellStart"/>
+      <w:r>
+        <w:t>Fj−Fi</w:t>
+      </w:r>
+      <w:r>
+        <w:rPr>
+          <w:i/>
+          <w:iCs/>
+        </w:rPr>
+        <w:t>Fj</w:t>
+      </w:r>
+      <w:proofErr w:type="spellEnd"/>
+      <w:r>
+        <w:t>​:=</w:t>
+      </w:r>
+      <w:proofErr w:type="spellStart"/>
+      <w:r>
+        <w:rPr>
+          <w:i/>
+          <w:iCs/>
+        </w:rPr>
+        <w:t>Fj</w:t>
+      </w:r>
+      <w:proofErr w:type="spellEnd"/>
+      <w:r>
+        <w:t>​−</w:t>
+      </w:r>
+      <w:r>
+        <w:rPr>
+          <w:i/>
+          <w:iCs/>
+        </w:rPr>
+        <w:t>Fi</w:t>
+      </w:r>
+      <w:r>
+        <w:t>​.</w:t>
+      </w:r>
+    </w:p>
+    <w:p>
+      <w:pPr>
+        <w:numPr>
+          <w:ilvl w:val="0"/>
+          <w:numId w:val="14"/>
+        </w:numPr>
+      </w:pPr>
+      <w:r>
+        <w:rPr>
+          <w:b/>
+          <w:bCs/>
+        </w:rPr>
+        <w:t>Удали эти компоненты из множества C</w:t>
+      </w:r>
+      <w:r>
+        <w:rPr>
+          <w:b/>
+          <w:bCs/>
+          <w:i/>
+          <w:iCs/>
+        </w:rPr>
+        <w:t>C</w:t>
+      </w:r>
+      <w:r>
+        <w:rPr>
+          <w:b/>
+          <w:bCs/>
+        </w:rPr>
+        <w:t>.</w:t>
+      </w:r>
+    </w:p>
+    <w:p>
+      <w:pPr>
+        <w:numPr>
+          <w:ilvl w:val="1"/>
+          <w:numId w:val="14"/>
+        </w:numPr>
+      </w:pPr>
+      <w:r>
+        <w:t>Формально: C:=C−Fi</w:t>
+      </w:r>
+      <w:r>
+        <w:rPr>
+          <w:i/>
+          <w:iCs/>
+        </w:rPr>
+        <w:t>C</w:t>
+      </w:r>
+      <w:r>
+        <w:t>:=</w:t>
+      </w:r>
+      <w:r>
+        <w:rPr>
+          <w:i/>
+          <w:iCs/>
+        </w:rPr>
+        <w:t>C</w:t>
+      </w:r>
+      <w:r>
+        <w:t>−</w:t>
+      </w:r>
+      <w:r>
+        <w:rPr>
+          <w:i/>
+          <w:iCs/>
+        </w:rPr>
+        <w:t>Fi</w:t>
+      </w:r>
+      <w:r>
+        <w:t>​.</w:t>
+      </w:r>
+    </w:p>
+    <w:p>
+      <w:pPr>
+        <w:ind w:firstLine="708"/>
+      </w:pPr>
+      <w:r>
+        <w:pict w14:anchorId="305F17DB">
+          <v:rect id="_x0000_i1091" style="width:0;height:.75pt" o:hralign="center" o:hrstd="t" o:hrnoshade="t" o:hr="t" fillcolor="#f8faff" stroked="f"/>
+        </w:pict>
+      </w:r>
+    </w:p>
+    <w:p>
+      <w:pPr>
+        <w:ind w:firstLine="708"/>
+        <w:rPr>
+          <w:b/>
+          <w:bCs/>
+        </w:rPr>
+      </w:pPr>
+      <w:r>
+        <w:rPr>
+          <w:b/>
+          <w:bCs/>
+        </w:rPr>
+        <w:t>Шаг 6: Проверка завершения</w:t>
+      </w:r>
+    </w:p>
+    <w:p>
+      <w:pPr>
+        <w:numPr>
+          <w:ilvl w:val="0"/>
+          <w:numId w:val="15"/>
+        </w:numPr>
+      </w:pPr>
+      <w:r>
+        <w:rPr>
+          <w:b/>
+          <w:bCs/>
+        </w:rPr>
+        <w:t>Если C</w:t>
+      </w:r>
+      <w:r>
+        <w:rPr>
+          <w:b/>
+          <w:bCs/>
+          <w:i/>
+          <w:iCs/>
+        </w:rPr>
+        <w:t>C</w:t>
+      </w:r>
+      <w:r>
+        <w:rPr>
+          <w:b/>
+          <w:bCs/>
+        </w:rPr>
+        <w:t> не пусто (</w:t>
+      </w:r>
+      <w:r>
+        <w:rPr>
+          <w:rFonts w:ascii="Cambria Math" w:hAnsi="Cambria Math" w:cs="Cambria Math"/>
+          <w:b/>
+          <w:bCs/>
+        </w:rPr>
+        <w:t>∣</w:t>
+      </w:r>
+      <w:r>
+        <w:rPr>
+          <w:b/>
+          <w:bCs/>
+        </w:rPr>
+        <w:t>C</w:t>
+      </w:r>
+      <w:r>
+        <w:rPr>
+          <w:rFonts w:ascii="Cambria Math" w:hAnsi="Cambria Math" w:cs="Cambria Math"/>
+          <w:b/>
+          <w:bCs/>
+        </w:rPr>
+        <w:t>∣</w:t>
+      </w:r>
+      <w:r>
+        <w:rPr>
+          <w:rFonts w:cs="Times New Roman"/>
+          <w:b/>
+          <w:bCs/>
+        </w:rPr>
+        <w:t>≠</w:t>
+      </w:r>
+      <w:r>
+        <w:rPr>
+          <w:rFonts w:ascii="Cambria Math" w:hAnsi="Cambria Math" w:cs="Cambria Math"/>
+          <w:b/>
+          <w:bCs/>
+        </w:rPr>
+        <w:t>∅∣</w:t>
+      </w:r>
+      <w:r>
+        <w:rPr>
+          <w:b/>
+          <w:bCs/>
+          <w:i/>
+          <w:iCs/>
+        </w:rPr>
+        <w:t>C</w:t>
+      </w:r>
+      <w:r>
+        <w:rPr>
+          <w:rFonts w:ascii="Cambria Math" w:hAnsi="Cambria Math" w:cs="Cambria Math"/>
+          <w:b/>
+          <w:bCs/>
+        </w:rPr>
+        <w:t>∣</w:t>
+      </w:r>
+      <w:r>
+        <w:rPr>
+          <w:b/>
+          <w:bCs/>
+        </w:rPr>
+        <w:t>=</w:t>
+      </w:r>
+      <w:r>
+        <w:rPr>
+          <w:rFonts w:ascii="Cambria Math" w:hAnsi="Cambria Math" w:cs="Cambria Math"/>
+          <w:b/>
+          <w:bCs/>
+        </w:rPr>
+        <w:t>∅</w:t>
+      </w:r>
+      <w:r>
+        <w:rPr>
+          <w:b/>
+          <w:bCs/>
+        </w:rPr>
+        <w:t>), вернись к Шагу 3.</w:t>
+      </w:r>
+    </w:p>
+    <w:p>
+      <w:pPr>
+        <w:numPr>
+          <w:ilvl w:val="1"/>
+          <w:numId w:val="15"/>
+        </w:numPr>
+      </w:pPr>
+      <w:r>
+        <w:t>Это значит, что еще есть непокрытые выпуклые компоненты.</w:t>
+      </w:r>
+    </w:p>
+    <w:p>
+      <w:pPr>
+        <w:numPr>
+          <w:ilvl w:val="0"/>
+          <w:numId w:val="15"/>
+        </w:numPr>
+      </w:pPr>
+      <w:r>
+        <w:rPr>
+          <w:b/>
+          <w:bCs/>
+        </w:rPr>
+        <w:t>Если C</w:t>
+      </w:r>
+      <w:r>
+        <w:rPr>
+          <w:b/>
+          <w:bCs/>
+          <w:i/>
+          <w:iCs/>
+        </w:rPr>
+        <w:t>C</w:t>
+      </w:r>
+      <w:r>
+        <w:rPr>
+          <w:b/>
+          <w:bCs/>
+        </w:rPr>
+        <w:t> пусто (</w:t>
+      </w:r>
+      <w:r>
+        <w:rPr>
+          <w:rFonts w:ascii="Cambria Math" w:hAnsi="Cambria Math" w:cs="Cambria Math"/>
+          <w:b/>
+          <w:bCs/>
+        </w:rPr>
+        <w:t>∣</w:t>
+      </w:r>
+      <w:r>
+        <w:rPr>
+          <w:b/>
+          <w:bCs/>
+        </w:rPr>
+        <w:t>C</w:t>
+      </w:r>
+      <w:r>
+        <w:rPr>
+          <w:rFonts w:ascii="Cambria Math" w:hAnsi="Cambria Math" w:cs="Cambria Math"/>
+          <w:b/>
+          <w:bCs/>
+        </w:rPr>
+        <w:t>∣</w:t>
+      </w:r>
+      <w:r>
+        <w:rPr>
+          <w:b/>
+          <w:bCs/>
+        </w:rPr>
+        <w:t>=</w:t>
+      </w:r>
+      <w:r>
+        <w:rPr>
+          <w:rFonts w:ascii="Cambria Math" w:hAnsi="Cambria Math" w:cs="Cambria Math"/>
+          <w:b/>
+          <w:bCs/>
+        </w:rPr>
+        <w:t>∅∣</w:t>
+      </w:r>
+      <w:r>
+        <w:rPr>
+          <w:b/>
+          <w:bCs/>
+          <w:i/>
+          <w:iCs/>
+        </w:rPr>
+        <w:t>C</w:t>
+      </w:r>
+      <w:r>
+        <w:rPr>
+          <w:rFonts w:ascii="Cambria Math" w:hAnsi="Cambria Math" w:cs="Cambria Math"/>
+          <w:b/>
+          <w:bCs/>
+        </w:rPr>
+        <w:t>∣</w:t>
+      </w:r>
+      <w:r>
+        <w:rPr>
+          <w:b/>
+          <w:bCs/>
+        </w:rPr>
+        <w:t>=</w:t>
+      </w:r>
+      <w:r>
+        <w:rPr>
+          <w:rFonts w:ascii="Cambria Math" w:hAnsi="Cambria Math" w:cs="Cambria Math"/>
+          <w:b/>
+          <w:bCs/>
+        </w:rPr>
+        <w:t>∅</w:t>
+      </w:r>
+      <w:r>
+        <w:rPr>
+          <w:b/>
+          <w:bCs/>
+        </w:rPr>
+        <w:t>), перейди к Шагу 7.</w:t>
+      </w:r>
+    </w:p>
+    <w:p>
+      <w:pPr>
+        <w:numPr>
+          <w:ilvl w:val="1"/>
+          <w:numId w:val="15"/>
+        </w:numPr>
+      </w:pPr>
+      <w:r>
+        <w:t>Все компоненты покрыты.</w:t>
+      </w:r>
+    </w:p>
+    <w:p>
+      <w:pPr>
+        <w:ind w:firstLine="708"/>
+      </w:pPr>
+      <w:r>
+        <w:pict w14:anchorId="4B22F65D">
+          <v:rect id="_x0000_i1092" style="width:0;height:.75pt" o:hralign="center" o:hrstd="t" o:hrnoshade="t" o:hr="t" fillcolor="#f8faff" stroked="f"/>
+        </w:pict>
+      </w:r>
+    </w:p>
+    <w:p>
+      <w:pPr>
+        <w:ind w:firstLine="708"/>
+        <w:rPr>
+          <w:b/>
+          <w:bCs/>
+        </w:rPr>
+      </w:pPr>
+      <w:r>
+        <w:rPr>
+          <w:b/>
+          <w:bCs/>
+        </w:rPr>
+        <w:t>Шаг 7: Завершение</w:t>
+      </w:r>
+    </w:p>
+    <w:p>
+      <w:pPr>
+        <w:numPr>
+          <w:ilvl w:val="0"/>
+          <w:numId w:val="16"/>
+        </w:numPr>
+      </w:pPr>
+      <w:r>
+        <w:rPr>
+          <w:b/>
+          <w:bCs/>
+        </w:rPr>
+        <w:t>Выведи множество Q</w:t>
+      </w:r>
+      <w:r>
+        <w:rPr>
+          <w:b/>
+          <w:bCs/>
+          <w:i/>
+          <w:iCs/>
+        </w:rPr>
+        <w:t>Q</w:t>
+      </w:r>
+      <w:r>
+        <w:rPr>
+          <w:b/>
+          <w:bCs/>
+        </w:rPr>
+        <w:t>.</w:t>
+      </w:r>
+    </w:p>
+    <w:p>
+      <w:pPr>
+        <w:numPr>
+          <w:ilvl w:val="1"/>
+          <w:numId w:val="16"/>
+        </w:numPr>
+      </w:pPr>
+      <w:r>
+        <w:t>Это и есть набор вершин-охранников, которые покрывают весь многоугольник P</w:t>
+      </w:r>
+      <w:r>
+        <w:rPr>
+          <w:i/>
+          <w:iCs/>
+        </w:rPr>
+        <w:t>P</w:t>
+      </w:r>
+      <w:r>
+        <w:t>.</w:t>
+      </w:r>
+    </w:p>
+    <w:p>
+      <w:pPr>
+        <w:numPr>
+          <w:ilvl w:val="0"/>
+          <w:numId w:val="16"/>
+        </w:numPr>
+      </w:pPr>
+      <w:r>
+        <w:rPr>
+          <w:b/>
+          <w:bCs/>
+        </w:rPr>
+        <w:t>Останови алгоритм.</w:t>
+      </w:r>
+    </w:p>
+    <w:p>
+      <w:pPr>
+        <w:ind w:firstLine="708"/>
+      </w:pPr>
+      <w:r>
+        <w:pict w14:anchorId="17522468">
+          <v:rect id="_x0000_i1093" style="width:0;height:.75pt" o:hralign="center" o:hrstd="t" o:hrnoshade="t" o:hr="t" fillcolor="#f8faff" stroked="f"/>
+        </w:pict>
+      </w:r>
+    </w:p>
+    <w:p>
+      <w:pPr>
+        <w:ind w:firstLine="708"/>
+        <w:rPr>
+          <w:b/>
+          <w:bCs/>
+        </w:rPr>
+      </w:pPr>
+      <w:r>
+        <w:rPr>
+          <w:b/>
+          <w:bCs/>
+        </w:rPr>
+        <w:t>Теорема:</w:t>
+      </w:r>
+    </w:p>
+    <w:p>
+      <w:pPr>
+        <w:numPr>
+          <w:ilvl w:val="0"/>
+          <w:numId w:val="17"/>
+        </w:numPr>
+      </w:pPr>
+      <w:r>
+        <w:rPr>
+          <w:b/>
+          <w:bCs/>
+        </w:rPr>
+        <w:t>Аппроксимация:</w:t>
+      </w:r>
+      <w:r>
+        <w:t> Алгоритм гарантирует, что количество охранников будет не более чем в O(</w:t>
+      </w:r>
+      <w:proofErr w:type="spellStart"/>
+      <w:r>
+        <w:t>log⁡n</w:t>
+      </w:r>
+      <w:proofErr w:type="spellEnd"/>
+      <w:r>
+        <w:t>)</w:t>
+      </w:r>
+      <w:r>
+        <w:rPr>
+          <w:i/>
+          <w:iCs/>
+        </w:rPr>
+        <w:t>O</w:t>
+      </w:r>
+      <w:r>
+        <w:t>(</w:t>
+      </w:r>
+      <w:proofErr w:type="spellStart"/>
+      <w:r>
+        <w:t>log</w:t>
+      </w:r>
+      <w:r>
+        <w:rPr>
+          <w:i/>
+          <w:iCs/>
+        </w:rPr>
+        <w:t>n</w:t>
+      </w:r>
+      <w:proofErr w:type="spellEnd"/>
+      <w:r>
+        <w:t>) раз больше оптимального.</w:t>
+      </w:r>
+    </w:p>
+    <w:p>
+      <w:pPr>
+        <w:numPr>
+          <w:ilvl w:val="0"/>
+          <w:numId w:val="17"/>
+        </w:numPr>
+      </w:pPr>
+      <w:r>
+        <w:rPr>
+          <w:b/>
+          <w:bCs/>
+        </w:rPr>
+        <w:t>Сложность:</w:t>
+      </w:r>
+    </w:p>
+    <w:p>
+      <w:pPr>
+        <w:numPr>
+          <w:ilvl w:val="1"/>
+          <w:numId w:val="17"/>
+        </w:numPr>
+      </w:pPr>
+      <w:r>
+        <w:t>Для простого многоугольника: O(n4)</w:t>
+      </w:r>
+      <w:r>
+        <w:rPr>
+          <w:i/>
+          <w:iCs/>
+        </w:rPr>
+        <w:t>O</w:t>
+      </w:r>
+      <w:r>
+        <w:t>(</w:t>
+      </w:r>
+      <w:r>
+        <w:rPr>
+          <w:i/>
+          <w:iCs/>
+        </w:rPr>
+        <w:t>n</w:t>
+      </w:r>
+      <w:r>
+        <w:t>4).</w:t>
+      </w:r>
+    </w:p>
+    <w:p>
+      <w:pPr>
+        <w:numPr>
+          <w:ilvl w:val="1"/>
+          <w:numId w:val="17"/>
+        </w:numPr>
+      </w:pPr>
+      <w:r>
+        <w:lastRenderedPageBreak/>
+        <w:t>Для многоугольника с дырками: O(n5)</w:t>
+      </w:r>
+      <w:r>
+        <w:rPr>
+          <w:i/>
+          <w:iCs/>
+        </w:rPr>
+        <w:t>O</w:t>
+      </w:r>
+      <w:r>
+        <w:t>(</w:t>
+      </w:r>
+      <w:r>
+        <w:rPr>
+          <w:i/>
+          <w:iCs/>
+        </w:rPr>
+        <w:t>n</w:t>
+      </w:r>
+      <w:r>
+        <w:t>5).</w:t>
+      </w:r>
+    </w:p>
+    <w:p>
+      <w:pPr>
+        <w:ind w:firstLine="708"/>
+      </w:pPr>
+      <w:r>
+        <w:pict w14:anchorId="454B5C5C">
+          <v:rect id="_x0000_i1094" style="width:0;height:.75pt" o:hralign="center" o:hrstd="t" o:hrnoshade="t" o:hr="t" fillcolor="#f8faff" stroked="f"/>
+        </w:pict>
+      </w:r>
+    </w:p>
+    <w:p>
+      <w:pPr>
+        <w:ind w:firstLine="708"/>
+        <w:rPr>
+          <w:b/>
+          <w:bCs/>
+        </w:rPr>
+      </w:pPr>
+      <w:r>
+        <w:rPr>
+          <w:b/>
+          <w:bCs/>
+        </w:rPr>
+        <w:t>Итог:</w:t>
+      </w:r>
+    </w:p>
+    <w:p>
+      <w:pPr>
+        <w:ind w:firstLine="708"/>
+      </w:pPr>
+      <w:r>
+        <w:t>Алгоритм выбирает вершины-охранники, которые покрывают максимальное количество выпуклых компонент на каждом шаге, пока весь многоугольник не будет покрыт. Это жадный подход, который дает хорошее приближение к оптимальному решению.</w:t>
+      </w:r>
+    </w:p>
+    <w:p>
+      <w:pPr>
+        <w:ind w:firstLine="708"/>
+        <w:rPr>
+          <w:color w:val="000000"/>
+          <w:szCs w:val="28"/>
+        </w:rPr>
+      </w:pPr>
       <w:r>
         <w:br w:type="page"/>
       </w:r>
@@ -5506,6 +7942,123 @@
     </w:lvl>
   </w:abstractNum>
   <w:abstractNum w:abstractNumId="1" w15:restartNumberingAfterBreak="0">
+    <w:nsid w:val="0D3A0B5F"/>
+    <w:multiLevelType w:val="multilevel"/>
+    <w:tmpl w:val="EDFEE0B8"/>
+    <w:lvl w:ilvl="0">
+      <w:start w:val="1"/>
+      <w:numFmt w:val="decimal"/>
+      <w:lvlText w:val="%1."/>
+      <w:lvlJc w:val="left"/>
+      <w:pPr>
+        <w:tabs>
+          <w:tab w:val="num" w:pos="720"/>
+        </w:tabs>
+        <w:ind w:left="720" w:hanging="360"/>
+      </w:pPr>
+    </w:lvl>
+    <w:lvl w:ilvl="1">
+      <w:start w:val="1"/>
+      <w:numFmt w:val="bullet"/>
+      <w:lvlText w:val="o"/>
+      <w:lvlJc w:val="left"/>
+      <w:pPr>
+        <w:tabs>
+          <w:tab w:val="num" w:pos="1440"/>
+        </w:tabs>
+        <w:ind w:left="1440" w:hanging="360"/>
+      </w:pPr>
+      <w:rPr>
+        <w:rFonts w:ascii="Courier New" w:hAnsi="Courier New" w:hint="default"/>
+        <w:sz w:val="20"/>
+      </w:rPr>
+    </w:lvl>
+    <w:lvl w:ilvl="2" w:tentative="1">
+      <w:start w:val="1"/>
+      <w:numFmt w:val="decimal"/>
+      <w:lvlText w:val="%3."/>
+      <w:lvlJc w:val="left"/>
+      <w:pPr>
+        <w:tabs>
+          <w:tab w:val="num" w:pos="2160"/>
+        </w:tabs>
+        <w:ind w:left="2160" w:hanging="360"/>
+      </w:pPr>
+    </w:lvl>
+    <w:lvl w:ilvl="3" w:tentative="1">
+      <w:start w:val="1"/>
+      <w:numFmt w:val="decimal"/>
+      <w:lvlText w:val="%4."/>
+      <w:lvlJc w:val="left"/>
+      <w:pPr>
+        <w:tabs>
+          <w:tab w:val="num" w:pos="2880"/>
+        </w:tabs>
+        <w:ind w:left="2880" w:hanging="360"/>
+      </w:pPr>
+    </w:lvl>
+    <w:lvl w:ilvl="4" w:tentative="1">
+      <w:start w:val="1"/>
+      <w:numFmt w:val="decimal"/>
+      <w:lvlText w:val="%5."/>
+      <w:lvlJc w:val="left"/>
+      <w:pPr>
+        <w:tabs>
+          <w:tab w:val="num" w:pos="3600"/>
+        </w:tabs>
+        <w:ind w:left="3600" w:hanging="360"/>
+      </w:pPr>
+    </w:lvl>
+    <w:lvl w:ilvl="5" w:tentative="1">
+      <w:start w:val="1"/>
+      <w:numFmt w:val="decimal"/>
+      <w:lvlText w:val="%6."/>
+      <w:lvlJc w:val="left"/>
+      <w:pPr>
+        <w:tabs>
+          <w:tab w:val="num" w:pos="4320"/>
+        </w:tabs>
+        <w:ind w:left="4320" w:hanging="360"/>
+      </w:pPr>
+    </w:lvl>
+    <w:lvl w:ilvl="6" w:tentative="1">
+      <w:start w:val="1"/>
+      <w:numFmt w:val="decimal"/>
+      <w:lvlText w:val="%7."/>
+      <w:lvlJc w:val="left"/>
+      <w:pPr>
+        <w:tabs>
+          <w:tab w:val="num" w:pos="5040"/>
+        </w:tabs>
+        <w:ind w:left="5040" w:hanging="360"/>
+      </w:pPr>
+    </w:lvl>
+    <w:lvl w:ilvl="7" w:tentative="1">
+      <w:start w:val="1"/>
+      <w:numFmt w:val="decimal"/>
+      <w:lvlText w:val="%8."/>
+      <w:lvlJc w:val="left"/>
+      <w:pPr>
+        <w:tabs>
+          <w:tab w:val="num" w:pos="5760"/>
+        </w:tabs>
+        <w:ind w:left="5760" w:hanging="360"/>
+      </w:pPr>
+    </w:lvl>
+    <w:lvl w:ilvl="8" w:tentative="1">
+      <w:start w:val="1"/>
+      <w:numFmt w:val="decimal"/>
+      <w:lvlText w:val="%9."/>
+      <w:lvlJc w:val="left"/>
+      <w:pPr>
+        <w:tabs>
+          <w:tab w:val="num" w:pos="6480"/>
+        </w:tabs>
+        <w:ind w:left="6480" w:hanging="360"/>
+      </w:pPr>
+    </w:lvl>
+  </w:abstractNum>
+  <w:abstractNum w:abstractNumId="2" w15:restartNumberingAfterBreak="0">
     <w:nsid w:val="139745AC"/>
     <w:multiLevelType w:val="hybridMultilevel"/>
     <w:tmpl w:val="217839E2"/>
@@ -5618,7 +8171,7 @@
       </w:rPr>
     </w:lvl>
   </w:abstractNum>
-  <w:abstractNum w:abstractNumId="2" w15:restartNumberingAfterBreak="0">
+  <w:abstractNum w:abstractNumId="3" w15:restartNumberingAfterBreak="0">
     <w:nsid w:val="1EE03F6F"/>
     <w:multiLevelType w:val="hybridMultilevel"/>
     <w:tmpl w:val="1CB6B53C"/>
@@ -5704,7 +8257,124 @@
       </w:pPr>
     </w:lvl>
   </w:abstractNum>
-  <w:abstractNum w:abstractNumId="3" w15:restartNumberingAfterBreak="0">
+  <w:abstractNum w:abstractNumId="4" w15:restartNumberingAfterBreak="0">
+    <w:nsid w:val="1F2B7B82"/>
+    <w:multiLevelType w:val="multilevel"/>
+    <w:tmpl w:val="1FD6A864"/>
+    <w:lvl w:ilvl="0">
+      <w:start w:val="1"/>
+      <w:numFmt w:val="decimal"/>
+      <w:lvlText w:val="%1."/>
+      <w:lvlJc w:val="left"/>
+      <w:pPr>
+        <w:tabs>
+          <w:tab w:val="num" w:pos="720"/>
+        </w:tabs>
+        <w:ind w:left="720" w:hanging="360"/>
+      </w:pPr>
+    </w:lvl>
+    <w:lvl w:ilvl="1">
+      <w:start w:val="1"/>
+      <w:numFmt w:val="bullet"/>
+      <w:lvlText w:val="o"/>
+      <w:lvlJc w:val="left"/>
+      <w:pPr>
+        <w:tabs>
+          <w:tab w:val="num" w:pos="1440"/>
+        </w:tabs>
+        <w:ind w:left="1440" w:hanging="360"/>
+      </w:pPr>
+      <w:rPr>
+        <w:rFonts w:ascii="Courier New" w:hAnsi="Courier New" w:hint="default"/>
+        <w:sz w:val="20"/>
+      </w:rPr>
+    </w:lvl>
+    <w:lvl w:ilvl="2" w:tentative="1">
+      <w:start w:val="1"/>
+      <w:numFmt w:val="decimal"/>
+      <w:lvlText w:val="%3."/>
+      <w:lvlJc w:val="left"/>
+      <w:pPr>
+        <w:tabs>
+          <w:tab w:val="num" w:pos="2160"/>
+        </w:tabs>
+        <w:ind w:left="2160" w:hanging="360"/>
+      </w:pPr>
+    </w:lvl>
+    <w:lvl w:ilvl="3" w:tentative="1">
+      <w:start w:val="1"/>
+      <w:numFmt w:val="decimal"/>
+      <w:lvlText w:val="%4."/>
+      <w:lvlJc w:val="left"/>
+      <w:pPr>
+        <w:tabs>
+          <w:tab w:val="num" w:pos="2880"/>
+        </w:tabs>
+        <w:ind w:left="2880" w:hanging="360"/>
+      </w:pPr>
+    </w:lvl>
+    <w:lvl w:ilvl="4" w:tentative="1">
+      <w:start w:val="1"/>
+      <w:numFmt w:val="decimal"/>
+      <w:lvlText w:val="%5."/>
+      <w:lvlJc w:val="left"/>
+      <w:pPr>
+        <w:tabs>
+          <w:tab w:val="num" w:pos="3600"/>
+        </w:tabs>
+        <w:ind w:left="3600" w:hanging="360"/>
+      </w:pPr>
+    </w:lvl>
+    <w:lvl w:ilvl="5" w:tentative="1">
+      <w:start w:val="1"/>
+      <w:numFmt w:val="decimal"/>
+      <w:lvlText w:val="%6."/>
+      <w:lvlJc w:val="left"/>
+      <w:pPr>
+        <w:tabs>
+          <w:tab w:val="num" w:pos="4320"/>
+        </w:tabs>
+        <w:ind w:left="4320" w:hanging="360"/>
+      </w:pPr>
+    </w:lvl>
+    <w:lvl w:ilvl="6" w:tentative="1">
+      <w:start w:val="1"/>
+      <w:numFmt w:val="decimal"/>
+      <w:lvlText w:val="%7."/>
+      <w:lvlJc w:val="left"/>
+      <w:pPr>
+        <w:tabs>
+          <w:tab w:val="num" w:pos="5040"/>
+        </w:tabs>
+        <w:ind w:left="5040" w:hanging="360"/>
+      </w:pPr>
+    </w:lvl>
+    <w:lvl w:ilvl="7" w:tentative="1">
+      <w:start w:val="1"/>
+      <w:numFmt w:val="decimal"/>
+      <w:lvlText w:val="%8."/>
+      <w:lvlJc w:val="left"/>
+      <w:pPr>
+        <w:tabs>
+          <w:tab w:val="num" w:pos="5760"/>
+        </w:tabs>
+        <w:ind w:left="5760" w:hanging="360"/>
+      </w:pPr>
+    </w:lvl>
+    <w:lvl w:ilvl="8" w:tentative="1">
+      <w:start w:val="1"/>
+      <w:numFmt w:val="decimal"/>
+      <w:lvlText w:val="%9."/>
+      <w:lvlJc w:val="left"/>
+      <w:pPr>
+        <w:tabs>
+          <w:tab w:val="num" w:pos="6480"/>
+        </w:tabs>
+        <w:ind w:left="6480" w:hanging="360"/>
+      </w:pPr>
+    </w:lvl>
+  </w:abstractNum>
+  <w:abstractNum w:abstractNumId="5" w15:restartNumberingAfterBreak="0">
     <w:nsid w:val="24B1595B"/>
     <w:multiLevelType w:val="hybridMultilevel"/>
     <w:tmpl w:val="5B066934"/>
@@ -5793,7 +8463,124 @@
       </w:pPr>
     </w:lvl>
   </w:abstractNum>
-  <w:abstractNum w:abstractNumId="4" w15:restartNumberingAfterBreak="0">
+  <w:abstractNum w:abstractNumId="6" w15:restartNumberingAfterBreak="0">
+    <w:nsid w:val="2BFC12C6"/>
+    <w:multiLevelType w:val="multilevel"/>
+    <w:tmpl w:val="E1BC7088"/>
+    <w:lvl w:ilvl="0">
+      <w:start w:val="1"/>
+      <w:numFmt w:val="decimal"/>
+      <w:lvlText w:val="%1."/>
+      <w:lvlJc w:val="left"/>
+      <w:pPr>
+        <w:tabs>
+          <w:tab w:val="num" w:pos="720"/>
+        </w:tabs>
+        <w:ind w:left="720" w:hanging="360"/>
+      </w:pPr>
+    </w:lvl>
+    <w:lvl w:ilvl="1">
+      <w:start w:val="1"/>
+      <w:numFmt w:val="bullet"/>
+      <w:lvlText w:val="o"/>
+      <w:lvlJc w:val="left"/>
+      <w:pPr>
+        <w:tabs>
+          <w:tab w:val="num" w:pos="1440"/>
+        </w:tabs>
+        <w:ind w:left="1440" w:hanging="360"/>
+      </w:pPr>
+      <w:rPr>
+        <w:rFonts w:ascii="Courier New" w:hAnsi="Courier New" w:hint="default"/>
+        <w:sz w:val="20"/>
+      </w:rPr>
+    </w:lvl>
+    <w:lvl w:ilvl="2" w:tentative="1">
+      <w:start w:val="1"/>
+      <w:numFmt w:val="decimal"/>
+      <w:lvlText w:val="%3."/>
+      <w:lvlJc w:val="left"/>
+      <w:pPr>
+        <w:tabs>
+          <w:tab w:val="num" w:pos="2160"/>
+        </w:tabs>
+        <w:ind w:left="2160" w:hanging="360"/>
+      </w:pPr>
+    </w:lvl>
+    <w:lvl w:ilvl="3" w:tentative="1">
+      <w:start w:val="1"/>
+      <w:numFmt w:val="decimal"/>
+      <w:lvlText w:val="%4."/>
+      <w:lvlJc w:val="left"/>
+      <w:pPr>
+        <w:tabs>
+          <w:tab w:val="num" w:pos="2880"/>
+        </w:tabs>
+        <w:ind w:left="2880" w:hanging="360"/>
+      </w:pPr>
+    </w:lvl>
+    <w:lvl w:ilvl="4" w:tentative="1">
+      <w:start w:val="1"/>
+      <w:numFmt w:val="decimal"/>
+      <w:lvlText w:val="%5."/>
+      <w:lvlJc w:val="left"/>
+      <w:pPr>
+        <w:tabs>
+          <w:tab w:val="num" w:pos="3600"/>
+        </w:tabs>
+        <w:ind w:left="3600" w:hanging="360"/>
+      </w:pPr>
+    </w:lvl>
+    <w:lvl w:ilvl="5" w:tentative="1">
+      <w:start w:val="1"/>
+      <w:numFmt w:val="decimal"/>
+      <w:lvlText w:val="%6."/>
+      <w:lvlJc w:val="left"/>
+      <w:pPr>
+        <w:tabs>
+          <w:tab w:val="num" w:pos="4320"/>
+        </w:tabs>
+        <w:ind w:left="4320" w:hanging="360"/>
+      </w:pPr>
+    </w:lvl>
+    <w:lvl w:ilvl="6" w:tentative="1">
+      <w:start w:val="1"/>
+      <w:numFmt w:val="decimal"/>
+      <w:lvlText w:val="%7."/>
+      <w:lvlJc w:val="left"/>
+      <w:pPr>
+        <w:tabs>
+          <w:tab w:val="num" w:pos="5040"/>
+        </w:tabs>
+        <w:ind w:left="5040" w:hanging="360"/>
+      </w:pPr>
+    </w:lvl>
+    <w:lvl w:ilvl="7" w:tentative="1">
+      <w:start w:val="1"/>
+      <w:numFmt w:val="decimal"/>
+      <w:lvlText w:val="%8."/>
+      <w:lvlJc w:val="left"/>
+      <w:pPr>
+        <w:tabs>
+          <w:tab w:val="num" w:pos="5760"/>
+        </w:tabs>
+        <w:ind w:left="5760" w:hanging="360"/>
+      </w:pPr>
+    </w:lvl>
+    <w:lvl w:ilvl="8" w:tentative="1">
+      <w:start w:val="1"/>
+      <w:numFmt w:val="decimal"/>
+      <w:lvlText w:val="%9."/>
+      <w:lvlJc w:val="left"/>
+      <w:pPr>
+        <w:tabs>
+          <w:tab w:val="num" w:pos="6480"/>
+        </w:tabs>
+        <w:ind w:left="6480" w:hanging="360"/>
+      </w:pPr>
+    </w:lvl>
+  </w:abstractNum>
+  <w:abstractNum w:abstractNumId="7" w15:restartNumberingAfterBreak="0">
     <w:nsid w:val="476B0891"/>
     <w:multiLevelType w:val="hybridMultilevel"/>
     <w:tmpl w:val="AD2C03EC"/>
@@ -5879,7 +8666,7 @@
       </w:pPr>
     </w:lvl>
   </w:abstractNum>
-  <w:abstractNum w:abstractNumId="5" w15:restartNumberingAfterBreak="0">
+  <w:abstractNum w:abstractNumId="8" w15:restartNumberingAfterBreak="0">
     <w:nsid w:val="4BEB3989"/>
     <w:multiLevelType w:val="multilevel"/>
     <w:tmpl w:val="FFD675EA"/>
@@ -5996,7 +8783,273 @@
       </w:pPr>
     </w:lvl>
   </w:abstractNum>
-  <w:abstractNum w:abstractNumId="6" w15:restartNumberingAfterBreak="0">
+  <w:abstractNum w:abstractNumId="9" w15:restartNumberingAfterBreak="0">
+    <w:nsid w:val="5062161E"/>
+    <w:multiLevelType w:val="multilevel"/>
+    <w:tmpl w:val="4C6C62B8"/>
+    <w:lvl w:ilvl="0">
+      <w:start w:val="1"/>
+      <w:numFmt w:val="decimal"/>
+      <w:lvlText w:val="%1."/>
+      <w:lvlJc w:val="left"/>
+      <w:pPr>
+        <w:tabs>
+          <w:tab w:val="num" w:pos="720"/>
+        </w:tabs>
+        <w:ind w:left="720" w:hanging="360"/>
+      </w:pPr>
+    </w:lvl>
+    <w:lvl w:ilvl="1">
+      <w:start w:val="1"/>
+      <w:numFmt w:val="bullet"/>
+      <w:lvlText w:val="o"/>
+      <w:lvlJc w:val="left"/>
+      <w:pPr>
+        <w:tabs>
+          <w:tab w:val="num" w:pos="1440"/>
+        </w:tabs>
+        <w:ind w:left="1440" w:hanging="360"/>
+      </w:pPr>
+      <w:rPr>
+        <w:rFonts w:ascii="Courier New" w:hAnsi="Courier New" w:hint="default"/>
+        <w:sz w:val="20"/>
+      </w:rPr>
+    </w:lvl>
+    <w:lvl w:ilvl="2" w:tentative="1">
+      <w:start w:val="1"/>
+      <w:numFmt w:val="decimal"/>
+      <w:lvlText w:val="%3."/>
+      <w:lvlJc w:val="left"/>
+      <w:pPr>
+        <w:tabs>
+          <w:tab w:val="num" w:pos="2160"/>
+        </w:tabs>
+        <w:ind w:left="2160" w:hanging="360"/>
+      </w:pPr>
+    </w:lvl>
+    <w:lvl w:ilvl="3" w:tentative="1">
+      <w:start w:val="1"/>
+      <w:numFmt w:val="decimal"/>
+      <w:lvlText w:val="%4."/>
+      <w:lvlJc w:val="left"/>
+      <w:pPr>
+        <w:tabs>
+          <w:tab w:val="num" w:pos="2880"/>
+        </w:tabs>
+        <w:ind w:left="2880" w:hanging="360"/>
+      </w:pPr>
+    </w:lvl>
+    <w:lvl w:ilvl="4" w:tentative="1">
+      <w:start w:val="1"/>
+      <w:numFmt w:val="decimal"/>
+      <w:lvlText w:val="%5."/>
+      <w:lvlJc w:val="left"/>
+      <w:pPr>
+        <w:tabs>
+          <w:tab w:val="num" w:pos="3600"/>
+        </w:tabs>
+        <w:ind w:left="3600" w:hanging="360"/>
+      </w:pPr>
+    </w:lvl>
+    <w:lvl w:ilvl="5" w:tentative="1">
+      <w:start w:val="1"/>
+      <w:numFmt w:val="decimal"/>
+      <w:lvlText w:val="%6."/>
+      <w:lvlJc w:val="left"/>
+      <w:pPr>
+        <w:tabs>
+          <w:tab w:val="num" w:pos="4320"/>
+        </w:tabs>
+        <w:ind w:left="4320" w:hanging="360"/>
+      </w:pPr>
+    </w:lvl>
+    <w:lvl w:ilvl="6" w:tentative="1">
+      <w:start w:val="1"/>
+      <w:numFmt w:val="decimal"/>
+      <w:lvlText w:val="%7."/>
+      <w:lvlJc w:val="left"/>
+      <w:pPr>
+        <w:tabs>
+          <w:tab w:val="num" w:pos="5040"/>
+        </w:tabs>
+        <w:ind w:left="5040" w:hanging="360"/>
+      </w:pPr>
+    </w:lvl>
+    <w:lvl w:ilvl="7" w:tentative="1">
+      <w:start w:val="1"/>
+      <w:numFmt w:val="decimal"/>
+      <w:lvlText w:val="%8."/>
+      <w:lvlJc w:val="left"/>
+      <w:pPr>
+        <w:tabs>
+          <w:tab w:val="num" w:pos="5760"/>
+        </w:tabs>
+        <w:ind w:left="5760" w:hanging="360"/>
+      </w:pPr>
+    </w:lvl>
+    <w:lvl w:ilvl="8" w:tentative="1">
+      <w:start w:val="1"/>
+      <w:numFmt w:val="decimal"/>
+      <w:lvlText w:val="%9."/>
+      <w:lvlJc w:val="left"/>
+      <w:pPr>
+        <w:tabs>
+          <w:tab w:val="num" w:pos="6480"/>
+        </w:tabs>
+        <w:ind w:left="6480" w:hanging="360"/>
+      </w:pPr>
+    </w:lvl>
+  </w:abstractNum>
+  <w:abstractNum w:abstractNumId="10" w15:restartNumberingAfterBreak="0">
+    <w:nsid w:val="50744969"/>
+    <w:multiLevelType w:val="multilevel"/>
+    <w:tmpl w:val="124678C2"/>
+    <w:lvl w:ilvl="0">
+      <w:start w:val="1"/>
+      <w:numFmt w:val="bullet"/>
+      <w:lvlText w:val=""/>
+      <w:lvlJc w:val="left"/>
+      <w:pPr>
+        <w:tabs>
+          <w:tab w:val="num" w:pos="720"/>
+        </w:tabs>
+        <w:ind w:left="720" w:hanging="360"/>
+      </w:pPr>
+      <w:rPr>
+        <w:rFonts w:ascii="Symbol" w:hAnsi="Symbol" w:hint="default"/>
+        <w:sz w:val="20"/>
+      </w:rPr>
+    </w:lvl>
+    <w:lvl w:ilvl="1">
+      <w:start w:val="1"/>
+      <w:numFmt w:val="bullet"/>
+      <w:lvlText w:val="o"/>
+      <w:lvlJc w:val="left"/>
+      <w:pPr>
+        <w:tabs>
+          <w:tab w:val="num" w:pos="1440"/>
+        </w:tabs>
+        <w:ind w:left="1440" w:hanging="360"/>
+      </w:pPr>
+      <w:rPr>
+        <w:rFonts w:ascii="Courier New" w:hAnsi="Courier New" w:hint="default"/>
+        <w:sz w:val="20"/>
+      </w:rPr>
+    </w:lvl>
+    <w:lvl w:ilvl="2" w:tentative="1">
+      <w:start w:val="1"/>
+      <w:numFmt w:val="bullet"/>
+      <w:lvlText w:val=""/>
+      <w:lvlJc w:val="left"/>
+      <w:pPr>
+        <w:tabs>
+          <w:tab w:val="num" w:pos="2160"/>
+        </w:tabs>
+        <w:ind w:left="2160" w:hanging="360"/>
+      </w:pPr>
+      <w:rPr>
+        <w:rFonts w:ascii="Wingdings" w:hAnsi="Wingdings" w:hint="default"/>
+        <w:sz w:val="20"/>
+      </w:rPr>
+    </w:lvl>
+    <w:lvl w:ilvl="3" w:tentative="1">
+      <w:start w:val="1"/>
+      <w:numFmt w:val="bullet"/>
+      <w:lvlText w:val=""/>
+      <w:lvlJc w:val="left"/>
+      <w:pPr>
+        <w:tabs>
+          <w:tab w:val="num" w:pos="2880"/>
+        </w:tabs>
+        <w:ind w:left="2880" w:hanging="360"/>
+      </w:pPr>
+      <w:rPr>
+        <w:rFonts w:ascii="Wingdings" w:hAnsi="Wingdings" w:hint="default"/>
+        <w:sz w:val="20"/>
+      </w:rPr>
+    </w:lvl>
+    <w:lvl w:ilvl="4" w:tentative="1">
+      <w:start w:val="1"/>
+      <w:numFmt w:val="bullet"/>
+      <w:lvlText w:val=""/>
+      <w:lvlJc w:val="left"/>
+      <w:pPr>
+        <w:tabs>
+          <w:tab w:val="num" w:pos="3600"/>
+        </w:tabs>
+        <w:ind w:left="3600" w:hanging="360"/>
+      </w:pPr>
+      <w:rPr>
+        <w:rFonts w:ascii="Wingdings" w:hAnsi="Wingdings" w:hint="default"/>
+        <w:sz w:val="20"/>
+      </w:rPr>
+    </w:lvl>
+    <w:lvl w:ilvl="5" w:tentative="1">
+      <w:start w:val="1"/>
+      <w:numFmt w:val="bullet"/>
+      <w:lvlText w:val=""/>
+      <w:lvlJc w:val="left"/>
+      <w:pPr>
+        <w:tabs>
+          <w:tab w:val="num" w:pos="4320"/>
+        </w:tabs>
+        <w:ind w:left="4320" w:hanging="360"/>
+      </w:pPr>
+      <w:rPr>
+        <w:rFonts w:ascii="Wingdings" w:hAnsi="Wingdings" w:hint="default"/>
+        <w:sz w:val="20"/>
+      </w:rPr>
+    </w:lvl>
+    <w:lvl w:ilvl="6" w:tentative="1">
+      <w:start w:val="1"/>
+      <w:numFmt w:val="bullet"/>
+      <w:lvlText w:val=""/>
+      <w:lvlJc w:val="left"/>
+      <w:pPr>
+        <w:tabs>
+          <w:tab w:val="num" w:pos="5040"/>
+        </w:tabs>
+        <w:ind w:left="5040" w:hanging="360"/>
+      </w:pPr>
+      <w:rPr>
+        <w:rFonts w:ascii="Wingdings" w:hAnsi="Wingdings" w:hint="default"/>
+        <w:sz w:val="20"/>
+      </w:rPr>
+    </w:lvl>
+    <w:lvl w:ilvl="7" w:tentative="1">
+      <w:start w:val="1"/>
+      <w:numFmt w:val="bullet"/>
+      <w:lvlText w:val=""/>
+      <w:lvlJc w:val="left"/>
+      <w:pPr>
+        <w:tabs>
+          <w:tab w:val="num" w:pos="5760"/>
+        </w:tabs>
+        <w:ind w:left="5760" w:hanging="360"/>
+      </w:pPr>
+      <w:rPr>
+        <w:rFonts w:ascii="Wingdings" w:hAnsi="Wingdings" w:hint="default"/>
+        <w:sz w:val="20"/>
+      </w:rPr>
+    </w:lvl>
+    <w:lvl w:ilvl="8" w:tentative="1">
+      <w:start w:val="1"/>
+      <w:numFmt w:val="bullet"/>
+      <w:lvlText w:val=""/>
+      <w:lvlJc w:val="left"/>
+      <w:pPr>
+        <w:tabs>
+          <w:tab w:val="num" w:pos="6480"/>
+        </w:tabs>
+        <w:ind w:left="6480" w:hanging="360"/>
+      </w:pPr>
+      <w:rPr>
+        <w:rFonts w:ascii="Wingdings" w:hAnsi="Wingdings" w:hint="default"/>
+        <w:sz w:val="20"/>
+      </w:rPr>
+    </w:lvl>
+  </w:abstractNum>
+  <w:abstractNum w:abstractNumId="11" w15:restartNumberingAfterBreak="0">
     <w:nsid w:val="5E616913"/>
     <w:multiLevelType w:val="hybridMultilevel"/>
     <w:tmpl w:val="2D461BD0"/>
@@ -6085,7 +9138,390 @@
       </w:pPr>
     </w:lvl>
   </w:abstractNum>
-  <w:abstractNum w:abstractNumId="7" w15:restartNumberingAfterBreak="0">
+  <w:abstractNum w:abstractNumId="12" w15:restartNumberingAfterBreak="0">
+    <w:nsid w:val="6039467B"/>
+    <w:multiLevelType w:val="multilevel"/>
+    <w:tmpl w:val="4702ADE2"/>
+    <w:lvl w:ilvl="0">
+      <w:start w:val="1"/>
+      <w:numFmt w:val="decimal"/>
+      <w:lvlText w:val="%1."/>
+      <w:lvlJc w:val="left"/>
+      <w:pPr>
+        <w:tabs>
+          <w:tab w:val="num" w:pos="720"/>
+        </w:tabs>
+        <w:ind w:left="720" w:hanging="360"/>
+      </w:pPr>
+    </w:lvl>
+    <w:lvl w:ilvl="1">
+      <w:start w:val="1"/>
+      <w:numFmt w:val="bullet"/>
+      <w:lvlText w:val="o"/>
+      <w:lvlJc w:val="left"/>
+      <w:pPr>
+        <w:tabs>
+          <w:tab w:val="num" w:pos="1440"/>
+        </w:tabs>
+        <w:ind w:left="1440" w:hanging="360"/>
+      </w:pPr>
+      <w:rPr>
+        <w:rFonts w:ascii="Courier New" w:hAnsi="Courier New" w:hint="default"/>
+        <w:sz w:val="20"/>
+      </w:rPr>
+    </w:lvl>
+    <w:lvl w:ilvl="2" w:tentative="1">
+      <w:start w:val="1"/>
+      <w:numFmt w:val="decimal"/>
+      <w:lvlText w:val="%3."/>
+      <w:lvlJc w:val="left"/>
+      <w:pPr>
+        <w:tabs>
+          <w:tab w:val="num" w:pos="2160"/>
+        </w:tabs>
+        <w:ind w:left="2160" w:hanging="360"/>
+      </w:pPr>
+    </w:lvl>
+    <w:lvl w:ilvl="3" w:tentative="1">
+      <w:start w:val="1"/>
+      <w:numFmt w:val="decimal"/>
+      <w:lvlText w:val="%4."/>
+      <w:lvlJc w:val="left"/>
+      <w:pPr>
+        <w:tabs>
+          <w:tab w:val="num" w:pos="2880"/>
+        </w:tabs>
+        <w:ind w:left="2880" w:hanging="360"/>
+      </w:pPr>
+    </w:lvl>
+    <w:lvl w:ilvl="4" w:tentative="1">
+      <w:start w:val="1"/>
+      <w:numFmt w:val="decimal"/>
+      <w:lvlText w:val="%5."/>
+      <w:lvlJc w:val="left"/>
+      <w:pPr>
+        <w:tabs>
+          <w:tab w:val="num" w:pos="3600"/>
+        </w:tabs>
+        <w:ind w:left="3600" w:hanging="360"/>
+      </w:pPr>
+    </w:lvl>
+    <w:lvl w:ilvl="5" w:tentative="1">
+      <w:start w:val="1"/>
+      <w:numFmt w:val="decimal"/>
+      <w:lvlText w:val="%6."/>
+      <w:lvlJc w:val="left"/>
+      <w:pPr>
+        <w:tabs>
+          <w:tab w:val="num" w:pos="4320"/>
+        </w:tabs>
+        <w:ind w:left="4320" w:hanging="360"/>
+      </w:pPr>
+    </w:lvl>
+    <w:lvl w:ilvl="6" w:tentative="1">
+      <w:start w:val="1"/>
+      <w:numFmt w:val="decimal"/>
+      <w:lvlText w:val="%7."/>
+      <w:lvlJc w:val="left"/>
+      <w:pPr>
+        <w:tabs>
+          <w:tab w:val="num" w:pos="5040"/>
+        </w:tabs>
+        <w:ind w:left="5040" w:hanging="360"/>
+      </w:pPr>
+    </w:lvl>
+    <w:lvl w:ilvl="7" w:tentative="1">
+      <w:start w:val="1"/>
+      <w:numFmt w:val="decimal"/>
+      <w:lvlText w:val="%8."/>
+      <w:lvlJc w:val="left"/>
+      <w:pPr>
+        <w:tabs>
+          <w:tab w:val="num" w:pos="5760"/>
+        </w:tabs>
+        <w:ind w:left="5760" w:hanging="360"/>
+      </w:pPr>
+    </w:lvl>
+    <w:lvl w:ilvl="8" w:tentative="1">
+      <w:start w:val="1"/>
+      <w:numFmt w:val="decimal"/>
+      <w:lvlText w:val="%9."/>
+      <w:lvlJc w:val="left"/>
+      <w:pPr>
+        <w:tabs>
+          <w:tab w:val="num" w:pos="6480"/>
+        </w:tabs>
+        <w:ind w:left="6480" w:hanging="360"/>
+      </w:pPr>
+    </w:lvl>
+  </w:abstractNum>
+  <w:abstractNum w:abstractNumId="13" w15:restartNumberingAfterBreak="0">
+    <w:nsid w:val="74AA68F6"/>
+    <w:multiLevelType w:val="multilevel"/>
+    <w:tmpl w:val="C930C416"/>
+    <w:lvl w:ilvl="0">
+      <w:start w:val="1"/>
+      <w:numFmt w:val="bullet"/>
+      <w:lvlText w:val=""/>
+      <w:lvlJc w:val="left"/>
+      <w:pPr>
+        <w:tabs>
+          <w:tab w:val="num" w:pos="720"/>
+        </w:tabs>
+        <w:ind w:left="720" w:hanging="360"/>
+      </w:pPr>
+      <w:rPr>
+        <w:rFonts w:ascii="Symbol" w:hAnsi="Symbol" w:hint="default"/>
+        <w:sz w:val="20"/>
+      </w:rPr>
+    </w:lvl>
+    <w:lvl w:ilvl="1" w:tentative="1">
+      <w:start w:val="1"/>
+      <w:numFmt w:val="bullet"/>
+      <w:lvlText w:val="o"/>
+      <w:lvlJc w:val="left"/>
+      <w:pPr>
+        <w:tabs>
+          <w:tab w:val="num" w:pos="1440"/>
+        </w:tabs>
+        <w:ind w:left="1440" w:hanging="360"/>
+      </w:pPr>
+      <w:rPr>
+        <w:rFonts w:ascii="Courier New" w:hAnsi="Courier New" w:hint="default"/>
+        <w:sz w:val="20"/>
+      </w:rPr>
+    </w:lvl>
+    <w:lvl w:ilvl="2" w:tentative="1">
+      <w:start w:val="1"/>
+      <w:numFmt w:val="bullet"/>
+      <w:lvlText w:val=""/>
+      <w:lvlJc w:val="left"/>
+      <w:pPr>
+        <w:tabs>
+          <w:tab w:val="num" w:pos="2160"/>
+        </w:tabs>
+        <w:ind w:left="2160" w:hanging="360"/>
+      </w:pPr>
+      <w:rPr>
+        <w:rFonts w:ascii="Wingdings" w:hAnsi="Wingdings" w:hint="default"/>
+        <w:sz w:val="20"/>
+      </w:rPr>
+    </w:lvl>
+    <w:lvl w:ilvl="3" w:tentative="1">
+      <w:start w:val="1"/>
+      <w:numFmt w:val="bullet"/>
+      <w:lvlText w:val=""/>
+      <w:lvlJc w:val="left"/>
+      <w:pPr>
+        <w:tabs>
+          <w:tab w:val="num" w:pos="2880"/>
+        </w:tabs>
+        <w:ind w:left="2880" w:hanging="360"/>
+      </w:pPr>
+      <w:rPr>
+        <w:rFonts w:ascii="Wingdings" w:hAnsi="Wingdings" w:hint="default"/>
+        <w:sz w:val="20"/>
+      </w:rPr>
+    </w:lvl>
+    <w:lvl w:ilvl="4" w:tentative="1">
+      <w:start w:val="1"/>
+      <w:numFmt w:val="bullet"/>
+      <w:lvlText w:val=""/>
+      <w:lvlJc w:val="left"/>
+      <w:pPr>
+        <w:tabs>
+          <w:tab w:val="num" w:pos="3600"/>
+        </w:tabs>
+        <w:ind w:left="3600" w:hanging="360"/>
+      </w:pPr>
+      <w:rPr>
+        <w:rFonts w:ascii="Wingdings" w:hAnsi="Wingdings" w:hint="default"/>
+        <w:sz w:val="20"/>
+      </w:rPr>
+    </w:lvl>
+    <w:lvl w:ilvl="5" w:tentative="1">
+      <w:start w:val="1"/>
+      <w:numFmt w:val="bullet"/>
+      <w:lvlText w:val=""/>
+      <w:lvlJc w:val="left"/>
+      <w:pPr>
+        <w:tabs>
+          <w:tab w:val="num" w:pos="4320"/>
+        </w:tabs>
+        <w:ind w:left="4320" w:hanging="360"/>
+      </w:pPr>
+      <w:rPr>
+        <w:rFonts w:ascii="Wingdings" w:hAnsi="Wingdings" w:hint="default"/>
+        <w:sz w:val="20"/>
+      </w:rPr>
+    </w:lvl>
+    <w:lvl w:ilvl="6" w:tentative="1">
+      <w:start w:val="1"/>
+      <w:numFmt w:val="bullet"/>
+      <w:lvlText w:val=""/>
+      <w:lvlJc w:val="left"/>
+      <w:pPr>
+        <w:tabs>
+          <w:tab w:val="num" w:pos="5040"/>
+        </w:tabs>
+        <w:ind w:left="5040" w:hanging="360"/>
+      </w:pPr>
+      <w:rPr>
+        <w:rFonts w:ascii="Wingdings" w:hAnsi="Wingdings" w:hint="default"/>
+        <w:sz w:val="20"/>
+      </w:rPr>
+    </w:lvl>
+    <w:lvl w:ilvl="7" w:tentative="1">
+      <w:start w:val="1"/>
+      <w:numFmt w:val="bullet"/>
+      <w:lvlText w:val=""/>
+      <w:lvlJc w:val="left"/>
+      <w:pPr>
+        <w:tabs>
+          <w:tab w:val="num" w:pos="5760"/>
+        </w:tabs>
+        <w:ind w:left="5760" w:hanging="360"/>
+      </w:pPr>
+      <w:rPr>
+        <w:rFonts w:ascii="Wingdings" w:hAnsi="Wingdings" w:hint="default"/>
+        <w:sz w:val="20"/>
+      </w:rPr>
+    </w:lvl>
+    <w:lvl w:ilvl="8" w:tentative="1">
+      <w:start w:val="1"/>
+      <w:numFmt w:val="bullet"/>
+      <w:lvlText w:val=""/>
+      <w:lvlJc w:val="left"/>
+      <w:pPr>
+        <w:tabs>
+          <w:tab w:val="num" w:pos="6480"/>
+        </w:tabs>
+        <w:ind w:left="6480" w:hanging="360"/>
+      </w:pPr>
+      <w:rPr>
+        <w:rFonts w:ascii="Wingdings" w:hAnsi="Wingdings" w:hint="default"/>
+        <w:sz w:val="20"/>
+      </w:rPr>
+    </w:lvl>
+  </w:abstractNum>
+  <w:abstractNum w:abstractNumId="14" w15:restartNumberingAfterBreak="0">
+    <w:nsid w:val="7A3F077C"/>
+    <w:multiLevelType w:val="multilevel"/>
+    <w:tmpl w:val="C2805834"/>
+    <w:lvl w:ilvl="0">
+      <w:start w:val="1"/>
+      <w:numFmt w:val="decimal"/>
+      <w:lvlText w:val="%1."/>
+      <w:lvlJc w:val="left"/>
+      <w:pPr>
+        <w:tabs>
+          <w:tab w:val="num" w:pos="720"/>
+        </w:tabs>
+        <w:ind w:left="720" w:hanging="360"/>
+      </w:pPr>
+    </w:lvl>
+    <w:lvl w:ilvl="1">
+      <w:start w:val="1"/>
+      <w:numFmt w:val="bullet"/>
+      <w:lvlText w:val="o"/>
+      <w:lvlJc w:val="left"/>
+      <w:pPr>
+        <w:tabs>
+          <w:tab w:val="num" w:pos="1440"/>
+        </w:tabs>
+        <w:ind w:left="1440" w:hanging="360"/>
+      </w:pPr>
+      <w:rPr>
+        <w:rFonts w:ascii="Courier New" w:hAnsi="Courier New" w:hint="default"/>
+        <w:sz w:val="20"/>
+      </w:rPr>
+    </w:lvl>
+    <w:lvl w:ilvl="2" w:tentative="1">
+      <w:start w:val="1"/>
+      <w:numFmt w:val="decimal"/>
+      <w:lvlText w:val="%3."/>
+      <w:lvlJc w:val="left"/>
+      <w:pPr>
+        <w:tabs>
+          <w:tab w:val="num" w:pos="2160"/>
+        </w:tabs>
+        <w:ind w:left="2160" w:hanging="360"/>
+      </w:pPr>
+    </w:lvl>
+    <w:lvl w:ilvl="3" w:tentative="1">
+      <w:start w:val="1"/>
+      <w:numFmt w:val="decimal"/>
+      <w:lvlText w:val="%4."/>
+      <w:lvlJc w:val="left"/>
+      <w:pPr>
+        <w:tabs>
+          <w:tab w:val="num" w:pos="2880"/>
+        </w:tabs>
+        <w:ind w:left="2880" w:hanging="360"/>
+      </w:pPr>
+    </w:lvl>
+    <w:lvl w:ilvl="4" w:tentative="1">
+      <w:start w:val="1"/>
+      <w:numFmt w:val="decimal"/>
+      <w:lvlText w:val="%5."/>
+      <w:lvlJc w:val="left"/>
+      <w:pPr>
+        <w:tabs>
+          <w:tab w:val="num" w:pos="3600"/>
+        </w:tabs>
+        <w:ind w:left="3600" w:hanging="360"/>
+      </w:pPr>
+    </w:lvl>
+    <w:lvl w:ilvl="5" w:tentative="1">
+      <w:start w:val="1"/>
+      <w:numFmt w:val="decimal"/>
+      <w:lvlText w:val="%6."/>
+      <w:lvlJc w:val="left"/>
+      <w:pPr>
+        <w:tabs>
+          <w:tab w:val="num" w:pos="4320"/>
+        </w:tabs>
+        <w:ind w:left="4320" w:hanging="360"/>
+      </w:pPr>
+    </w:lvl>
+    <w:lvl w:ilvl="6" w:tentative="1">
+      <w:start w:val="1"/>
+      <w:numFmt w:val="decimal"/>
+      <w:lvlText w:val="%7."/>
+      <w:lvlJc w:val="left"/>
+      <w:pPr>
+        <w:tabs>
+          <w:tab w:val="num" w:pos="5040"/>
+        </w:tabs>
+        <w:ind w:left="5040" w:hanging="360"/>
+      </w:pPr>
+    </w:lvl>
+    <w:lvl w:ilvl="7" w:tentative="1">
+      <w:start w:val="1"/>
+      <w:numFmt w:val="decimal"/>
+      <w:lvlText w:val="%8."/>
+      <w:lvlJc w:val="left"/>
+      <w:pPr>
+        <w:tabs>
+          <w:tab w:val="num" w:pos="5760"/>
+        </w:tabs>
+        <w:ind w:left="5760" w:hanging="360"/>
+      </w:pPr>
+    </w:lvl>
+    <w:lvl w:ilvl="8" w:tentative="1">
+      <w:start w:val="1"/>
+      <w:numFmt w:val="decimal"/>
+      <w:lvlText w:val="%9."/>
+      <w:lvlJc w:val="left"/>
+      <w:pPr>
+        <w:tabs>
+          <w:tab w:val="num" w:pos="6480"/>
+        </w:tabs>
+        <w:ind w:left="6480" w:hanging="360"/>
+      </w:pPr>
+    </w:lvl>
+  </w:abstractNum>
+  <w:abstractNum w:abstractNumId="15" w15:restartNumberingAfterBreak="0">
     <w:nsid w:val="7ED04F88"/>
     <w:multiLevelType w:val="hybridMultilevel"/>
     <w:tmpl w:val="9DF8AFB0"/>
@@ -6171,29 +9607,173 @@
       </w:pPr>
     </w:lvl>
   </w:abstractNum>
+  <w:abstractNum w:abstractNumId="16" w15:restartNumberingAfterBreak="0">
+    <w:nsid w:val="7EFD0EBD"/>
+    <w:multiLevelType w:val="multilevel"/>
+    <w:tmpl w:val="188E5120"/>
+    <w:lvl w:ilvl="0">
+      <w:start w:val="1"/>
+      <w:numFmt w:val="decimal"/>
+      <w:lvlText w:val="%1."/>
+      <w:lvlJc w:val="left"/>
+      <w:pPr>
+        <w:tabs>
+          <w:tab w:val="num" w:pos="720"/>
+        </w:tabs>
+        <w:ind w:left="720" w:hanging="360"/>
+      </w:pPr>
+    </w:lvl>
+    <w:lvl w:ilvl="1">
+      <w:start w:val="1"/>
+      <w:numFmt w:val="bullet"/>
+      <w:lvlText w:val="o"/>
+      <w:lvlJc w:val="left"/>
+      <w:pPr>
+        <w:tabs>
+          <w:tab w:val="num" w:pos="1440"/>
+        </w:tabs>
+        <w:ind w:left="1440" w:hanging="360"/>
+      </w:pPr>
+      <w:rPr>
+        <w:rFonts w:ascii="Courier New" w:hAnsi="Courier New" w:hint="default"/>
+        <w:sz w:val="20"/>
+      </w:rPr>
+    </w:lvl>
+    <w:lvl w:ilvl="2" w:tentative="1">
+      <w:start w:val="1"/>
+      <w:numFmt w:val="decimal"/>
+      <w:lvlText w:val="%3."/>
+      <w:lvlJc w:val="left"/>
+      <w:pPr>
+        <w:tabs>
+          <w:tab w:val="num" w:pos="2160"/>
+        </w:tabs>
+        <w:ind w:left="2160" w:hanging="360"/>
+      </w:pPr>
+    </w:lvl>
+    <w:lvl w:ilvl="3" w:tentative="1">
+      <w:start w:val="1"/>
+      <w:numFmt w:val="decimal"/>
+      <w:lvlText w:val="%4."/>
+      <w:lvlJc w:val="left"/>
+      <w:pPr>
+        <w:tabs>
+          <w:tab w:val="num" w:pos="2880"/>
+        </w:tabs>
+        <w:ind w:left="2880" w:hanging="360"/>
+      </w:pPr>
+    </w:lvl>
+    <w:lvl w:ilvl="4" w:tentative="1">
+      <w:start w:val="1"/>
+      <w:numFmt w:val="decimal"/>
+      <w:lvlText w:val="%5."/>
+      <w:lvlJc w:val="left"/>
+      <w:pPr>
+        <w:tabs>
+          <w:tab w:val="num" w:pos="3600"/>
+        </w:tabs>
+        <w:ind w:left="3600" w:hanging="360"/>
+      </w:pPr>
+    </w:lvl>
+    <w:lvl w:ilvl="5" w:tentative="1">
+      <w:start w:val="1"/>
+      <w:numFmt w:val="decimal"/>
+      <w:lvlText w:val="%6."/>
+      <w:lvlJc w:val="left"/>
+      <w:pPr>
+        <w:tabs>
+          <w:tab w:val="num" w:pos="4320"/>
+        </w:tabs>
+        <w:ind w:left="4320" w:hanging="360"/>
+      </w:pPr>
+    </w:lvl>
+    <w:lvl w:ilvl="6" w:tentative="1">
+      <w:start w:val="1"/>
+      <w:numFmt w:val="decimal"/>
+      <w:lvlText w:val="%7."/>
+      <w:lvlJc w:val="left"/>
+      <w:pPr>
+        <w:tabs>
+          <w:tab w:val="num" w:pos="5040"/>
+        </w:tabs>
+        <w:ind w:left="5040" w:hanging="360"/>
+      </w:pPr>
+    </w:lvl>
+    <w:lvl w:ilvl="7" w:tentative="1">
+      <w:start w:val="1"/>
+      <w:numFmt w:val="decimal"/>
+      <w:lvlText w:val="%8."/>
+      <w:lvlJc w:val="left"/>
+      <w:pPr>
+        <w:tabs>
+          <w:tab w:val="num" w:pos="5760"/>
+        </w:tabs>
+        <w:ind w:left="5760" w:hanging="360"/>
+      </w:pPr>
+    </w:lvl>
+    <w:lvl w:ilvl="8" w:tentative="1">
+      <w:start w:val="1"/>
+      <w:numFmt w:val="decimal"/>
+      <w:lvlText w:val="%9."/>
+      <w:lvlJc w:val="left"/>
+      <w:pPr>
+        <w:tabs>
+          <w:tab w:val="num" w:pos="6480"/>
+        </w:tabs>
+        <w:ind w:left="6480" w:hanging="360"/>
+      </w:pPr>
+    </w:lvl>
+  </w:abstractNum>
   <w:num w:numId="1" w16cid:durableId="1719206369">
+    <w:abstractNumId w:val="3"/>
+  </w:num>
+  <w:num w:numId="2" w16cid:durableId="1492673391">
+    <w:abstractNumId w:val="7"/>
+  </w:num>
+  <w:num w:numId="3" w16cid:durableId="2075084396">
     <w:abstractNumId w:val="2"/>
   </w:num>
-  <w:num w:numId="2" w16cid:durableId="1492673391">
-    <w:abstractNumId w:val="4"/>
-  </w:num>
-  <w:num w:numId="3" w16cid:durableId="2075084396">
-    <w:abstractNumId w:val="1"/>
-  </w:num>
   <w:num w:numId="4" w16cid:durableId="1221357371">
-    <w:abstractNumId w:val="7"/>
+    <w:abstractNumId w:val="15"/>
   </w:num>
   <w:num w:numId="5" w16cid:durableId="1267926220">
-    <w:abstractNumId w:val="3"/>
+    <w:abstractNumId w:val="5"/>
   </w:num>
   <w:num w:numId="6" w16cid:durableId="185946005">
-    <w:abstractNumId w:val="5"/>
+    <w:abstractNumId w:val="8"/>
   </w:num>
   <w:num w:numId="7" w16cid:durableId="282661222">
-    <w:abstractNumId w:val="6"/>
+    <w:abstractNumId w:val="11"/>
   </w:num>
   <w:num w:numId="8" w16cid:durableId="2053338129">
     <w:abstractNumId w:val="0"/>
+  </w:num>
+  <w:num w:numId="9" w16cid:durableId="152765761">
+    <w:abstractNumId w:val="13"/>
+  </w:num>
+  <w:num w:numId="10" w16cid:durableId="1514223021">
+    <w:abstractNumId w:val="9"/>
+  </w:num>
+  <w:num w:numId="11" w16cid:durableId="315186117">
+    <w:abstractNumId w:val="14"/>
+  </w:num>
+  <w:num w:numId="12" w16cid:durableId="759058066">
+    <w:abstractNumId w:val="12"/>
+  </w:num>
+  <w:num w:numId="13" w16cid:durableId="1500192683">
+    <w:abstractNumId w:val="16"/>
+  </w:num>
+  <w:num w:numId="14" w16cid:durableId="996035756">
+    <w:abstractNumId w:val="1"/>
+  </w:num>
+  <w:num w:numId="15" w16cid:durableId="1458376472">
+    <w:abstractNumId w:val="4"/>
+  </w:num>
+  <w:num w:numId="16" w16cid:durableId="994265074">
+    <w:abstractNumId w:val="6"/>
+  </w:num>
+  <w:num w:numId="17" w16cid:durableId="350574924">
+    <w:abstractNumId w:val="10"/>
   </w:num>
 </w:numbering>
 </file>
